--- a/Capteur/pcb/Capteur S3/CapteurS3.docx
+++ b/Capteur/pcb/Capteur S3/CapteurS3.docx
@@ -6967,7 +6967,7 @@
                 <w:sz w:val="19"/>
                 <w:szCs w:val="19"/>
               </w:rPr>
-              <w:t xml:space="preserve">pcb/Capteur S3/ProPrj_Capteur S3_2026-10-19.epro2</w:t>
+              <w:t xml:space="preserve">pcb/Capteur S3/Capteur_S3_Projet_2026-10-19.epro2</w:t>
             </w:r>
           </w:p>
         </w:tc>
@@ -8316,7 +8316,7 @@
         </w:numPr>
       </w:pPr>
       <w:r>
-        <w:t xml:space="preserve">☑ Export </w:t>
+        <w:t xml:space="preserve">[x] Export </w:t>
       </w:r>
       <w:r>
         <w:rPr>
@@ -8350,7 +8350,7 @@
         </w:numPr>
       </w:pPr>
       <w:r>
-        <w:t xml:space="preserve">☐ Commit (procédure NAS de Pilotage_Maison, sans </w:t>
+        <w:t xml:space="preserve">[ ] Commit (procédure NAS de Pilotage_Maison, sans </w:t>
       </w:r>
       <w:r>
         <w:rPr>
@@ -8373,7 +8373,7 @@
         </w:numPr>
       </w:pPr>
       <w:r>
-        <w:t xml:space="preserve">☐ Commande JLCPCB.</w:t>
+        <w:t xml:space="preserve">[ ] Commande JLCPCB.</w:t>
       </w:r>
     </w:p>
     <w:p>
@@ -8385,7 +8385,7 @@
         </w:numPr>
       </w:pPr>
       <w:r>
-        <w:t xml:space="preserve">☐ Code : calibre de la mesure des piles à 3,0 ; vérifier le sens de lecture du flotteur (1 = plein).</w:t>
+        <w:t xml:space="preserve">[ ] Code : calibre de la mesure des piles à 3,0 ; vérifier le sens de lecture du flotteur (1 = plein).</w:t>
       </w:r>
     </w:p>
     <w:p>
@@ -8397,7 +8397,7 @@
         </w:numPr>
       </w:pPr>
       <w:r>
-        <w:t xml:space="preserve">☐ Essais : redémarrages en Wi-Fi continu sur piles (C5), tension des piles neuves sur </w:t>
+        <w:t xml:space="preserve">[ ] Essais : redémarrages en Wi-Fi continu sur piles (C5), tension des piles neuves sur </w:t>
       </w:r>
       <w:r>
         <w:rPr>
@@ -8420,7 +8420,7 @@
         </w:numPr>
       </w:pPr>
       <w:r>
-        <w:t xml:space="preserve">☐ Boîtier imprimé : support 4 AA, interrupteur en paroi, passages de fils au bord haut.</w:t>
+        <w:t xml:space="preserve">[ ] Boîtier imprimé : support 4 AA, interrupteur en paroi, passages de fils au bord haut.</w:t>
       </w:r>
     </w:p>
     <w:p>
@@ -9483,6 +9483,139 @@
     <w:basedOn w:val="Normal"/>
     <w:qFormat/>
   </w:style>
+  <w:style w:type="paragraph" w:styleId="Caption">
+    <w:name w:val="caption"/>
+    <w:basedOn w:val="Normal"/>
+    <w:next w:val="Normal"/>
+    <w:uiPriority w:val="35"/>
+    <w:semiHidden/>
+    <w:unhideWhenUsed/>
+    <w:qFormat/>
+    <w:pPr>
+      <w:spacing w:after="200"/>
+    </w:pPr>
+    <w:rPr>
+      <w:i/>
+      <w:iCs/>
+      <w:color w:val="44546A" w:themeColor="dark2"/>
+      <w:sz w:val="18"/>
+      <w:szCs w:val="18"/>
+    </w:rPr>
+  </w:style>
+  <w:style w:type="paragraph" w:styleId="Bibliography">
+    <w:name w:val="Bibliography"/>
+    <w:basedOn w:val="Normal"/>
+    <w:next w:val="Normal"/>
+    <w:uiPriority w:val="37"/>
+    <w:unhideWhenUsed/>
+  </w:style>
+  <w:style w:type="paragraph" w:styleId="TOC1">
+    <w:name w:val="toc 1"/>
+    <w:basedOn w:val="Normal"/>
+    <w:next w:val="Normal"/>
+    <w:uiPriority w:val="39"/>
+    <w:semiHidden/>
+    <w:unhideWhenUsed/>
+    <w:pPr>
+      <w:spacing w:after="100"/>
+    </w:pPr>
+  </w:style>
+  <w:style w:type="paragraph" w:styleId="TOC2">
+    <w:name w:val="toc 2"/>
+    <w:basedOn w:val="Normal"/>
+    <w:next w:val="Normal"/>
+    <w:uiPriority w:val="39"/>
+    <w:semiHidden/>
+    <w:unhideWhenUsed/>
+    <w:pPr>
+      <w:spacing w:after="100"/>
+      <w:ind w:left="220"/>
+    </w:pPr>
+  </w:style>
+  <w:style w:type="paragraph" w:styleId="TOC3">
+    <w:name w:val="toc 3"/>
+    <w:basedOn w:val="Normal"/>
+    <w:next w:val="Normal"/>
+    <w:uiPriority w:val="39"/>
+    <w:semiHidden/>
+    <w:unhideWhenUsed/>
+    <w:pPr>
+      <w:spacing w:after="100"/>
+      <w:ind w:left="440"/>
+    </w:pPr>
+  </w:style>
+  <w:style w:type="paragraph" w:styleId="TOC4">
+    <w:name w:val="toc 4"/>
+    <w:basedOn w:val="Normal"/>
+    <w:next w:val="Normal"/>
+    <w:uiPriority w:val="39"/>
+    <w:semiHidden/>
+    <w:unhideWhenUsed/>
+    <w:pPr>
+      <w:spacing w:after="100"/>
+      <w:ind w:left="660"/>
+    </w:pPr>
+  </w:style>
+  <w:style w:type="paragraph" w:styleId="TOC5">
+    <w:name w:val="toc 5"/>
+    <w:basedOn w:val="Normal"/>
+    <w:next w:val="Normal"/>
+    <w:uiPriority w:val="39"/>
+    <w:semiHidden/>
+    <w:unhideWhenUsed/>
+    <w:pPr>
+      <w:spacing w:after="100"/>
+      <w:ind w:left="880"/>
+    </w:pPr>
+  </w:style>
+  <w:style w:type="paragraph" w:styleId="TOC6">
+    <w:name w:val="toc 6"/>
+    <w:basedOn w:val="Normal"/>
+    <w:next w:val="Normal"/>
+    <w:uiPriority w:val="39"/>
+    <w:semiHidden/>
+    <w:unhideWhenUsed/>
+    <w:pPr>
+      <w:spacing w:after="100"/>
+      <w:ind w:left="1100"/>
+    </w:pPr>
+  </w:style>
+  <w:style w:type="paragraph" w:styleId="TOC7">
+    <w:name w:val="toc 7"/>
+    <w:basedOn w:val="Normal"/>
+    <w:next w:val="Normal"/>
+    <w:uiPriority w:val="39"/>
+    <w:semiHidden/>
+    <w:unhideWhenUsed/>
+    <w:pPr>
+      <w:spacing w:after="100"/>
+      <w:ind w:left="1320"/>
+    </w:pPr>
+  </w:style>
+  <w:style w:type="paragraph" w:styleId="TOC8">
+    <w:name w:val="toc 8"/>
+    <w:basedOn w:val="Normal"/>
+    <w:next w:val="Normal"/>
+    <w:uiPriority w:val="39"/>
+    <w:semiHidden/>
+    <w:unhideWhenUsed/>
+    <w:pPr>
+      <w:spacing w:after="100"/>
+      <w:ind w:left="1540"/>
+    </w:pPr>
+  </w:style>
+  <w:style w:type="paragraph" w:styleId="TOC9">
+    <w:name w:val="toc 9"/>
+    <w:basedOn w:val="Normal"/>
+    <w:next w:val="Normal"/>
+    <w:uiPriority w:val="39"/>
+    <w:semiHidden/>
+    <w:unhideWhenUsed/>
+    <w:pPr>
+      <w:spacing w:after="100"/>
+      <w:ind w:left="1760"/>
+    </w:pPr>
+  </w:style>
   <w:style w:type="character" w:styleId="Hyperlink">
     <w:name w:val="Hyperlink"/>
     <w:basedOn w:val="DefaultParagraphFont"/>
@@ -9566,6 +9699,13 @@
       <w:sz w:val="20"/>
       <w:szCs w:val="20"/>
     </w:rPr>
+  </w:style>
+  <w:style w:type="character" w:styleId="LineNumber">
+    <w:name w:val="line number"/>
+    <w:basedOn w:val="DefaultParagraphFont"/>
+    <w:uiPriority w:val="99"/>
+    <w:semiHidden/>
+    <w:unhideWhenUsed/>
   </w:style>
   <w:style w:type="paragraph" w:styleId="Title">
     <w:name w:val="Title"/>

--- a/Capteur/pcb/Capteur S3/CapteurS3.docx
+++ b/Capteur/pcb/Capteur S3/CapteurS3.docx
@@ -16,7 +16,7 @@
         <w:spacing w:after="120"/>
       </w:pPr>
       <w:r>
-        <w:t xml:space="preserve">Version du 2026-10-19 (carte V 1.0 dessinée). </w:t>
+        <w:t xml:space="preserve">Version du 2026-10-19 (carte V 1.0 dessinée) ; option détecteur jour / nuit ajoutée le 2026-10-28 (§ 1.1 d). </w:t>
       </w:r>
       <w:r>
         <w:rPr>
@@ -442,11 +442,11 @@
         </w:tblBorders>
       </w:tblPr>
       <w:tblGrid>
-        <w:gridCol w:w="2231"/>
-        <w:gridCol w:w="625"/>
-        <w:gridCol w:w="982"/>
-        <w:gridCol w:w="3480"/>
-        <w:gridCol w:w="2320"/>
+        <w:gridCol w:w="2664"/>
+        <w:gridCol w:w="549"/>
+        <w:gridCol w:w="862"/>
+        <w:gridCol w:w="3291"/>
+        <w:gridCol w:w="2272"/>
       </w:tblGrid>
       <w:tr>
         <w:trPr>
@@ -454,7 +454,7 @@
         </w:trPr>
         <w:tc>
           <w:tcPr>
-            <w:tcW w:type="dxa" w:w="2231"/>
+            <w:tcW w:type="dxa" w:w="2664"/>
             <w:tcBorders>
               <w:top w:val="single" w:color="999999" w:sz="4"/>
               <w:left w:val="single" w:color="999999" w:sz="4"/>
@@ -481,7 +481,7 @@
         </w:tc>
         <w:tc>
           <w:tcPr>
-            <w:tcW w:type="dxa" w:w="625"/>
+            <w:tcW w:type="dxa" w:w="549"/>
             <w:tcBorders>
               <w:top w:val="single" w:color="999999" w:sz="4"/>
               <w:left w:val="single" w:color="999999" w:sz="4"/>
@@ -508,7 +508,7 @@
         </w:tc>
         <w:tc>
           <w:tcPr>
-            <w:tcW w:type="dxa" w:w="982"/>
+            <w:tcW w:type="dxa" w:w="862"/>
             <w:tcBorders>
               <w:top w:val="single" w:color="999999" w:sz="4"/>
               <w:left w:val="single" w:color="999999" w:sz="4"/>
@@ -535,7 +535,7 @@
         </w:tc>
         <w:tc>
           <w:tcPr>
-            <w:tcW w:type="dxa" w:w="3480"/>
+            <w:tcW w:type="dxa" w:w="3291"/>
             <w:tcBorders>
               <w:top w:val="single" w:color="999999" w:sz="4"/>
               <w:left w:val="single" w:color="999999" w:sz="4"/>
@@ -579,7 +579,7 @@
         </w:tc>
         <w:tc>
           <w:tcPr>
-            <w:tcW w:type="dxa" w:w="2320"/>
+            <w:tcW w:type="dxa" w:w="2272"/>
             <w:tcBorders>
               <w:top w:val="single" w:color="999999" w:sz="4"/>
               <w:left w:val="single" w:color="999999" w:sz="4"/>
@@ -611,7 +611,7 @@
         </w:trPr>
         <w:tc>
           <w:tcPr>
-            <w:tcW w:type="dxa" w:w="2231"/>
+            <w:tcW w:type="dxa" w:w="2664"/>
             <w:tcBorders>
               <w:top w:val="single" w:color="999999" w:sz="4"/>
               <w:left w:val="single" w:color="999999" w:sz="4"/>
@@ -644,7 +644,7 @@
         </w:tc>
         <w:tc>
           <w:tcPr>
-            <w:tcW w:type="dxa" w:w="625"/>
+            <w:tcW w:type="dxa" w:w="549"/>
             <w:tcBorders>
               <w:top w:val="single" w:color="999999" w:sz="4"/>
               <w:left w:val="single" w:color="999999" w:sz="4"/>
@@ -666,7 +666,7 @@
         </w:tc>
         <w:tc>
           <w:tcPr>
-            <w:tcW w:type="dxa" w:w="982"/>
+            <w:tcW w:type="dxa" w:w="862"/>
             <w:tcBorders>
               <w:top w:val="single" w:color="999999" w:sz="4"/>
               <w:left w:val="single" w:color="999999" w:sz="4"/>
@@ -688,7 +688,7 @@
         </w:tc>
         <w:tc>
           <w:tcPr>
-            <w:tcW w:type="dxa" w:w="3480"/>
+            <w:tcW w:type="dxa" w:w="3291"/>
             <w:tcBorders>
               <w:top w:val="single" w:color="999999" w:sz="4"/>
               <w:left w:val="single" w:color="999999" w:sz="4"/>
@@ -729,7 +729,7 @@
         </w:tc>
         <w:tc>
           <w:tcPr>
-            <w:tcW w:type="dxa" w:w="2320"/>
+            <w:tcW w:type="dxa" w:w="2272"/>
             <w:tcBorders>
               <w:top w:val="single" w:color="999999" w:sz="4"/>
               <w:left w:val="single" w:color="999999" w:sz="4"/>
@@ -756,7 +756,7 @@
         </w:trPr>
         <w:tc>
           <w:tcPr>
-            <w:tcW w:type="dxa" w:w="2231"/>
+            <w:tcW w:type="dxa" w:w="2664"/>
             <w:tcBorders>
               <w:top w:val="single" w:color="999999" w:sz="4"/>
               <w:left w:val="single" w:color="999999" w:sz="4"/>
@@ -789,7 +789,7 @@
         </w:tc>
         <w:tc>
           <w:tcPr>
-            <w:tcW w:type="dxa" w:w="625"/>
+            <w:tcW w:type="dxa" w:w="549"/>
             <w:tcBorders>
               <w:top w:val="single" w:color="999999" w:sz="4"/>
               <w:left w:val="single" w:color="999999" w:sz="4"/>
@@ -811,7 +811,7 @@
         </w:tc>
         <w:tc>
           <w:tcPr>
-            <w:tcW w:type="dxa" w:w="982"/>
+            <w:tcW w:type="dxa" w:w="862"/>
             <w:tcBorders>
               <w:top w:val="single" w:color="999999" w:sz="4"/>
               <w:left w:val="single" w:color="999999" w:sz="4"/>
@@ -833,7 +833,7 @@
         </w:tc>
         <w:tc>
           <w:tcPr>
-            <w:tcW w:type="dxa" w:w="3480"/>
+            <w:tcW w:type="dxa" w:w="3291"/>
             <w:tcBorders>
               <w:top w:val="single" w:color="999999" w:sz="4"/>
               <w:left w:val="single" w:color="999999" w:sz="4"/>
@@ -874,7 +874,7 @@
         </w:tc>
         <w:tc>
           <w:tcPr>
-            <w:tcW w:type="dxa" w:w="2320"/>
+            <w:tcW w:type="dxa" w:w="2272"/>
             <w:tcBorders>
               <w:top w:val="single" w:color="999999" w:sz="4"/>
               <w:left w:val="single" w:color="999999" w:sz="4"/>
@@ -901,7 +901,7 @@
         </w:trPr>
         <w:tc>
           <w:tcPr>
-            <w:tcW w:type="dxa" w:w="2231"/>
+            <w:tcW w:type="dxa" w:w="2664"/>
             <w:tcBorders>
               <w:top w:val="single" w:color="999999" w:sz="4"/>
               <w:left w:val="single" w:color="999999" w:sz="4"/>
@@ -923,7 +923,7 @@
         </w:tc>
         <w:tc>
           <w:tcPr>
-            <w:tcW w:type="dxa" w:w="625"/>
+            <w:tcW w:type="dxa" w:w="549"/>
             <w:tcBorders>
               <w:top w:val="single" w:color="999999" w:sz="4"/>
               <w:left w:val="single" w:color="999999" w:sz="4"/>
@@ -945,7 +945,7 @@
         </w:tc>
         <w:tc>
           <w:tcPr>
-            <w:tcW w:type="dxa" w:w="982"/>
+            <w:tcW w:type="dxa" w:w="862"/>
             <w:tcBorders>
               <w:top w:val="single" w:color="999999" w:sz="4"/>
               <w:left w:val="single" w:color="999999" w:sz="4"/>
@@ -967,7 +967,7 @@
         </w:tc>
         <w:tc>
           <w:tcPr>
-            <w:tcW w:type="dxa" w:w="3480"/>
+            <w:tcW w:type="dxa" w:w="3291"/>
             <w:tcBorders>
               <w:top w:val="single" w:color="999999" w:sz="4"/>
               <w:left w:val="single" w:color="999999" w:sz="4"/>
@@ -994,7 +994,7 @@
         </w:tc>
         <w:tc>
           <w:tcPr>
-            <w:tcW w:type="dxa" w:w="2320"/>
+            <w:tcW w:type="dxa" w:w="2272"/>
             <w:tcBorders>
               <w:top w:val="single" w:color="999999" w:sz="4"/>
               <w:left w:val="single" w:color="999999" w:sz="4"/>
@@ -1021,7 +1021,7 @@
         </w:trPr>
         <w:tc>
           <w:tcPr>
-            <w:tcW w:type="dxa" w:w="2231"/>
+            <w:tcW w:type="dxa" w:w="2664"/>
             <w:tcBorders>
               <w:top w:val="single" w:color="999999" w:sz="4"/>
               <w:left w:val="single" w:color="999999" w:sz="4"/>
@@ -1043,7 +1043,7 @@
         </w:tc>
         <w:tc>
           <w:tcPr>
-            <w:tcW w:type="dxa" w:w="625"/>
+            <w:tcW w:type="dxa" w:w="549"/>
             <w:tcBorders>
               <w:top w:val="single" w:color="999999" w:sz="4"/>
               <w:left w:val="single" w:color="999999" w:sz="4"/>
@@ -1065,7 +1065,7 @@
         </w:tc>
         <w:tc>
           <w:tcPr>
-            <w:tcW w:type="dxa" w:w="982"/>
+            <w:tcW w:type="dxa" w:w="862"/>
             <w:tcBorders>
               <w:top w:val="single" w:color="999999" w:sz="4"/>
               <w:left w:val="single" w:color="999999" w:sz="4"/>
@@ -1087,7 +1087,7 @@
         </w:tc>
         <w:tc>
           <w:tcPr>
-            <w:tcW w:type="dxa" w:w="3480"/>
+            <w:tcW w:type="dxa" w:w="3291"/>
             <w:tcBorders>
               <w:top w:val="single" w:color="999999" w:sz="4"/>
               <w:left w:val="single" w:color="999999" w:sz="4"/>
@@ -1114,7 +1114,7 @@
         </w:tc>
         <w:tc>
           <w:tcPr>
-            <w:tcW w:type="dxa" w:w="2320"/>
+            <w:tcW w:type="dxa" w:w="2272"/>
             <w:tcBorders>
               <w:top w:val="single" w:color="999999" w:sz="4"/>
               <w:left w:val="single" w:color="999999" w:sz="4"/>
@@ -1141,7 +1141,7 @@
         </w:trPr>
         <w:tc>
           <w:tcPr>
-            <w:tcW w:type="dxa" w:w="2231"/>
+            <w:tcW w:type="dxa" w:w="2664"/>
             <w:tcBorders>
               <w:top w:val="single" w:color="999999" w:sz="4"/>
               <w:left w:val="single" w:color="999999" w:sz="4"/>
@@ -1163,7 +1163,7 @@
         </w:tc>
         <w:tc>
           <w:tcPr>
-            <w:tcW w:type="dxa" w:w="625"/>
+            <w:tcW w:type="dxa" w:w="549"/>
             <w:tcBorders>
               <w:top w:val="single" w:color="999999" w:sz="4"/>
               <w:left w:val="single" w:color="999999" w:sz="4"/>
@@ -1185,7 +1185,7 @@
         </w:tc>
         <w:tc>
           <w:tcPr>
-            <w:tcW w:type="dxa" w:w="982"/>
+            <w:tcW w:type="dxa" w:w="862"/>
             <w:tcBorders>
               <w:top w:val="single" w:color="999999" w:sz="4"/>
               <w:left w:val="single" w:color="999999" w:sz="4"/>
@@ -1207,7 +1207,7 @@
         </w:tc>
         <w:tc>
           <w:tcPr>
-            <w:tcW w:type="dxa" w:w="3480"/>
+            <w:tcW w:type="dxa" w:w="3291"/>
             <w:tcBorders>
               <w:top w:val="single" w:color="999999" w:sz="4"/>
               <w:left w:val="single" w:color="999999" w:sz="4"/>
@@ -1234,7 +1234,7 @@
         </w:tc>
         <w:tc>
           <w:tcPr>
-            <w:tcW w:type="dxa" w:w="2320"/>
+            <w:tcW w:type="dxa" w:w="2272"/>
             <w:tcBorders>
               <w:top w:val="single" w:color="999999" w:sz="4"/>
               <w:left w:val="single" w:color="999999" w:sz="4"/>
@@ -1261,7 +1261,7 @@
         </w:trPr>
         <w:tc>
           <w:tcPr>
-            <w:tcW w:type="dxa" w:w="2231"/>
+            <w:tcW w:type="dxa" w:w="2664"/>
             <w:tcBorders>
               <w:top w:val="single" w:color="999999" w:sz="4"/>
               <w:left w:val="single" w:color="999999" w:sz="4"/>
@@ -1283,7 +1283,7 @@
         </w:tc>
         <w:tc>
           <w:tcPr>
-            <w:tcW w:type="dxa" w:w="625"/>
+            <w:tcW w:type="dxa" w:w="549"/>
             <w:tcBorders>
               <w:top w:val="single" w:color="999999" w:sz="4"/>
               <w:left w:val="single" w:color="999999" w:sz="4"/>
@@ -1305,7 +1305,7 @@
         </w:tc>
         <w:tc>
           <w:tcPr>
-            <w:tcW w:type="dxa" w:w="982"/>
+            <w:tcW w:type="dxa" w:w="862"/>
             <w:tcBorders>
               <w:top w:val="single" w:color="999999" w:sz="4"/>
               <w:left w:val="single" w:color="999999" w:sz="4"/>
@@ -1327,7 +1327,7 @@
         </w:tc>
         <w:tc>
           <w:tcPr>
-            <w:tcW w:type="dxa" w:w="3480"/>
+            <w:tcW w:type="dxa" w:w="3291"/>
             <w:tcBorders>
               <w:top w:val="single" w:color="999999" w:sz="4"/>
               <w:left w:val="single" w:color="999999" w:sz="4"/>
@@ -1354,7 +1354,7 @@
         </w:tc>
         <w:tc>
           <w:tcPr>
-            <w:tcW w:type="dxa" w:w="2320"/>
+            <w:tcW w:type="dxa" w:w="2272"/>
             <w:tcBorders>
               <w:top w:val="single" w:color="999999" w:sz="4"/>
               <w:left w:val="single" w:color="999999" w:sz="4"/>
@@ -1381,7 +1381,7 @@
         </w:trPr>
         <w:tc>
           <w:tcPr>
-            <w:tcW w:type="dxa" w:w="2231"/>
+            <w:tcW w:type="dxa" w:w="2664"/>
             <w:tcBorders>
               <w:top w:val="single" w:color="999999" w:sz="4"/>
               <w:left w:val="single" w:color="999999" w:sz="4"/>
@@ -1403,7 +1403,7 @@
         </w:tc>
         <w:tc>
           <w:tcPr>
-            <w:tcW w:type="dxa" w:w="625"/>
+            <w:tcW w:type="dxa" w:w="549"/>
             <w:tcBorders>
               <w:top w:val="single" w:color="999999" w:sz="4"/>
               <w:left w:val="single" w:color="999999" w:sz="4"/>
@@ -1425,7 +1425,7 @@
         </w:tc>
         <w:tc>
           <w:tcPr>
-            <w:tcW w:type="dxa" w:w="982"/>
+            <w:tcW w:type="dxa" w:w="862"/>
             <w:tcBorders>
               <w:top w:val="single" w:color="999999" w:sz="4"/>
               <w:left w:val="single" w:color="999999" w:sz="4"/>
@@ -1447,7 +1447,7 @@
         </w:tc>
         <w:tc>
           <w:tcPr>
-            <w:tcW w:type="dxa" w:w="3480"/>
+            <w:tcW w:type="dxa" w:w="3291"/>
             <w:tcBorders>
               <w:top w:val="single" w:color="999999" w:sz="4"/>
               <w:left w:val="single" w:color="999999" w:sz="4"/>
@@ -1474,7 +1474,7 @@
         </w:tc>
         <w:tc>
           <w:tcPr>
-            <w:tcW w:type="dxa" w:w="2320"/>
+            <w:tcW w:type="dxa" w:w="2272"/>
             <w:tcBorders>
               <w:top w:val="single" w:color="999999" w:sz="4"/>
               <w:left w:val="single" w:color="999999" w:sz="4"/>
@@ -1491,6 +1491,294 @@
           <w:p>
             <w:r>
               <w:t xml:space="preserve">laissées libres</w:t>
+            </w:r>
+          </w:p>
+        </w:tc>
+      </w:tr>
+      <w:tr>
+        <w:trPr>
+          <w:tblHeader w:val="off"/>
+        </w:trPr>
+        <w:tc>
+          <w:tcPr>
+            <w:tcW w:type="dxa" w:w="2664"/>
+            <w:tcBorders>
+              <w:top w:val="single" w:color="999999" w:sz="4"/>
+              <w:left w:val="single" w:color="999999" w:sz="4"/>
+              <w:bottom w:val="single" w:color="999999" w:sz="4"/>
+              <w:right w:val="single" w:color="999999" w:sz="4"/>
+            </w:tcBorders>
+            <w:tcMar>
+              <w:top w:type="dxa" w:w="60"/>
+              <w:left w:type="dxa" w:w="100"/>
+              <w:bottom w:type="dxa" w:w="60"/>
+              <w:right w:type="dxa" w:w="100"/>
+            </w:tcMar>
+          </w:tcPr>
+          <w:p>
+            <w:r>
+              <w:t xml:space="preserve">Jour / nuit : alimentation du pont</w:t>
+            </w:r>
+          </w:p>
+        </w:tc>
+        <w:tc>
+          <w:tcPr>
+            <w:tcW w:type="dxa" w:w="549"/>
+            <w:tcBorders>
+              <w:top w:val="single" w:color="999999" w:sz="4"/>
+              <w:left w:val="single" w:color="999999" w:sz="4"/>
+              <w:bottom w:val="single" w:color="999999" w:sz="4"/>
+              <w:right w:val="single" w:color="999999" w:sz="4"/>
+            </w:tcBorders>
+            <w:tcMar>
+              <w:top w:type="dxa" w:w="60"/>
+              <w:left w:type="dxa" w:w="100"/>
+              <w:bottom w:type="dxa" w:w="60"/>
+              <w:right w:type="dxa" w:w="100"/>
+            </w:tcMar>
+          </w:tcPr>
+          <w:p>
+            <w:r>
+              <w:t xml:space="preserve">3</w:t>
+            </w:r>
+          </w:p>
+        </w:tc>
+        <w:tc>
+          <w:tcPr>
+            <w:tcW w:type="dxa" w:w="862"/>
+            <w:tcBorders>
+              <w:top w:val="single" w:color="999999" w:sz="4"/>
+              <w:left w:val="single" w:color="999999" w:sz="4"/>
+              <w:bottom w:val="single" w:color="999999" w:sz="4"/>
+              <w:right w:val="single" w:color="999999" w:sz="4"/>
+            </w:tcBorders>
+            <w:tcMar>
+              <w:top w:type="dxa" w:w="60"/>
+              <w:left w:type="dxa" w:w="100"/>
+              <w:bottom w:type="dxa" w:w="60"/>
+              <w:right w:type="dxa" w:w="100"/>
+            </w:tcMar>
+          </w:tcPr>
+          <w:p>
+            <w:r>
+              <w:t xml:space="preserve">D2</w:t>
+            </w:r>
+          </w:p>
+        </w:tc>
+        <w:tc>
+          <w:tcPr>
+            <w:tcW w:type="dxa" w:w="3291"/>
+            <w:tcBorders>
+              <w:top w:val="single" w:color="999999" w:sz="4"/>
+              <w:left w:val="single" w:color="999999" w:sz="4"/>
+              <w:bottom w:val="single" w:color="999999" w:sz="4"/>
+              <w:right w:val="single" w:color="999999" w:sz="4"/>
+            </w:tcBorders>
+            <w:tcMar>
+              <w:top w:type="dxa" w:w="60"/>
+              <w:left w:type="dxa" w:w="100"/>
+              <w:bottom w:type="dxa" w:w="60"/>
+              <w:right w:type="dxa" w:w="100"/>
+            </w:tcMar>
+          </w:tcPr>
+          <w:p>
+            <w:r>
+              <w:rPr>
+                <w:rFonts w:ascii="Consolas" w:cs="Consolas" w:eastAsia="Consolas" w:hAnsi="Consolas"/>
+                <w:sz w:val="19"/>
+                <w:szCs w:val="19"/>
+              </w:rPr>
+              <w:t xml:space="preserve">JOUR_NUIT_ALIM_PIN</w:t>
+            </w:r>
+            <w:r>
+              <w:t xml:space="preserve"> (</w:t>
+            </w:r>
+            <w:r>
+              <w:rPr>
+                <w:rFonts w:ascii="Consolas" w:cs="Consolas" w:eastAsia="Consolas" w:hAnsi="Consolas"/>
+                <w:sz w:val="19"/>
+                <w:szCs w:val="19"/>
+              </w:rPr>
+              <w:t xml:space="preserve">CAPTEUR_JOUR_NUIT</w:t>
+            </w:r>
+            <w:r>
+              <w:t xml:space="preserve">)</w:t>
+            </w:r>
+          </w:p>
+        </w:tc>
+        <w:tc>
+          <w:tcPr>
+            <w:tcW w:type="dxa" w:w="2272"/>
+            <w:tcBorders>
+              <w:top w:val="single" w:color="999999" w:sz="4"/>
+              <w:left w:val="single" w:color="999999" w:sz="4"/>
+              <w:bottom w:val="single" w:color="999999" w:sz="4"/>
+              <w:right w:val="single" w:color="999999" w:sz="4"/>
+            </w:tcBorders>
+            <w:tcMar>
+              <w:top w:type="dxa" w:w="60"/>
+              <w:left w:type="dxa" w:w="100"/>
+              <w:bottom w:type="dxa" w:w="60"/>
+              <w:right w:type="dxa" w:w="100"/>
+            </w:tcMar>
+          </w:tcPr>
+          <w:p>
+            <w:r>
+              <w:t xml:space="preserve">option, </w:t>
+            </w:r>
+            <w:r>
+              <w:rPr>
+                <w:b/>
+                <w:bCs/>
+              </w:rPr>
+              <w:t xml:space="preserve">en fils</w:t>
+            </w:r>
+            <w:r>
+              <w:t xml:space="preserve"> (§ 1.1 d)</w:t>
+            </w:r>
+          </w:p>
+        </w:tc>
+      </w:tr>
+      <w:tr>
+        <w:trPr>
+          <w:tblHeader w:val="off"/>
+        </w:trPr>
+        <w:tc>
+          <w:tcPr>
+            <w:tcW w:type="dxa" w:w="2664"/>
+            <w:tcBorders>
+              <w:top w:val="single" w:color="999999" w:sz="4"/>
+              <w:left w:val="single" w:color="999999" w:sz="4"/>
+              <w:bottom w:val="single" w:color="999999" w:sz="4"/>
+              <w:right w:val="single" w:color="999999" w:sz="4"/>
+            </w:tcBorders>
+            <w:tcMar>
+              <w:top w:type="dxa" w:w="60"/>
+              <w:left w:type="dxa" w:w="100"/>
+              <w:bottom w:type="dxa" w:w="60"/>
+              <w:right w:type="dxa" w:w="100"/>
+            </w:tcMar>
+          </w:tcPr>
+          <w:p>
+            <w:r>
+              <w:t xml:space="preserve">Jour / nuit : mesure (ADC1)</w:t>
+            </w:r>
+          </w:p>
+        </w:tc>
+        <w:tc>
+          <w:tcPr>
+            <w:tcW w:type="dxa" w:w="549"/>
+            <w:tcBorders>
+              <w:top w:val="single" w:color="999999" w:sz="4"/>
+              <w:left w:val="single" w:color="999999" w:sz="4"/>
+              <w:bottom w:val="single" w:color="999999" w:sz="4"/>
+              <w:right w:val="single" w:color="999999" w:sz="4"/>
+            </w:tcBorders>
+            <w:tcMar>
+              <w:top w:type="dxa" w:w="60"/>
+              <w:left w:type="dxa" w:w="100"/>
+              <w:bottom w:type="dxa" w:w="60"/>
+              <w:right w:type="dxa" w:w="100"/>
+            </w:tcMar>
+          </w:tcPr>
+          <w:p>
+            <w:r>
+              <w:t xml:space="preserve">4</w:t>
+            </w:r>
+          </w:p>
+        </w:tc>
+        <w:tc>
+          <w:tcPr>
+            <w:tcW w:type="dxa" w:w="862"/>
+            <w:tcBorders>
+              <w:top w:val="single" w:color="999999" w:sz="4"/>
+              <w:left w:val="single" w:color="999999" w:sz="4"/>
+              <w:bottom w:val="single" w:color="999999" w:sz="4"/>
+              <w:right w:val="single" w:color="999999" w:sz="4"/>
+            </w:tcBorders>
+            <w:tcMar>
+              <w:top w:type="dxa" w:w="60"/>
+              <w:left w:type="dxa" w:w="100"/>
+              <w:bottom w:type="dxa" w:w="60"/>
+              <w:right w:type="dxa" w:w="100"/>
+            </w:tcMar>
+          </w:tcPr>
+          <w:p>
+            <w:r>
+              <w:t xml:space="preserve">D3</w:t>
+            </w:r>
+          </w:p>
+        </w:tc>
+        <w:tc>
+          <w:tcPr>
+            <w:tcW w:type="dxa" w:w="3291"/>
+            <w:tcBorders>
+              <w:top w:val="single" w:color="999999" w:sz="4"/>
+              <w:left w:val="single" w:color="999999" w:sz="4"/>
+              <w:bottom w:val="single" w:color="999999" w:sz="4"/>
+              <w:right w:val="single" w:color="999999" w:sz="4"/>
+            </w:tcBorders>
+            <w:tcMar>
+              <w:top w:type="dxa" w:w="60"/>
+              <w:left w:type="dxa" w:w="100"/>
+              <w:bottom w:type="dxa" w:w="60"/>
+              <w:right w:type="dxa" w:w="100"/>
+            </w:tcMar>
+          </w:tcPr>
+          <w:p>
+            <w:r>
+              <w:rPr>
+                <w:rFonts w:ascii="Consolas" w:cs="Consolas" w:eastAsia="Consolas" w:hAnsi="Consolas"/>
+                <w:sz w:val="19"/>
+                <w:szCs w:val="19"/>
+              </w:rPr>
+              <w:t xml:space="preserve">JOUR_NUIT_PIN</w:t>
+            </w:r>
+            <w:r>
+              <w:t xml:space="preserve"> (</w:t>
+            </w:r>
+            <w:r>
+              <w:rPr>
+                <w:rFonts w:ascii="Consolas" w:cs="Consolas" w:eastAsia="Consolas" w:hAnsi="Consolas"/>
+                <w:sz w:val="19"/>
+                <w:szCs w:val="19"/>
+              </w:rPr>
+              <w:t xml:space="preserve">CAPTEUR_JOUR_NUIT</w:t>
+            </w:r>
+            <w:r>
+              <w:t xml:space="preserve">)</w:t>
+            </w:r>
+          </w:p>
+        </w:tc>
+        <w:tc>
+          <w:tcPr>
+            <w:tcW w:type="dxa" w:w="2272"/>
+            <w:tcBorders>
+              <w:top w:val="single" w:color="999999" w:sz="4"/>
+              <w:left w:val="single" w:color="999999" w:sz="4"/>
+              <w:bottom w:val="single" w:color="999999" w:sz="4"/>
+              <w:right w:val="single" w:color="999999" w:sz="4"/>
+            </w:tcBorders>
+            <w:tcMar>
+              <w:top w:type="dxa" w:w="60"/>
+              <w:left w:type="dxa" w:w="100"/>
+              <w:bottom w:type="dxa" w:w="60"/>
+              <w:right w:type="dxa" w:w="100"/>
+            </w:tcMar>
+          </w:tcPr>
+          <w:p>
+            <w:r>
+              <w:t xml:space="preserve">option, </w:t>
+            </w:r>
+            <w:r>
+              <w:rPr>
+                <w:b/>
+                <w:bCs/>
+              </w:rPr>
+              <w:t xml:space="preserve">en fils</w:t>
+            </w:r>
+            <w:r>
+              <w:t xml:space="preserve"> (§ 1.1 d)</w:t>
             </w:r>
           </w:p>
         </w:tc>
@@ -1502,7 +1790,18 @@
         <w:spacing w:after="120"/>
       </w:pPr>
       <w:r>
-        <w:t xml:space="preserve">Les broches du flotteur, de la mesure, de l'I2C et de la LED sont aussi réglables par la page Web (NVS).</w:t>
+        <w:t xml:space="preserve">Les broches du flotteur, de la mesure, de l'I2C et de la LED sont aussi réglables par la page Web (NVS). Celles du détecteur jour / nuit ne le sont pas (constantes de </w:t>
+      </w:r>
+      <w:r>
+        <w:rPr>
+          <w:rFonts w:ascii="Consolas" w:cs="Consolas" w:eastAsia="Consolas" w:hAnsi="Consolas"/>
+          <w:sz w:val="19"/>
+          <w:szCs w:val="19"/>
+        </w:rPr>
+        <w:t xml:space="preserve">global.h</w:t>
+      </w:r>
+      <w:r>
+        <w:t xml:space="preserve"> seulement).</w:t>
       </w:r>
     </w:p>
     <w:p>
@@ -1638,7 +1937,7 @@
           <w:sz w:val="17"/>
           <w:szCs w:val="17"/>
         </w:rPr>
-        <w:t xml:space="preserve">                                          R2 200 k                 |</w:t>
+        <w:t xml:space="preserve">                                          R2 220 k                 |</w:t>
       </w:r>
     </w:p>
     <w:p>
@@ -1819,11 +2118,309 @@
     </w:p>
     <w:p>
       <w:pPr>
-        <w:pStyle w:val="Heading1"/>
+        <w:pStyle w:val="Heading2"/>
         <w:keepNext/>
       </w:pPr>
       <w:r>
-        <w:t xml:space="preserve">2. Décisions</w:t>
+        <w:t xml:space="preserve">1.1 Schémas de câblage par variante</w:t>
+      </w:r>
+    </w:p>
+    <w:p>
+      <w:pPr>
+        <w:spacing w:after="120"/>
+      </w:pPr>
+      <w:r>
+        <w:t xml:space="preserve">Un dessin complet par variante, d'après le schéma EasyEDA (</w:t>
+      </w:r>
+      <w:r>
+        <w:rPr>
+          <w:rFonts w:ascii="Consolas" w:cs="Consolas" w:eastAsia="Consolas" w:hAnsi="Consolas"/>
+          <w:sz w:val="19"/>
+          <w:szCs w:val="19"/>
+        </w:rPr>
+        <w:t xml:space="preserve">Capteur_S3_Projet_2026-10-19.epro2</w:t>
+      </w:r>
+      <w:r>
+        <w:t xml:space="preserve">). Le XIAO est vu de dessus, USB-C en haut ; 1 à 14 = numéros de ses pattes.</w:t>
+      </w:r>
+    </w:p>
+    <w:p>
+      <w:pPr>
+        <w:spacing w:after="120"/>
+      </w:pPr>
+      <w:r>
+        <w:t xml:space="preserve">Conventions : </w:t>
+      </w:r>
+      <w:r>
+        <w:rPr>
+          <w:rFonts w:ascii="Consolas" w:cs="Consolas" w:eastAsia="Consolas" w:hAnsi="Consolas"/>
+          <w:sz w:val="19"/>
+          <w:szCs w:val="19"/>
+        </w:rPr>
+        <w:t xml:space="preserve">+</w:t>
+      </w:r>
+      <w:r>
+        <w:t xml:space="preserve"> = connexion ; un trait qui en coupe un autre sans </w:t>
+      </w:r>
+      <w:r>
+        <w:rPr>
+          <w:rFonts w:ascii="Consolas" w:cs="Consolas" w:eastAsia="Consolas" w:hAnsi="Consolas"/>
+          <w:sz w:val="19"/>
+          <w:szCs w:val="19"/>
+        </w:rPr>
+        <w:t xml:space="preserve">+</w:t>
+      </w:r>
+      <w:r>
+        <w:t xml:space="preserve"> n'y est pas relié ; toutes les masses </w:t>
+      </w:r>
+      <w:r>
+        <w:rPr>
+          <w:rFonts w:ascii="Consolas" w:cs="Consolas" w:eastAsia="Consolas" w:hAnsi="Consolas"/>
+          <w:sz w:val="19"/>
+          <w:szCs w:val="19"/>
+        </w:rPr>
+        <w:t xml:space="preserve">GND</w:t>
+      </w:r>
+      <w:r>
+        <w:t xml:space="preserve"> sont reliées entre elles ; les broches des modules portent le numéro de leur prise (J1, J2, J5).</w:t>
+      </w:r>
+    </w:p>
+    <w:p>
+      <w:pPr>
+        <w:spacing w:after="120"/>
+      </w:pPr>
+      <w:r>
+        <w:t xml:space="preserve">Repères communs aux variantes sur piles :</w:t>
+      </w:r>
+    </w:p>
+    <w:p>
+      <w:pPr>
+        <w:pStyle w:val="ListParagraph"/>
+        <w:numPr>
+          <w:ilvl w:val="0"/>
+          <w:numId w:val="2"/>
+        </w:numPr>
+      </w:pPr>
+      <w:r>
+        <w:rPr>
+          <w:b/>
+          <w:bCs/>
+        </w:rPr>
+        <w:t xml:space="preserve">D2 1N5819</w:t>
+      </w:r>
+      <w:r>
+        <w:t xml:space="preserve"> : bague (cathode) côté interrupteur.</w:t>
+      </w:r>
+    </w:p>
+    <w:p>
+      <w:pPr>
+        <w:pStyle w:val="ListParagraph"/>
+        <w:numPr>
+          <w:ilvl w:val="0"/>
+          <w:numId w:val="2"/>
+        </w:numPr>
+      </w:pPr>
+      <w:r>
+        <w:rPr>
+          <w:b/>
+          <w:bCs/>
+        </w:rPr>
+        <w:t xml:space="preserve">U1 MCP1700 (TO-92)</w:t>
+      </w:r>
+      <w:r>
+        <w:t xml:space="preserve"> : face plate vers soi, pattes en bas : 1 GND, 2 IN, 3 OUT.</w:t>
+      </w:r>
+    </w:p>
+    <w:p>
+      <w:pPr>
+        <w:pStyle w:val="ListParagraph"/>
+        <w:numPr>
+          <w:ilvl w:val="0"/>
+          <w:numId w:val="2"/>
+        </w:numPr>
+      </w:pPr>
+      <w:r>
+        <w:rPr>
+          <w:b/>
+          <w:bCs/>
+        </w:rPr>
+        <w:t xml:space="preserve">Électrolytiques</w:t>
+      </w:r>
+      <w:r>
+        <w:t xml:space="preserve"> : </w:t>
+      </w:r>
+      <w:r>
+        <w:rPr>
+          <w:rFonts w:ascii="Consolas" w:cs="Consolas" w:eastAsia="Consolas" w:hAnsi="Consolas"/>
+          <w:sz w:val="19"/>
+          <w:szCs w:val="19"/>
+        </w:rPr>
+        <w:t xml:space="preserve">+</w:t>
+      </w:r>
+      <w:r>
+        <w:t xml:space="preserve"> côté VSW pour C3, côté 3V3 pour C2 et C5.</w:t>
+      </w:r>
+    </w:p>
+    <w:p>
+      <w:pPr>
+        <w:pStyle w:val="ListParagraph"/>
+        <w:numPr>
+          <w:ilvl w:val="0"/>
+          <w:numId w:val="2"/>
+        </w:numPr>
+      </w:pPr>
+      <w:r>
+        <w:rPr>
+          <w:b/>
+          <w:bCs/>
+        </w:rPr>
+        <w:t xml:space="preserve">DHT20</w:t>
+      </w:r>
+      <w:r>
+        <w:t xml:space="preserve"> : broches du module </w:t>
+      </w:r>
+      <w:r>
+        <w:rPr>
+          <w:b/>
+          <w:bCs/>
+        </w:rPr>
+        <w:t xml:space="preserve">+ − SCL SDA</w:t>
+      </w:r>
+      <w:r>
+        <w:t xml:space="preserve"> = J1 1 à 4 ; sur le dessin, elles se lisent de bas en haut.</w:t>
+      </w:r>
+    </w:p>
+    <w:p>
+      <w:pPr>
+        <w:pStyle w:val="ListParagraph"/>
+        <w:numPr>
+          <w:ilvl w:val="0"/>
+          <w:numId w:val="2"/>
+        </w:numPr>
+      </w:pPr>
+      <w:r>
+        <w:rPr>
+          <w:b/>
+          <w:bCs/>
+        </w:rPr>
+        <w:t xml:space="preserve">Pont R2 / R3</w:t>
+      </w:r>
+      <w:r>
+        <w:t xml:space="preserve"> pris sur VSW, après l'interrupteur ; calibre 3,2 (ajuster au multimètre, 3,2 à 3,3 selon les tolérances).</w:t>
+      </w:r>
+    </w:p>
+    <w:p>
+      <w:pPr>
+        <w:pStyle w:val="ListParagraph"/>
+        <w:numPr>
+          <w:ilvl w:val="0"/>
+          <w:numId w:val="2"/>
+        </w:numPr>
+      </w:pPr>
+      <w:r>
+        <w:rPr>
+          <w:b/>
+          <w:bCs/>
+        </w:rPr>
+        <w:t xml:space="preserve">5V</w:t>
+      </w:r>
+      <w:r>
+        <w:t xml:space="preserve"> du XIAO jamais relié aux piles ; </w:t>
+      </w:r>
+      <w:r>
+        <w:rPr>
+          <w:b/>
+          <w:bCs/>
+        </w:rPr>
+        <w:t xml:space="preserve">interrupteur sur arrêt avant de brancher l'USB</w:t>
+      </w:r>
+      <w:r>
+        <w:t xml:space="preserve">.</w:t>
+      </w:r>
+    </w:p>
+    <w:p>
+      <w:pPr>
+        <w:pStyle w:val="ListParagraph"/>
+        <w:numPr>
+          <w:ilvl w:val="0"/>
+          <w:numId w:val="2"/>
+        </w:numPr>
+      </w:pPr>
+      <w:r>
+        <w:rPr>
+          <w:b/>
+          <w:bCs/>
+        </w:rPr>
+        <w:t xml:space="preserve">Wio-SX1262</w:t>
+      </w:r>
+      <w:r>
+        <w:t xml:space="preserve"> : monté au dos du XIAO (connecteur), non dessiné ; il utilise D8, D9, D10 (SPI) : ne rien y câbler.</w:t>
+      </w:r>
+    </w:p>
+    <w:p>
+      <w:pPr>
+        <w:pBdr>
+          <w:left w:val="single" w:color="E0B000" w:sz="18" w:space="6"/>
+        </w:pBdr>
+        <w:shd w:fill="FFF4CE" w:val="clear"/>
+        <w:spacing w:after="120" w:before="120"/>
+      </w:pPr>
+      <w:r>
+        <w:rPr>
+          <w:b/>
+          <w:bCs/>
+        </w:rPr>
+        <w:t xml:space="preserve">IMPORTANT — broches enregistrées en NVS.</w:t>
+      </w:r>
+      <w:r>
+        <w:t xml:space="preserve"> Les broches (I2C, mesure des piles, flotteur, LED) sont enregistrées avec la configuration par la page Web ; au démarrage, le code relit ces valeurs et n'utilise celles de </w:t>
+      </w:r>
+      <w:r>
+        <w:rPr>
+          <w:rFonts w:ascii="Consolas" w:cs="Consolas" w:eastAsia="Consolas" w:hAnsi="Consolas"/>
+          <w:sz w:val="19"/>
+          <w:szCs w:val="19"/>
+        </w:rPr>
+        <w:t xml:space="preserve">global.h</w:t>
+      </w:r>
+      <w:r>
+        <w:t xml:space="preserve"> que si rien n'est enregistré. Une configuration enregistrée avec un autre firmware garde donc ses broches même après le passage au firmware </w:t>
+      </w:r>
+      <w:r>
+        <w:rPr>
+          <w:rFonts w:ascii="Consolas" w:cs="Consolas" w:eastAsia="Consolas" w:hAnsi="Consolas"/>
+          <w:sz w:val="19"/>
+          <w:szCs w:val="19"/>
+        </w:rPr>
+        <w:t xml:space="preserve">esp32s3</w:t>
+      </w:r>
+      <w:r>
+        <w:t xml:space="preserve">. </w:t>
+      </w:r>
+      <w:r>
+        <w:rPr>
+          <w:b/>
+          <w:bCs/>
+        </w:rPr>
+        <w:t xml:space="preserve">Après chaque téléversement, vérifier sur la page Web</w:t>
+      </w:r>
+      <w:r>
+        <w:t xml:space="preserve"> :  | Réglage | Valeur (GPIO) | Patte XIAO | |---|---|---| | SDA (DHT20, TCS34725) | 5 | D4 | | SCL (DHT20, TCS34725) | 6 | D5 | | Mesure des piles (+ calibre 3,2) | 2 | D1 | | Flotteur | 1 | D0 | | LED témoin chaudière | 44 | D7 |</w:t>
+      </w:r>
+    </w:p>
+    <w:p>
+      <w:pPr>
+        <w:spacing w:after="120"/>
+      </w:pPr>
+      <w:r>
+        <w:rPr>
+          <w:b/>
+          <w:bCs/>
+        </w:rPr>
+        <w:t xml:space="preserve">Placement des condensateurs</w:t>
+      </w:r>
+      <w:r>
+        <w:t xml:space="preserve"> (montage d'essai ou carte) : chacun au plus près des pattes qu'il relie, fils courts ; toutes les masses au même GND.</w:t>
       </w:r>
     </w:p>
     <w:tbl>
@@ -1839,8 +2436,11 @@
         </w:tblBorders>
       </w:tblPr>
       <w:tblGrid>
-        <w:gridCol w:w="861"/>
-        <w:gridCol w:w="8777"/>
+        <w:gridCol w:w="321"/>
+        <w:gridCol w:w="1981"/>
+        <w:gridCol w:w="589"/>
+        <w:gridCol w:w="3427"/>
+        <w:gridCol w:w="3320"/>
       </w:tblGrid>
       <w:tr>
         <w:trPr>
@@ -1848,7 +2448,7 @@
         </w:trPr>
         <w:tc>
           <w:tcPr>
-            <w:tcW w:type="dxa" w:w="861"/>
+            <w:tcW w:type="dxa" w:w="321"/>
             <w:tcBorders>
               <w:top w:val="single" w:color="999999" w:sz="4"/>
               <w:left w:val="single" w:color="999999" w:sz="4"/>
@@ -1869,13 +2469,13 @@
                 <w:b/>
                 <w:bCs/>
               </w:rPr>
-              <w:t xml:space="preserve">Sujet</w:t>
-            </w:r>
-          </w:p>
-        </w:tc>
-        <w:tc>
-          <w:tcPr>
-            <w:tcW w:type="dxa" w:w="8777"/>
+              <w:t xml:space="preserve">Repère</w:t>
+            </w:r>
+          </w:p>
+        </w:tc>
+        <w:tc>
+          <w:tcPr>
+            <w:tcW w:type="dxa" w:w="1981"/>
             <w:tcBorders>
               <w:top w:val="single" w:color="999999" w:sz="4"/>
               <w:left w:val="single" w:color="999999" w:sz="4"/>
@@ -1896,7 +2496,88 @@
                 <w:b/>
                 <w:bCs/>
               </w:rPr>
-              <w:t xml:space="preserve">Décision</w:t>
+              <w:t xml:space="preserve">Type</w:t>
+            </w:r>
+          </w:p>
+        </w:tc>
+        <w:tc>
+          <w:tcPr>
+            <w:tcW w:type="dxa" w:w="589"/>
+            <w:tcBorders>
+              <w:top w:val="single" w:color="999999" w:sz="4"/>
+              <w:left w:val="single" w:color="999999" w:sz="4"/>
+              <w:bottom w:val="single" w:color="999999" w:sz="4"/>
+              <w:right w:val="single" w:color="999999" w:sz="4"/>
+            </w:tcBorders>
+            <w:shd w:fill="D9E2F3" w:val="clear"/>
+            <w:tcMar>
+              <w:top w:type="dxa" w:w="60"/>
+              <w:left w:type="dxa" w:w="100"/>
+              <w:bottom w:type="dxa" w:w="60"/>
+              <w:right w:type="dxa" w:w="100"/>
+            </w:tcMar>
+          </w:tcPr>
+          <w:p>
+            <w:r>
+              <w:rPr>
+                <w:b/>
+                <w:bCs/>
+              </w:rPr>
+              <w:t xml:space="preserve">Entre</w:t>
+            </w:r>
+          </w:p>
+        </w:tc>
+        <w:tc>
+          <w:tcPr>
+            <w:tcW w:type="dxa" w:w="3427"/>
+            <w:tcBorders>
+              <w:top w:val="single" w:color="999999" w:sz="4"/>
+              <w:left w:val="single" w:color="999999" w:sz="4"/>
+              <w:bottom w:val="single" w:color="999999" w:sz="4"/>
+              <w:right w:val="single" w:color="999999" w:sz="4"/>
+            </w:tcBorders>
+            <w:shd w:fill="D9E2F3" w:val="clear"/>
+            <w:tcMar>
+              <w:top w:type="dxa" w:w="60"/>
+              <w:left w:type="dxa" w:w="100"/>
+              <w:bottom w:type="dxa" w:w="60"/>
+              <w:right w:type="dxa" w:w="100"/>
+            </w:tcMar>
+          </w:tcPr>
+          <w:p>
+            <w:r>
+              <w:rPr>
+                <w:b/>
+                <w:bCs/>
+              </w:rPr>
+              <w:t xml:space="preserve">Où le placer</w:t>
+            </w:r>
+          </w:p>
+        </w:tc>
+        <w:tc>
+          <w:tcPr>
+            <w:tcW w:type="dxa" w:w="3320"/>
+            <w:tcBorders>
+              <w:top w:val="single" w:color="999999" w:sz="4"/>
+              <w:left w:val="single" w:color="999999" w:sz="4"/>
+              <w:bottom w:val="single" w:color="999999" w:sz="4"/>
+              <w:right w:val="single" w:color="999999" w:sz="4"/>
+            </w:tcBorders>
+            <w:shd w:fill="D9E2F3" w:val="clear"/>
+            <w:tcMar>
+              <w:top w:type="dxa" w:w="60"/>
+              <w:left w:type="dxa" w:w="100"/>
+              <w:bottom w:type="dxa" w:w="60"/>
+              <w:right w:type="dxa" w:w="100"/>
+            </w:tcMar>
+          </w:tcPr>
+          <w:p>
+            <w:r>
+              <w:rPr>
+                <w:b/>
+                <w:bCs/>
+              </w:rPr>
+              <w:t xml:space="preserve">Rôle</w:t>
             </w:r>
           </w:p>
         </w:tc>
@@ -1907,45 +2588,111 @@
         </w:trPr>
         <w:tc>
           <w:tcPr>
-            <w:tcW w:type="dxa" w:w="861"/>
-            <w:tcBorders>
-              <w:top w:val="single" w:color="999999" w:sz="4"/>
-              <w:left w:val="single" w:color="999999" w:sz="4"/>
-              <w:bottom w:val="single" w:color="999999" w:sz="4"/>
-              <w:right w:val="single" w:color="999999" w:sz="4"/>
-            </w:tcBorders>
-            <w:tcMar>
-              <w:top w:type="dxa" w:w="60"/>
-              <w:left w:type="dxa" w:w="100"/>
-              <w:bottom w:type="dxa" w:w="60"/>
-              <w:right w:type="dxa" w:w="100"/>
-            </w:tcMar>
-          </w:tcPr>
-          <w:p>
-            <w:r>
-              <w:t xml:space="preserve">Carte</w:t>
-            </w:r>
-          </w:p>
-        </w:tc>
-        <w:tc>
-          <w:tcPr>
-            <w:tcW w:type="dxa" w:w="8777"/>
-            <w:tcBorders>
-              <w:top w:val="single" w:color="999999" w:sz="4"/>
-              <w:left w:val="single" w:color="999999" w:sz="4"/>
-              <w:bottom w:val="single" w:color="999999" w:sz="4"/>
-              <w:right w:val="single" w:color="999999" w:sz="4"/>
-            </w:tcBorders>
-            <w:tcMar>
-              <w:top w:type="dxa" w:w="60"/>
-              <w:left w:type="dxa" w:w="100"/>
-              <w:bottom w:type="dxa" w:w="60"/>
-              <w:right w:type="dxa" w:w="100"/>
-            </w:tcMar>
-          </w:tcPr>
-          <w:p>
-            <w:r>
-              <w:t xml:space="preserve">XIAO ESP32-S3 (+ Wio-SX1262 si LoRa), sur barrettes femelles ; base = carte chaudière</w:t>
+            <w:tcW w:type="dxa" w:w="321"/>
+            <w:tcBorders>
+              <w:top w:val="single" w:color="999999" w:sz="4"/>
+              <w:left w:val="single" w:color="999999" w:sz="4"/>
+              <w:bottom w:val="single" w:color="999999" w:sz="4"/>
+              <w:right w:val="single" w:color="999999" w:sz="4"/>
+            </w:tcBorders>
+            <w:tcMar>
+              <w:top w:type="dxa" w:w="60"/>
+              <w:left w:type="dxa" w:w="100"/>
+              <w:bottom w:type="dxa" w:w="60"/>
+              <w:right w:type="dxa" w:w="100"/>
+            </w:tcMar>
+          </w:tcPr>
+          <w:p>
+            <w:r>
+              <w:t xml:space="preserve">C1</w:t>
+            </w:r>
+          </w:p>
+        </w:tc>
+        <w:tc>
+          <w:tcPr>
+            <w:tcW w:type="dxa" w:w="1981"/>
+            <w:tcBorders>
+              <w:top w:val="single" w:color="999999" w:sz="4"/>
+              <w:left w:val="single" w:color="999999" w:sz="4"/>
+              <w:bottom w:val="single" w:color="999999" w:sz="4"/>
+              <w:right w:val="single" w:color="999999" w:sz="4"/>
+            </w:tcBorders>
+            <w:tcMar>
+              <w:top w:type="dxa" w:w="60"/>
+              <w:left w:type="dxa" w:w="100"/>
+              <w:bottom w:type="dxa" w:w="60"/>
+              <w:right w:type="dxa" w:w="100"/>
+            </w:tcMar>
+          </w:tcPr>
+          <w:p>
+            <w:r>
+              <w:t xml:space="preserve">céramique 100 nF</w:t>
+            </w:r>
+          </w:p>
+        </w:tc>
+        <w:tc>
+          <w:tcPr>
+            <w:tcW w:type="dxa" w:w="589"/>
+            <w:tcBorders>
+              <w:top w:val="single" w:color="999999" w:sz="4"/>
+              <w:left w:val="single" w:color="999999" w:sz="4"/>
+              <w:bottom w:val="single" w:color="999999" w:sz="4"/>
+              <w:right w:val="single" w:color="999999" w:sz="4"/>
+            </w:tcBorders>
+            <w:tcMar>
+              <w:top w:type="dxa" w:w="60"/>
+              <w:left w:type="dxa" w:w="100"/>
+              <w:bottom w:type="dxa" w:w="60"/>
+              <w:right w:type="dxa" w:w="100"/>
+            </w:tcMar>
+          </w:tcPr>
+          <w:p>
+            <w:r>
+              <w:t xml:space="preserve">3V3 et GND</w:t>
+            </w:r>
+          </w:p>
+        </w:tc>
+        <w:tc>
+          <w:tcPr>
+            <w:tcW w:type="dxa" w:w="3427"/>
+            <w:tcBorders>
+              <w:top w:val="single" w:color="999999" w:sz="4"/>
+              <w:left w:val="single" w:color="999999" w:sz="4"/>
+              <w:bottom w:val="single" w:color="999999" w:sz="4"/>
+              <w:right w:val="single" w:color="999999" w:sz="4"/>
+            </w:tcBorders>
+            <w:tcMar>
+              <w:top w:type="dxa" w:w="60"/>
+              <w:left w:type="dxa" w:w="100"/>
+              <w:bottom w:type="dxa" w:w="60"/>
+              <w:right w:type="dxa" w:w="100"/>
+            </w:tcMar>
+          </w:tcPr>
+          <w:p>
+            <w:r>
+              <w:t xml:space="preserve">contre les pattes 12 (3V3) et 13 (GND) du XIAO</w:t>
+            </w:r>
+          </w:p>
+        </w:tc>
+        <w:tc>
+          <w:tcPr>
+            <w:tcW w:type="dxa" w:w="3320"/>
+            <w:tcBorders>
+              <w:top w:val="single" w:color="999999" w:sz="4"/>
+              <w:left w:val="single" w:color="999999" w:sz="4"/>
+              <w:bottom w:val="single" w:color="999999" w:sz="4"/>
+              <w:right w:val="single" w:color="999999" w:sz="4"/>
+            </w:tcBorders>
+            <w:tcMar>
+              <w:top w:type="dxa" w:w="60"/>
+              <w:left w:type="dxa" w:w="100"/>
+              <w:bottom w:type="dxa" w:w="60"/>
+              <w:right w:type="dxa" w:w="100"/>
+            </w:tcMar>
+          </w:tcPr>
+          <w:p>
+            <w:r>
+              <w:t xml:space="preserve">découplage du XIAO</w:t>
             </w:r>
           </w:p>
         </w:tc>
@@ -1956,52 +2703,118 @@
         </w:trPr>
         <w:tc>
           <w:tcPr>
-            <w:tcW w:type="dxa" w:w="861"/>
-            <w:tcBorders>
-              <w:top w:val="single" w:color="999999" w:sz="4"/>
-              <w:left w:val="single" w:color="999999" w:sz="4"/>
-              <w:bottom w:val="single" w:color="999999" w:sz="4"/>
-              <w:right w:val="single" w:color="999999" w:sz="4"/>
-            </w:tcBorders>
-            <w:tcMar>
-              <w:top w:type="dxa" w:w="60"/>
-              <w:left w:type="dxa" w:w="100"/>
-              <w:bottom w:type="dxa" w:w="60"/>
-              <w:right w:type="dxa" w:w="100"/>
-            </w:tcMar>
-          </w:tcPr>
-          <w:p>
-            <w:r>
-              <w:t xml:space="preserve">Piles</w:t>
-            </w:r>
-          </w:p>
-        </w:tc>
-        <w:tc>
-          <w:tcPr>
-            <w:tcW w:type="dxa" w:w="8777"/>
-            <w:tcBorders>
-              <w:top w:val="single" w:color="999999" w:sz="4"/>
-              <w:left w:val="single" w:color="999999" w:sz="4"/>
-              <w:bottom w:val="single" w:color="999999" w:sz="4"/>
-              <w:right w:val="single" w:color="999999" w:sz="4"/>
-            </w:tcBorders>
-            <w:tcMar>
-              <w:top w:type="dxa" w:w="60"/>
-              <w:left w:type="dxa" w:w="100"/>
-              <w:bottom w:type="dxa" w:w="60"/>
-              <w:right w:type="dxa" w:w="100"/>
-            </w:tcMar>
-          </w:tcPr>
-          <w:p>
+            <w:tcW w:type="dxa" w:w="321"/>
+            <w:tcBorders>
+              <w:top w:val="single" w:color="999999" w:sz="4"/>
+              <w:left w:val="single" w:color="999999" w:sz="4"/>
+              <w:bottom w:val="single" w:color="999999" w:sz="4"/>
+              <w:right w:val="single" w:color="999999" w:sz="4"/>
+            </w:tcBorders>
+            <w:tcMar>
+              <w:top w:type="dxa" w:w="60"/>
+              <w:left w:type="dxa" w:w="100"/>
+              <w:bottom w:type="dxa" w:w="60"/>
+              <w:right w:type="dxa" w:w="100"/>
+            </w:tcMar>
+          </w:tcPr>
+          <w:p>
+            <w:r>
+              <w:t xml:space="preserve">C2</w:t>
+            </w:r>
+          </w:p>
+        </w:tc>
+        <w:tc>
+          <w:tcPr>
+            <w:tcW w:type="dxa" w:w="1981"/>
+            <w:tcBorders>
+              <w:top w:val="single" w:color="999999" w:sz="4"/>
+              <w:left w:val="single" w:color="999999" w:sz="4"/>
+              <w:bottom w:val="single" w:color="999999" w:sz="4"/>
+              <w:right w:val="single" w:color="999999" w:sz="4"/>
+            </w:tcBorders>
+            <w:tcMar>
+              <w:top w:type="dxa" w:w="60"/>
+              <w:left w:type="dxa" w:w="100"/>
+              <w:bottom w:type="dxa" w:w="60"/>
+              <w:right w:type="dxa" w:w="100"/>
+            </w:tcMar>
+          </w:tcPr>
+          <w:p>
+            <w:r>
+              <w:t xml:space="preserve">électrolytique 10 µF, </w:t>
+            </w:r>
             <w:r>
               <w:rPr>
                 <w:b/>
                 <w:bCs/>
               </w:rPr>
-              <w:t xml:space="preserve">4 AA alcalines</w:t>
-            </w:r>
-            <w:r>
-              <w:t xml:space="preserve"> (4,0 à 6,4 V), support dans le boîtier imprimé, deux fils vers le bornier J3 ; pas d'accu</w:t>
+              <w:t xml:space="preserve">+ côté 3V3</w:t>
+            </w:r>
+          </w:p>
+        </w:tc>
+        <w:tc>
+          <w:tcPr>
+            <w:tcW w:type="dxa" w:w="589"/>
+            <w:tcBorders>
+              <w:top w:val="single" w:color="999999" w:sz="4"/>
+              <w:left w:val="single" w:color="999999" w:sz="4"/>
+              <w:bottom w:val="single" w:color="999999" w:sz="4"/>
+              <w:right w:val="single" w:color="999999" w:sz="4"/>
+            </w:tcBorders>
+            <w:tcMar>
+              <w:top w:type="dxa" w:w="60"/>
+              <w:left w:type="dxa" w:w="100"/>
+              <w:bottom w:type="dxa" w:w="60"/>
+              <w:right w:type="dxa" w:w="100"/>
+            </w:tcMar>
+          </w:tcPr>
+          <w:p>
+            <w:r>
+              <w:t xml:space="preserve">3V3 et GND</w:t>
+            </w:r>
+          </w:p>
+        </w:tc>
+        <w:tc>
+          <w:tcPr>
+            <w:tcW w:type="dxa" w:w="3427"/>
+            <w:tcBorders>
+              <w:top w:val="single" w:color="999999" w:sz="4"/>
+              <w:left w:val="single" w:color="999999" w:sz="4"/>
+              <w:bottom w:val="single" w:color="999999" w:sz="4"/>
+              <w:right w:val="single" w:color="999999" w:sz="4"/>
+            </w:tcBorders>
+            <w:tcMar>
+              <w:top w:type="dxa" w:w="60"/>
+              <w:left w:type="dxa" w:w="100"/>
+              <w:bottom w:type="dxa" w:w="60"/>
+              <w:right w:type="dxa" w:w="100"/>
+            </w:tcMar>
+          </w:tcPr>
+          <w:p>
+            <w:r>
+              <w:t xml:space="preserve">près du XIAO, à côté de C1</w:t>
+            </w:r>
+          </w:p>
+        </w:tc>
+        <w:tc>
+          <w:tcPr>
+            <w:tcW w:type="dxa" w:w="3320"/>
+            <w:tcBorders>
+              <w:top w:val="single" w:color="999999" w:sz="4"/>
+              <w:left w:val="single" w:color="999999" w:sz="4"/>
+              <w:bottom w:val="single" w:color="999999" w:sz="4"/>
+              <w:right w:val="single" w:color="999999" w:sz="4"/>
+            </w:tcBorders>
+            <w:tcMar>
+              <w:top w:type="dxa" w:w="60"/>
+              <w:left w:type="dxa" w:w="100"/>
+              <w:bottom w:type="dxa" w:w="60"/>
+              <w:right w:type="dxa" w:w="100"/>
+            </w:tcMar>
+          </w:tcPr>
+          <w:p>
+            <w:r>
+              <w:t xml:space="preserve">réserve locale du 3V3</w:t>
             </w:r>
           </w:p>
         </w:tc>
@@ -2012,62 +2825,118 @@
         </w:trPr>
         <w:tc>
           <w:tcPr>
-            <w:tcW w:type="dxa" w:w="861"/>
-            <w:tcBorders>
-              <w:top w:val="single" w:color="999999" w:sz="4"/>
-              <w:left w:val="single" w:color="999999" w:sz="4"/>
-              <w:bottom w:val="single" w:color="999999" w:sz="4"/>
-              <w:right w:val="single" w:color="999999" w:sz="4"/>
-            </w:tcBorders>
-            <w:tcMar>
-              <w:top w:type="dxa" w:w="60"/>
-              <w:left w:type="dxa" w:w="100"/>
-              <w:bottom w:type="dxa" w:w="60"/>
-              <w:right w:type="dxa" w:w="100"/>
-            </w:tcMar>
-          </w:tcPr>
-          <w:p>
-            <w:r>
-              <w:t xml:space="preserve">Régulateur</w:t>
-            </w:r>
-          </w:p>
-        </w:tc>
-        <w:tc>
-          <w:tcPr>
-            <w:tcW w:type="dxa" w:w="8777"/>
-            <w:tcBorders>
-              <w:top w:val="single" w:color="999999" w:sz="4"/>
-              <w:left w:val="single" w:color="999999" w:sz="4"/>
-              <w:bottom w:val="single" w:color="999999" w:sz="4"/>
-              <w:right w:val="single" w:color="999999" w:sz="4"/>
-            </w:tcBorders>
-            <w:tcMar>
-              <w:top w:type="dxa" w:w="60"/>
-              <w:left w:type="dxa" w:w="100"/>
-              <w:bottom w:type="dxa" w:w="60"/>
-              <w:right w:type="dxa" w:w="100"/>
-            </w:tcMar>
-          </w:tcPr>
-          <w:p>
+            <w:tcW w:type="dxa" w:w="321"/>
+            <w:tcBorders>
+              <w:top w:val="single" w:color="999999" w:sz="4"/>
+              <w:left w:val="single" w:color="999999" w:sz="4"/>
+              <w:bottom w:val="single" w:color="999999" w:sz="4"/>
+              <w:right w:val="single" w:color="999999" w:sz="4"/>
+            </w:tcBorders>
+            <w:tcMar>
+              <w:top w:type="dxa" w:w="60"/>
+              <w:left w:type="dxa" w:w="100"/>
+              <w:bottom w:type="dxa" w:w="60"/>
+              <w:right w:type="dxa" w:w="100"/>
+            </w:tcMar>
+          </w:tcPr>
+          <w:p>
+            <w:r>
+              <w:t xml:space="preserve">C3</w:t>
+            </w:r>
+          </w:p>
+        </w:tc>
+        <w:tc>
+          <w:tcPr>
+            <w:tcW w:type="dxa" w:w="1981"/>
+            <w:tcBorders>
+              <w:top w:val="single" w:color="999999" w:sz="4"/>
+              <w:left w:val="single" w:color="999999" w:sz="4"/>
+              <w:bottom w:val="single" w:color="999999" w:sz="4"/>
+              <w:right w:val="single" w:color="999999" w:sz="4"/>
+            </w:tcBorders>
+            <w:tcMar>
+              <w:top w:type="dxa" w:w="60"/>
+              <w:left w:type="dxa" w:w="100"/>
+              <w:bottom w:type="dxa" w:w="60"/>
+              <w:right w:type="dxa" w:w="100"/>
+            </w:tcMar>
+          </w:tcPr>
+          <w:p>
+            <w:r>
+              <w:t xml:space="preserve">électrolytique 10 µF, </w:t>
+            </w:r>
             <w:r>
               <w:rPr>
                 <w:b/>
                 <w:bCs/>
               </w:rPr>
-              <w:t xml:space="preserve">MCP1700-3302E/TO</w:t>
-            </w:r>
-            <w:r>
-              <w:t xml:space="preserve"> (stock de l'utilisateur), sortie </w:t>
-            </w:r>
-            <w:r>
-              <w:rPr>
-                <w:b/>
-                <w:bCs/>
-              </w:rPr>
-              <w:t xml:space="preserve">directement sur la broche 3V3</w:t>
-            </w:r>
-            <w:r>
-              <w:t xml:space="preserve"> du XIAO ; un MCP1702-3302E/TO (même brochage, entrée 13,2 V) se monte aussi</w:t>
+              <w:t xml:space="preserve">+ côté VSW</w:t>
+            </w:r>
+          </w:p>
+        </w:tc>
+        <w:tc>
+          <w:tcPr>
+            <w:tcW w:type="dxa" w:w="589"/>
+            <w:tcBorders>
+              <w:top w:val="single" w:color="999999" w:sz="4"/>
+              <w:left w:val="single" w:color="999999" w:sz="4"/>
+              <w:bottom w:val="single" w:color="999999" w:sz="4"/>
+              <w:right w:val="single" w:color="999999" w:sz="4"/>
+            </w:tcBorders>
+            <w:tcMar>
+              <w:top w:type="dxa" w:w="60"/>
+              <w:left w:type="dxa" w:w="100"/>
+              <w:bottom w:type="dxa" w:w="60"/>
+              <w:right w:type="dxa" w:w="100"/>
+            </w:tcMar>
+          </w:tcPr>
+          <w:p>
+            <w:r>
+              <w:t xml:space="preserve">VSW et GND</w:t>
+            </w:r>
+          </w:p>
+        </w:tc>
+        <w:tc>
+          <w:tcPr>
+            <w:tcW w:type="dxa" w:w="3427"/>
+            <w:tcBorders>
+              <w:top w:val="single" w:color="999999" w:sz="4"/>
+              <w:left w:val="single" w:color="999999" w:sz="4"/>
+              <w:bottom w:val="single" w:color="999999" w:sz="4"/>
+              <w:right w:val="single" w:color="999999" w:sz="4"/>
+            </w:tcBorders>
+            <w:tcMar>
+              <w:top w:type="dxa" w:w="60"/>
+              <w:left w:type="dxa" w:w="100"/>
+              <w:bottom w:type="dxa" w:w="60"/>
+              <w:right w:type="dxa" w:w="100"/>
+            </w:tcMar>
+          </w:tcPr>
+          <w:p>
+            <w:r>
+              <w:t xml:space="preserve">contre les pattes 2 (IN) et 1 (GND) du MCP1700</w:t>
+            </w:r>
+          </w:p>
+        </w:tc>
+        <w:tc>
+          <w:tcPr>
+            <w:tcW w:type="dxa" w:w="3320"/>
+            <w:tcBorders>
+              <w:top w:val="single" w:color="999999" w:sz="4"/>
+              <w:left w:val="single" w:color="999999" w:sz="4"/>
+              <w:bottom w:val="single" w:color="999999" w:sz="4"/>
+              <w:right w:val="single" w:color="999999" w:sz="4"/>
+            </w:tcBorders>
+            <w:tcMar>
+              <w:top w:type="dxa" w:w="60"/>
+              <w:left w:type="dxa" w:w="100"/>
+              <w:bottom w:type="dxa" w:w="60"/>
+              <w:right w:type="dxa" w:w="100"/>
+            </w:tcMar>
+          </w:tcPr>
+          <w:p>
+            <w:r>
+              <w:t xml:space="preserve">stabilité de l'entrée du régulateur</w:t>
             </w:r>
           </w:p>
         </w:tc>
@@ -2078,45 +2947,118 @@
         </w:trPr>
         <w:tc>
           <w:tcPr>
-            <w:tcW w:type="dxa" w:w="861"/>
-            <w:tcBorders>
-              <w:top w:val="single" w:color="999999" w:sz="4"/>
-              <w:left w:val="single" w:color="999999" w:sz="4"/>
-              <w:bottom w:val="single" w:color="999999" w:sz="4"/>
-              <w:right w:val="single" w:color="999999" w:sz="4"/>
-            </w:tcBorders>
-            <w:tcMar>
-              <w:top w:type="dxa" w:w="60"/>
-              <w:left w:type="dxa" w:w="100"/>
-              <w:bottom w:type="dxa" w:w="60"/>
-              <w:right w:type="dxa" w:w="100"/>
-            </w:tcMar>
-          </w:tcPr>
-          <w:p>
-            <w:r>
-              <w:t xml:space="preserve">Protection</w:t>
-            </w:r>
-          </w:p>
-        </w:tc>
-        <w:tc>
-          <w:tcPr>
-            <w:tcW w:type="dxa" w:w="8777"/>
-            <w:tcBorders>
-              <w:top w:val="single" w:color="999999" w:sz="4"/>
-              <w:left w:val="single" w:color="999999" w:sz="4"/>
-              <w:bottom w:val="single" w:color="999999" w:sz="4"/>
-              <w:right w:val="single" w:color="999999" w:sz="4"/>
-            </w:tcBorders>
-            <w:tcMar>
-              <w:top w:type="dxa" w:w="60"/>
-              <w:left w:type="dxa" w:w="100"/>
-              <w:bottom w:type="dxa" w:w="60"/>
-              <w:right w:type="dxa" w:w="100"/>
-            </w:tcMar>
-          </w:tcPr>
-          <w:p>
-            <w:r>
-              <w:t xml:space="preserve">1N5819 contre l'inversion des piles</w:t>
+            <w:tcW w:type="dxa" w:w="321"/>
+            <w:tcBorders>
+              <w:top w:val="single" w:color="999999" w:sz="4"/>
+              <w:left w:val="single" w:color="999999" w:sz="4"/>
+              <w:bottom w:val="single" w:color="999999" w:sz="4"/>
+              <w:right w:val="single" w:color="999999" w:sz="4"/>
+            </w:tcBorders>
+            <w:tcMar>
+              <w:top w:type="dxa" w:w="60"/>
+              <w:left w:type="dxa" w:w="100"/>
+              <w:bottom w:type="dxa" w:w="60"/>
+              <w:right w:type="dxa" w:w="100"/>
+            </w:tcMar>
+          </w:tcPr>
+          <w:p>
+            <w:r>
+              <w:t xml:space="preserve">C4</w:t>
+            </w:r>
+          </w:p>
+        </w:tc>
+        <w:tc>
+          <w:tcPr>
+            <w:tcW w:type="dxa" w:w="1981"/>
+            <w:tcBorders>
+              <w:top w:val="single" w:color="999999" w:sz="4"/>
+              <w:left w:val="single" w:color="999999" w:sz="4"/>
+              <w:bottom w:val="single" w:color="999999" w:sz="4"/>
+              <w:right w:val="single" w:color="999999" w:sz="4"/>
+            </w:tcBorders>
+            <w:tcMar>
+              <w:top w:type="dxa" w:w="60"/>
+              <w:left w:type="dxa" w:w="100"/>
+              <w:bottom w:type="dxa" w:w="60"/>
+              <w:right w:type="dxa" w:w="100"/>
+            </w:tcMar>
+          </w:tcPr>
+          <w:p>
+            <w:r>
+              <w:t xml:space="preserve">céramique 1 µF</w:t>
+            </w:r>
+          </w:p>
+        </w:tc>
+        <w:tc>
+          <w:tcPr>
+            <w:tcW w:type="dxa" w:w="589"/>
+            <w:tcBorders>
+              <w:top w:val="single" w:color="999999" w:sz="4"/>
+              <w:left w:val="single" w:color="999999" w:sz="4"/>
+              <w:bottom w:val="single" w:color="999999" w:sz="4"/>
+              <w:right w:val="single" w:color="999999" w:sz="4"/>
+            </w:tcBorders>
+            <w:tcMar>
+              <w:top w:type="dxa" w:w="60"/>
+              <w:left w:type="dxa" w:w="100"/>
+              <w:bottom w:type="dxa" w:w="60"/>
+              <w:right w:type="dxa" w:w="100"/>
+            </w:tcMar>
+          </w:tcPr>
+          <w:p>
+            <w:r>
+              <w:t xml:space="preserve">3V3 et GND</w:t>
+            </w:r>
+          </w:p>
+        </w:tc>
+        <w:tc>
+          <w:tcPr>
+            <w:tcW w:type="dxa" w:w="3427"/>
+            <w:tcBorders>
+              <w:top w:val="single" w:color="999999" w:sz="4"/>
+              <w:left w:val="single" w:color="999999" w:sz="4"/>
+              <w:bottom w:val="single" w:color="999999" w:sz="4"/>
+              <w:right w:val="single" w:color="999999" w:sz="4"/>
+            </w:tcBorders>
+            <w:tcMar>
+              <w:top w:type="dxa" w:w="60"/>
+              <w:left w:type="dxa" w:w="100"/>
+              <w:bottom w:type="dxa" w:w="60"/>
+              <w:right w:type="dxa" w:w="100"/>
+            </w:tcMar>
+          </w:tcPr>
+          <w:p>
+            <w:r>
+              <w:t xml:space="preserve">contre les pattes 3 (OUT) et 1 (GND) du MCP1700, à moins de 1 cm</w:t>
+            </w:r>
+          </w:p>
+        </w:tc>
+        <w:tc>
+          <w:tcPr>
+            <w:tcW w:type="dxa" w:w="3320"/>
+            <w:tcBorders>
+              <w:top w:val="single" w:color="999999" w:sz="4"/>
+              <w:left w:val="single" w:color="999999" w:sz="4"/>
+              <w:bottom w:val="single" w:color="999999" w:sz="4"/>
+              <w:right w:val="single" w:color="999999" w:sz="4"/>
+            </w:tcBorders>
+            <w:tcMar>
+              <w:top w:type="dxa" w:w="60"/>
+              <w:left w:type="dxa" w:w="100"/>
+              <w:bottom w:type="dxa" w:w="60"/>
+              <w:right w:type="dxa" w:w="100"/>
+            </w:tcMar>
+          </w:tcPr>
+          <w:p>
+            <w:r>
+              <w:rPr>
+                <w:b/>
+                <w:bCs/>
+              </w:rPr>
+              <w:t xml:space="preserve">obligatoire</w:t>
+            </w:r>
+            <w:r>
+              <w:t xml:space="preserve"> : sans lui, le MCP1700 peut osciller</w:t>
             </w:r>
           </w:p>
         </w:tc>
@@ -2127,52 +3069,118 @@
         </w:trPr>
         <w:tc>
           <w:tcPr>
-            <w:tcW w:type="dxa" w:w="861"/>
-            <w:tcBorders>
-              <w:top w:val="single" w:color="999999" w:sz="4"/>
-              <w:left w:val="single" w:color="999999" w:sz="4"/>
-              <w:bottom w:val="single" w:color="999999" w:sz="4"/>
-              <w:right w:val="single" w:color="999999" w:sz="4"/>
-            </w:tcBorders>
-            <w:tcMar>
-              <w:top w:type="dxa" w:w="60"/>
-              <w:left w:type="dxa" w:w="100"/>
-              <w:bottom w:type="dxa" w:w="60"/>
-              <w:right w:type="dxa" w:w="100"/>
-            </w:tcMar>
-          </w:tcPr>
-          <w:p>
-            <w:r>
-              <w:t xml:space="preserve">Interrupteur</w:t>
-            </w:r>
-          </w:p>
-        </w:tc>
-        <w:tc>
-          <w:tcPr>
-            <w:tcW w:type="dxa" w:w="8777"/>
-            <w:tcBorders>
-              <w:top w:val="single" w:color="999999" w:sz="4"/>
-              <w:left w:val="single" w:color="999999" w:sz="4"/>
-              <w:bottom w:val="single" w:color="999999" w:sz="4"/>
-              <w:right w:val="single" w:color="999999" w:sz="4"/>
-            </w:tcBorders>
-            <w:tcMar>
-              <w:top w:type="dxa" w:w="60"/>
-              <w:left w:type="dxa" w:w="100"/>
-              <w:bottom w:type="dxa" w:w="60"/>
-              <w:right w:type="dxa" w:w="100"/>
-            </w:tcMar>
-          </w:tcPr>
-          <w:p>
+            <w:tcW w:type="dxa" w:w="321"/>
+            <w:tcBorders>
+              <w:top w:val="single" w:color="999999" w:sz="4"/>
+              <w:left w:val="single" w:color="999999" w:sz="4"/>
+              <w:bottom w:val="single" w:color="999999" w:sz="4"/>
+              <w:right w:val="single" w:color="999999" w:sz="4"/>
+            </w:tcBorders>
+            <w:tcMar>
+              <w:top w:type="dxa" w:w="60"/>
+              <w:left w:type="dxa" w:w="100"/>
+              <w:bottom w:type="dxa" w:w="60"/>
+              <w:right w:type="dxa" w:w="100"/>
+            </w:tcMar>
+          </w:tcPr>
+          <w:p>
+            <w:r>
+              <w:t xml:space="preserve">C5</w:t>
+            </w:r>
+          </w:p>
+        </w:tc>
+        <w:tc>
+          <w:tcPr>
+            <w:tcW w:type="dxa" w:w="1981"/>
+            <w:tcBorders>
+              <w:top w:val="single" w:color="999999" w:sz="4"/>
+              <w:left w:val="single" w:color="999999" w:sz="4"/>
+              <w:bottom w:val="single" w:color="999999" w:sz="4"/>
+              <w:right w:val="single" w:color="999999" w:sz="4"/>
+            </w:tcBorders>
+            <w:tcMar>
+              <w:top w:type="dxa" w:w="60"/>
+              <w:left w:type="dxa" w:w="100"/>
+              <w:bottom w:type="dxa" w:w="60"/>
+              <w:right w:type="dxa" w:w="100"/>
+            </w:tcMar>
+          </w:tcPr>
+          <w:p>
+            <w:r>
+              <w:t xml:space="preserve">électrolytique 470 µF, </w:t>
+            </w:r>
             <w:r>
               <w:rPr>
                 <w:b/>
                 <w:bCs/>
               </w:rPr>
-              <w:t xml:space="preserve">en paroi</w:t>
-            </w:r>
-            <w:r>
-              <w:t xml:space="preserve">, sur fil, relié à J4 (coupe franche des piles)</w:t>
+              <w:t xml:space="preserve">+ côté 3V3</w:t>
+            </w:r>
+          </w:p>
+        </w:tc>
+        <w:tc>
+          <w:tcPr>
+            <w:tcW w:type="dxa" w:w="589"/>
+            <w:tcBorders>
+              <w:top w:val="single" w:color="999999" w:sz="4"/>
+              <w:left w:val="single" w:color="999999" w:sz="4"/>
+              <w:bottom w:val="single" w:color="999999" w:sz="4"/>
+              <w:right w:val="single" w:color="999999" w:sz="4"/>
+            </w:tcBorders>
+            <w:tcMar>
+              <w:top w:type="dxa" w:w="60"/>
+              <w:left w:type="dxa" w:w="100"/>
+              <w:bottom w:type="dxa" w:w="60"/>
+              <w:right w:type="dxa" w:w="100"/>
+            </w:tcMar>
+          </w:tcPr>
+          <w:p>
+            <w:r>
+              <w:t xml:space="preserve">3V3 et GND</w:t>
+            </w:r>
+          </w:p>
+        </w:tc>
+        <w:tc>
+          <w:tcPr>
+            <w:tcW w:type="dxa" w:w="3427"/>
+            <w:tcBorders>
+              <w:top w:val="single" w:color="999999" w:sz="4"/>
+              <w:left w:val="single" w:color="999999" w:sz="4"/>
+              <w:bottom w:val="single" w:color="999999" w:sz="4"/>
+              <w:right w:val="single" w:color="999999" w:sz="4"/>
+            </w:tcBorders>
+            <w:tcMar>
+              <w:top w:type="dxa" w:w="60"/>
+              <w:left w:type="dxa" w:w="100"/>
+              <w:bottom w:type="dxa" w:w="60"/>
+              <w:right w:type="dxa" w:w="100"/>
+            </w:tcMar>
+          </w:tcPr>
+          <w:p>
+            <w:r>
+              <w:t xml:space="preserve">sur le 3V3 entre le MCP1700 et le XIAO, fils courts et gros</w:t>
+            </w:r>
+          </w:p>
+        </w:tc>
+        <w:tc>
+          <w:tcPr>
+            <w:tcW w:type="dxa" w:w="3320"/>
+            <w:tcBorders>
+              <w:top w:val="single" w:color="999999" w:sz="4"/>
+              <w:left w:val="single" w:color="999999" w:sz="4"/>
+              <w:bottom w:val="single" w:color="999999" w:sz="4"/>
+              <w:right w:val="single" w:color="999999" w:sz="4"/>
+            </w:tcBorders>
+            <w:tcMar>
+              <w:top w:type="dxa" w:w="60"/>
+              <w:left w:type="dxa" w:w="100"/>
+              <w:bottom w:type="dxa" w:w="60"/>
+              <w:right w:type="dxa" w:w="100"/>
+            </w:tcMar>
+          </w:tcPr>
+          <w:p>
+            <w:r>
+              <w:t xml:space="preserve">fournit les pointes Wi-Fi / LoRa au-delà des 250 mA du MCP1700</w:t>
             </w:r>
           </w:p>
         </w:tc>
@@ -2183,65 +3191,111 @@
         </w:trPr>
         <w:tc>
           <w:tcPr>
-            <w:tcW w:type="dxa" w:w="861"/>
-            <w:tcBorders>
-              <w:top w:val="single" w:color="999999" w:sz="4"/>
-              <w:left w:val="single" w:color="999999" w:sz="4"/>
-              <w:bottom w:val="single" w:color="999999" w:sz="4"/>
-              <w:right w:val="single" w:color="999999" w:sz="4"/>
-            </w:tcBorders>
-            <w:tcMar>
-              <w:top w:type="dxa" w:w="60"/>
-              <w:left w:type="dxa" w:w="100"/>
-              <w:bottom w:type="dxa" w:w="60"/>
-              <w:right w:type="dxa" w:w="100"/>
-            </w:tcMar>
-          </w:tcPr>
-          <w:p>
-            <w:r>
-              <w:t xml:space="preserve">Mesure des piles</w:t>
-            </w:r>
-          </w:p>
-        </w:tc>
-        <w:tc>
-          <w:tcPr>
-            <w:tcW w:type="dxa" w:w="8777"/>
-            <w:tcBorders>
-              <w:top w:val="single" w:color="999999" w:sz="4"/>
-              <w:left w:val="single" w:color="999999" w:sz="4"/>
-              <w:bottom w:val="single" w:color="999999" w:sz="4"/>
-              <w:right w:val="single" w:color="999999" w:sz="4"/>
-            </w:tcBorders>
-            <w:tcMar>
-              <w:top w:type="dxa" w:w="60"/>
-              <w:left w:type="dxa" w:w="100"/>
-              <w:bottom w:type="dxa" w:w="60"/>
-              <w:right w:type="dxa" w:w="100"/>
-            </w:tcMar>
-          </w:tcPr>
-          <w:p>
-            <w:r>
-              <w:t xml:space="preserve">pont </w:t>
-            </w:r>
-            <w:r>
-              <w:rPr>
-                <w:b/>
-                <w:bCs/>
-              </w:rPr>
-              <w:t xml:space="preserve">200 k / 100 k</w:t>
-            </w:r>
-            <w:r>
-              <w:t xml:space="preserve"> + 100 nF, pris </w:t>
-            </w:r>
-            <w:r>
-              <w:rPr>
-                <w:b/>
-                <w:bCs/>
-              </w:rPr>
-              <w:t xml:space="preserve">après l'interrupteur</w:t>
-            </w:r>
-            <w:r>
-              <w:t xml:space="preserve"> (aucune consommation à l'arrêt)</w:t>
+            <w:tcW w:type="dxa" w:w="321"/>
+            <w:tcBorders>
+              <w:top w:val="single" w:color="999999" w:sz="4"/>
+              <w:left w:val="single" w:color="999999" w:sz="4"/>
+              <w:bottom w:val="single" w:color="999999" w:sz="4"/>
+              <w:right w:val="single" w:color="999999" w:sz="4"/>
+            </w:tcBorders>
+            <w:tcMar>
+              <w:top w:type="dxa" w:w="60"/>
+              <w:left w:type="dxa" w:w="100"/>
+              <w:bottom w:type="dxa" w:w="60"/>
+              <w:right w:type="dxa" w:w="100"/>
+            </w:tcMar>
+          </w:tcPr>
+          <w:p>
+            <w:r>
+              <w:t xml:space="preserve">C6</w:t>
+            </w:r>
+          </w:p>
+        </w:tc>
+        <w:tc>
+          <w:tcPr>
+            <w:tcW w:type="dxa" w:w="1981"/>
+            <w:tcBorders>
+              <w:top w:val="single" w:color="999999" w:sz="4"/>
+              <w:left w:val="single" w:color="999999" w:sz="4"/>
+              <w:bottom w:val="single" w:color="999999" w:sz="4"/>
+              <w:right w:val="single" w:color="999999" w:sz="4"/>
+            </w:tcBorders>
+            <w:tcMar>
+              <w:top w:type="dxa" w:w="60"/>
+              <w:left w:type="dxa" w:w="100"/>
+              <w:bottom w:type="dxa" w:w="60"/>
+              <w:right w:type="dxa" w:w="100"/>
+            </w:tcMar>
+          </w:tcPr>
+          <w:p>
+            <w:r>
+              <w:t xml:space="preserve">céramique 100 nF</w:t>
+            </w:r>
+          </w:p>
+        </w:tc>
+        <w:tc>
+          <w:tcPr>
+            <w:tcW w:type="dxa" w:w="589"/>
+            <w:tcBorders>
+              <w:top w:val="single" w:color="999999" w:sz="4"/>
+              <w:left w:val="single" w:color="999999" w:sz="4"/>
+              <w:bottom w:val="single" w:color="999999" w:sz="4"/>
+              <w:right w:val="single" w:color="999999" w:sz="4"/>
+            </w:tcBorders>
+            <w:tcMar>
+              <w:top w:type="dxa" w:w="60"/>
+              <w:left w:type="dxa" w:w="100"/>
+              <w:bottom w:type="dxa" w:w="60"/>
+              <w:right w:type="dxa" w:w="100"/>
+            </w:tcMar>
+          </w:tcPr>
+          <w:p>
+            <w:r>
+              <w:t xml:space="preserve">VMES et GND</w:t>
+            </w:r>
+          </w:p>
+        </w:tc>
+        <w:tc>
+          <w:tcPr>
+            <w:tcW w:type="dxa" w:w="3427"/>
+            <w:tcBorders>
+              <w:top w:val="single" w:color="999999" w:sz="4"/>
+              <w:left w:val="single" w:color="999999" w:sz="4"/>
+              <w:bottom w:val="single" w:color="999999" w:sz="4"/>
+              <w:right w:val="single" w:color="999999" w:sz="4"/>
+            </w:tcBorders>
+            <w:tcMar>
+              <w:top w:type="dxa" w:w="60"/>
+              <w:left w:type="dxa" w:w="100"/>
+              <w:bottom w:type="dxa" w:w="60"/>
+              <w:right w:type="dxa" w:w="100"/>
+            </w:tcMar>
+          </w:tcPr>
+          <w:p>
+            <w:r>
+              <w:t xml:space="preserve">contre la patte de mesure du XIAO (D1)</w:t>
+            </w:r>
+          </w:p>
+        </w:tc>
+        <w:tc>
+          <w:tcPr>
+            <w:tcW w:type="dxa" w:w="3320"/>
+            <w:tcBorders>
+              <w:top w:val="single" w:color="999999" w:sz="4"/>
+              <w:left w:val="single" w:color="999999" w:sz="4"/>
+              <w:bottom w:val="single" w:color="999999" w:sz="4"/>
+              <w:right w:val="single" w:color="999999" w:sz="4"/>
+            </w:tcBorders>
+            <w:tcMar>
+              <w:top w:type="dxa" w:w="60"/>
+              <w:left w:type="dxa" w:w="100"/>
+              <w:bottom w:type="dxa" w:w="60"/>
+              <w:right w:type="dxa" w:w="100"/>
+            </w:tcMar>
+          </w:tcPr>
+          <w:p>
+            <w:r>
+              <w:t xml:space="preserve">filtre la mesure des piles</w:t>
             </w:r>
           </w:p>
         </w:tc>
@@ -2252,35 +3306,2086 @@
         </w:trPr>
         <w:tc>
           <w:tcPr>
-            <w:tcW w:type="dxa" w:w="861"/>
-            <w:tcBorders>
-              <w:top w:val="single" w:color="999999" w:sz="4"/>
-              <w:left w:val="single" w:color="999999" w:sz="4"/>
-              <w:bottom w:val="single" w:color="999999" w:sz="4"/>
-              <w:right w:val="single" w:color="999999" w:sz="4"/>
-            </w:tcBorders>
-            <w:tcMar>
-              <w:top w:type="dxa" w:w="60"/>
-              <w:left w:type="dxa" w:w="100"/>
-              <w:bottom w:type="dxa" w:w="60"/>
-              <w:right w:type="dxa" w:w="100"/>
-            </w:tcMar>
-          </w:tcPr>
-          <w:p>
-            <w:r>
-              <w:t xml:space="preserve">Flotteur</w:t>
-            </w:r>
-          </w:p>
-        </w:tc>
-        <w:tc>
-          <w:tcPr>
-            <w:tcW w:type="dxa" w:w="8777"/>
-            <w:tcBorders>
-              <w:top w:val="single" w:color="999999" w:sz="4"/>
-              <w:left w:val="single" w:color="999999" w:sz="4"/>
-              <w:bottom w:val="single" w:color="999999" w:sz="4"/>
-              <w:right w:val="single" w:color="999999" w:sz="4"/>
-            </w:tcBorders>
+            <w:tcW w:type="dxa" w:w="321"/>
+            <w:tcBorders>
+              <w:top w:val="single" w:color="999999" w:sz="4"/>
+              <w:left w:val="single" w:color="999999" w:sz="4"/>
+              <w:bottom w:val="single" w:color="999999" w:sz="4"/>
+              <w:right w:val="single" w:color="999999" w:sz="4"/>
+            </w:tcBorders>
+            <w:tcMar>
+              <w:top w:type="dxa" w:w="60"/>
+              <w:left w:type="dxa" w:w="100"/>
+              <w:bottom w:type="dxa" w:w="60"/>
+              <w:right w:type="dxa" w:w="100"/>
+            </w:tcMar>
+          </w:tcPr>
+          <w:p>
+            <w:r>
+              <w:t xml:space="preserve">C7</w:t>
+            </w:r>
+          </w:p>
+        </w:tc>
+        <w:tc>
+          <w:tcPr>
+            <w:tcW w:type="dxa" w:w="1981"/>
+            <w:tcBorders>
+              <w:top w:val="single" w:color="999999" w:sz="4"/>
+              <w:left w:val="single" w:color="999999" w:sz="4"/>
+              <w:bottom w:val="single" w:color="999999" w:sz="4"/>
+              <w:right w:val="single" w:color="999999" w:sz="4"/>
+            </w:tcBorders>
+            <w:tcMar>
+              <w:top w:type="dxa" w:w="60"/>
+              <w:left w:type="dxa" w:w="100"/>
+              <w:bottom w:type="dxa" w:w="60"/>
+              <w:right w:type="dxa" w:w="100"/>
+            </w:tcMar>
+          </w:tcPr>
+          <w:p>
+            <w:r>
+              <w:t xml:space="preserve">céramique 100 nF</w:t>
+            </w:r>
+          </w:p>
+        </w:tc>
+        <w:tc>
+          <w:tcPr>
+            <w:tcW w:type="dxa" w:w="589"/>
+            <w:tcBorders>
+              <w:top w:val="single" w:color="999999" w:sz="4"/>
+              <w:left w:val="single" w:color="999999" w:sz="4"/>
+              <w:bottom w:val="single" w:color="999999" w:sz="4"/>
+              <w:right w:val="single" w:color="999999" w:sz="4"/>
+            </w:tcBorders>
+            <w:tcMar>
+              <w:top w:type="dxa" w:w="60"/>
+              <w:left w:type="dxa" w:w="100"/>
+              <w:bottom w:type="dxa" w:w="60"/>
+              <w:right w:type="dxa" w:w="100"/>
+            </w:tcMar>
+          </w:tcPr>
+          <w:p>
+            <w:r>
+              <w:t xml:space="preserve">FLOT et GND</w:t>
+            </w:r>
+          </w:p>
+        </w:tc>
+        <w:tc>
+          <w:tcPr>
+            <w:tcW w:type="dxa" w:w="3427"/>
+            <w:tcBorders>
+              <w:top w:val="single" w:color="999999" w:sz="4"/>
+              <w:left w:val="single" w:color="999999" w:sz="4"/>
+              <w:bottom w:val="single" w:color="999999" w:sz="4"/>
+              <w:right w:val="single" w:color="999999" w:sz="4"/>
+            </w:tcBorders>
+            <w:tcMar>
+              <w:top w:type="dxa" w:w="60"/>
+              <w:left w:type="dxa" w:w="100"/>
+              <w:bottom w:type="dxa" w:w="60"/>
+              <w:right w:type="dxa" w:w="100"/>
+            </w:tcMar>
+          </w:tcPr>
+          <w:p>
+            <w:r>
+              <w:t xml:space="preserve">contre la patte du flotteur (D0), après R5</w:t>
+            </w:r>
+          </w:p>
+        </w:tc>
+        <w:tc>
+          <w:tcPr>
+            <w:tcW w:type="dxa" w:w="3320"/>
+            <w:tcBorders>
+              <w:top w:val="single" w:color="999999" w:sz="4"/>
+              <w:left w:val="single" w:color="999999" w:sz="4"/>
+              <w:bottom w:val="single" w:color="999999" w:sz="4"/>
+              <w:right w:val="single" w:color="999999" w:sz="4"/>
+            </w:tcBorders>
+            <w:tcMar>
+              <w:top w:type="dxa" w:w="60"/>
+              <w:left w:type="dxa" w:w="100"/>
+              <w:bottom w:type="dxa" w:w="60"/>
+              <w:right w:type="dxa" w:w="100"/>
+            </w:tcMar>
+          </w:tcPr>
+          <w:p>
+            <w:r>
+              <w:t xml:space="preserve">filtre les parasites du fil du flotteur</w:t>
+            </w:r>
+          </w:p>
+        </w:tc>
+      </w:tr>
+    </w:tbl>
+    <w:p/>
+    <w:p>
+      <w:pPr>
+        <w:spacing w:after="120"/>
+      </w:pPr>
+      <w:r>
+        <w:rPr>
+          <w:b/>
+          <w:bCs/>
+        </w:rPr>
+        <w:t xml:space="preserve">Montage d'essai sans 1N5819 (D2)</w:t>
+      </w:r>
+      <w:r>
+        <w:t xml:space="preserve"> : la remplacer par un fil (+ des piles → interrupteur). Conséquences :</w:t>
+      </w:r>
+    </w:p>
+    <w:p>
+      <w:pPr>
+        <w:pStyle w:val="ListParagraph"/>
+        <w:numPr>
+          <w:ilvl w:val="0"/>
+          <w:numId w:val="2"/>
+        </w:numPr>
+      </w:pPr>
+      <w:r>
+        <w:rPr>
+          <w:b/>
+          <w:bCs/>
+        </w:rPr>
+        <w:t xml:space="preserve">plus de protection contre l'inversion des piles</w:t>
+      </w:r>
+      <w:r>
+        <w:t xml:space="preserve"> (MCP1700 et XIAO détruits) : vérifier la polarité au multimètre avant la mise en marche ;</w:t>
+      </w:r>
+    </w:p>
+    <w:p>
+      <w:pPr>
+        <w:pStyle w:val="ListParagraph"/>
+        <w:numPr>
+          <w:ilvl w:val="0"/>
+          <w:numId w:val="2"/>
+        </w:numPr>
+      </w:pPr>
+      <w:r>
+        <w:rPr>
+          <w:b/>
+          <w:bCs/>
+        </w:rPr>
+        <w:t xml:space="preserve">entrée du MCP1700</w:t>
+      </w:r>
+      <w:r>
+        <w:t xml:space="preserve"> : 4 AA neuves ≈ 6,4 V, au-dessus des 6,0 V de fonctionnement (maximum absolu 6,5 V). Si le bloc dépasse 6,0 V : piles un peu entamées, ou 3 AA (4,5 V) provisoirement ;</w:t>
+      </w:r>
+    </w:p>
+    <w:p>
+      <w:pPr>
+        <w:pStyle w:val="ListParagraph"/>
+        <w:numPr>
+          <w:ilvl w:val="0"/>
+          <w:numId w:val="2"/>
+        </w:numPr>
+      </w:pPr>
+      <w:r>
+        <w:rPr>
+          <w:b/>
+          <w:bCs/>
+        </w:rPr>
+        <w:t xml:space="preserve">mesure des piles</w:t>
+      </w:r>
+      <w:r>
+        <w:t xml:space="preserve"> : VSW = tension réelle des piles, soit 0,2 à 0,3 V </w:t>
+      </w:r>
+      <w:r>
+        <w:rPr>
+          <w:b/>
+          <w:bCs/>
+        </w:rPr>
+        <w:t xml:space="preserve">de plus</w:t>
+      </w:r>
+      <w:r>
+        <w:t xml:space="preserve"> qu'avec la diode → ne pas régler le seuil « piles déchargées » sur ce montage ;</w:t>
+      </w:r>
+    </w:p>
+    <w:p>
+      <w:pPr>
+        <w:pStyle w:val="ListParagraph"/>
+        <w:numPr>
+          <w:ilvl w:val="0"/>
+          <w:numId w:val="2"/>
+        </w:numPr>
+      </w:pPr>
+      <w:r>
+        <w:rPr>
+          <w:b/>
+          <w:bCs/>
+        </w:rPr>
+        <w:t xml:space="preserve">consommation en deep sleep</w:t>
+      </w:r>
+      <w:r>
+        <w:t xml:space="preserve"> : inchangée (la diode ne consomme rien). Le pont R2 / R3 consomme, lui, ≈ 20 µA en permanence, interrupteur en marche ;</w:t>
+      </w:r>
+    </w:p>
+    <w:p>
+      <w:pPr>
+        <w:pStyle w:val="ListParagraph"/>
+        <w:numPr>
+          <w:ilvl w:val="0"/>
+          <w:numId w:val="2"/>
+        </w:numPr>
+      </w:pPr>
+      <w:r>
+        <w:t xml:space="preserve">dépannage possible avec une 1N4001…1N4007 : protection conservée, mais chute de 0,7 à 0,9 V (mesure d'autant plus basse).</w:t>
+      </w:r>
+    </w:p>
+    <w:p>
+      <w:pPr>
+        <w:spacing w:after="120"/>
+      </w:pPr>
+      <w:r>
+        <w:t xml:space="preserve">#### a) Piles + DHT20 (cuve sans flotteur)</w:t>
+      </w:r>
+    </w:p>
+    <w:p>
+      <w:pPr>
+        <w:keepNext/>
+        <w:keepLines/>
+        <w:shd w:fill="F2F2F2" w:val="clear"/>
+        <w:spacing w:after="0" w:before="120" w:line="240"/>
+      </w:pPr>
+      <w:r>
+        <w:rPr>
+          <w:rFonts w:ascii="Consolas" w:cs="Consolas" w:eastAsia="Consolas" w:hAnsi="Consolas"/>
+          <w:sz w:val="17"/>
+          <w:szCs w:val="17"/>
+        </w:rPr>
+        <w:t xml:space="preserve">   D2 1N5819   J4 inter                   VSW</w:t>
+      </w:r>
+    </w:p>
+    <w:p>
+      <w:pPr>
+        <w:keepNext/>
+        <w:keepLines/>
+        <w:shd w:fill="F2F2F2" w:val="clear"/>
+        <w:spacing w:after="0" w:before="0" w:line="240"/>
+      </w:pPr>
+      <w:r>
+        <w:rPr>
+          <w:rFonts w:ascii="Consolas" w:cs="Consolas" w:eastAsia="Consolas" w:hAnsi="Consolas"/>
+          <w:sz w:val="17"/>
+          <w:szCs w:val="17"/>
+        </w:rPr>
+        <w:t xml:space="preserve">  +----&gt;|-------o/ o----+---------+-----------------+</w:t>
+      </w:r>
+    </w:p>
+    <w:p>
+      <w:pPr>
+        <w:keepNext/>
+        <w:keepLines/>
+        <w:shd w:fill="F2F2F2" w:val="clear"/>
+        <w:spacing w:after="0" w:before="0" w:line="240"/>
+      </w:pPr>
+      <w:r>
+        <w:rPr>
+          <w:rFonts w:ascii="Consolas" w:cs="Consolas" w:eastAsia="Consolas" w:hAnsi="Consolas"/>
+          <w:sz w:val="17"/>
+          <w:szCs w:val="17"/>
+        </w:rPr>
+        <w:t xml:space="preserve">  |                     |         | 2 IN            |             XIAO ESP32-S3 (vu de dessus)</w:t>
+      </w:r>
+    </w:p>
+    <w:p>
+      <w:pPr>
+        <w:keepNext/>
+        <w:keepLines/>
+        <w:shd w:fill="F2F2F2" w:val="clear"/>
+        <w:spacing w:after="0" w:before="0" w:line="240"/>
+      </w:pPr>
+      <w:r>
+        <w:rPr>
+          <w:rFonts w:ascii="Consolas" w:cs="Consolas" w:eastAsia="Consolas" w:hAnsi="Consolas"/>
+          <w:sz w:val="17"/>
+          <w:szCs w:val="17"/>
+        </w:rPr>
+        <w:t xml:space="preserve"> (+)                C3 10 µF +---------+        R2 220 k              +---[ USB-C ]---+</w:t>
+      </w:r>
+    </w:p>
+    <w:p>
+      <w:pPr>
+        <w:keepNext/>
+        <w:keepLines/>
+        <w:shd w:fill="F2F2F2" w:val="clear"/>
+        <w:spacing w:after="0" w:before="0" w:line="240"/>
+      </w:pPr>
+      <w:r>
+        <w:rPr>
+          <w:rFonts w:ascii="Consolas" w:cs="Consolas" w:eastAsia="Consolas" w:hAnsi="Consolas"/>
+          <w:sz w:val="17"/>
+          <w:szCs w:val="17"/>
+        </w:rPr>
+        <w:t xml:space="preserve">PILES                   |    | U1      |-(1)-- GND  |           D0  1 | o           o | 14  5V</w:t>
+      </w:r>
+    </w:p>
+    <w:p>
+      <w:pPr>
+        <w:keepNext/>
+        <w:keepLines/>
+        <w:shd w:fill="F2F2F2" w:val="clear"/>
+        <w:spacing w:after="0" w:before="0" w:line="240"/>
+      </w:pPr>
+      <w:r>
+        <w:rPr>
+          <w:rFonts w:ascii="Consolas" w:cs="Consolas" w:eastAsia="Consolas" w:hAnsi="Consolas"/>
+          <w:sz w:val="17"/>
+          <w:szCs w:val="17"/>
+        </w:rPr>
+        <w:t xml:space="preserve">4 AA                   GND   | MCP1700 |      VMES  +---------- D1  2 | o           o | 13  GND --- GND</w:t>
+      </w:r>
+    </w:p>
+    <w:p>
+      <w:pPr>
+        <w:keepNext/>
+        <w:keepLines/>
+        <w:shd w:fill="F2F2F2" w:val="clear"/>
+        <w:spacing w:after="0" w:before="0" w:line="240"/>
+      </w:pPr>
+      <w:r>
+        <w:rPr>
+          <w:rFonts w:ascii="Consolas" w:cs="Consolas" w:eastAsia="Consolas" w:hAnsi="Consolas"/>
+          <w:sz w:val="17"/>
+          <w:szCs w:val="17"/>
+        </w:rPr>
+        <w:t xml:space="preserve"> (-)                         | 3302E   |            |           D2  3 | o           o | 12  3V3 --------+</w:t>
+      </w:r>
+    </w:p>
+    <w:p>
+      <w:pPr>
+        <w:keepNext/>
+        <w:keepLines/>
+        <w:shd w:fill="F2F2F2" w:val="clear"/>
+        <w:spacing w:after="0" w:before="0" w:line="240"/>
+      </w:pPr>
+      <w:r>
+        <w:rPr>
+          <w:rFonts w:ascii="Consolas" w:cs="Consolas" w:eastAsia="Consolas" w:hAnsi="Consolas"/>
+          <w:sz w:val="17"/>
+          <w:szCs w:val="17"/>
+        </w:rPr>
+        <w:t xml:space="preserve">  |                          +---------+  +---------+           D3  4 | o           o | 11  D10         |</w:t>
+      </w:r>
+    </w:p>
+    <w:p>
+      <w:pPr>
+        <w:keepNext/>
+        <w:keepLines/>
+        <w:shd w:fill="F2F2F2" w:val="clear"/>
+        <w:spacing w:after="0" w:before="0" w:line="240"/>
+      </w:pPr>
+      <w:r>
+        <w:rPr>
+          <w:rFonts w:ascii="Consolas" w:cs="Consolas" w:eastAsia="Consolas" w:hAnsi="Consolas"/>
+          <w:sz w:val="17"/>
+          <w:szCs w:val="17"/>
+        </w:rPr>
+        <w:t xml:space="preserve"> GND                        3 OUT |       |         |    +----- D4  5 | o           o | 10  D9          |</w:t>
+      </w:r>
+    </w:p>
+    <w:p>
+      <w:pPr>
+        <w:keepNext/>
+        <w:keepLines/>
+        <w:shd w:fill="F2F2F2" w:val="clear"/>
+        <w:spacing w:after="0" w:before="0" w:line="240"/>
+      </w:pPr>
+      <w:r>
+        <w:rPr>
+          <w:rFonts w:ascii="Consolas" w:cs="Consolas" w:eastAsia="Consolas" w:hAnsi="Consolas"/>
+          <w:sz w:val="17"/>
+          <w:szCs w:val="17"/>
+        </w:rPr>
+        <w:t xml:space="preserve">                                  |   C6 100 nF R3 100 k |   +- D5  6 | o           o |  9  D8          |</w:t>
+      </w:r>
+    </w:p>
+    <w:p>
+      <w:pPr>
+        <w:keepNext/>
+        <w:keepLines/>
+        <w:shd w:fill="F2F2F2" w:val="clear"/>
+        <w:spacing w:after="0" w:before="0" w:line="240"/>
+      </w:pPr>
+      <w:r>
+        <w:rPr>
+          <w:rFonts w:ascii="Consolas" w:cs="Consolas" w:eastAsia="Consolas" w:hAnsi="Consolas"/>
+          <w:sz w:val="17"/>
+          <w:szCs w:val="17"/>
+        </w:rPr>
+        <w:t xml:space="preserve">                                  |       |         |    |   |  D6  7 | o           o |  8  D7          |</w:t>
+      </w:r>
+    </w:p>
+    <w:p>
+      <w:pPr>
+        <w:keepNext/>
+        <w:keepLines/>
+        <w:shd w:fill="F2F2F2" w:val="clear"/>
+        <w:spacing w:after="0" w:before="0" w:line="240"/>
+      </w:pPr>
+      <w:r>
+        <w:rPr>
+          <w:rFonts w:ascii="Consolas" w:cs="Consolas" w:eastAsia="Consolas" w:hAnsi="Consolas"/>
+          <w:sz w:val="17"/>
+          <w:szCs w:val="17"/>
+        </w:rPr>
+        <w:t xml:space="preserve">                                  |      GND       GND   |   |        +---------------+                 |</w:t>
+      </w:r>
+    </w:p>
+    <w:p>
+      <w:pPr>
+        <w:keepNext/>
+        <w:keepLines/>
+        <w:shd w:fill="F2F2F2" w:val="clear"/>
+        <w:spacing w:after="0" w:before="0" w:line="240"/>
+      </w:pPr>
+      <w:r>
+        <w:rPr>
+          <w:rFonts w:ascii="Consolas" w:cs="Consolas" w:eastAsia="Consolas" w:hAnsi="Consolas"/>
+          <w:sz w:val="17"/>
+          <w:szCs w:val="17"/>
+        </w:rPr>
+        <w:t xml:space="preserve">                                  |                      |   |                                          |</w:t>
+      </w:r>
+    </w:p>
+    <w:p>
+      <w:pPr>
+        <w:keepNext/>
+        <w:keepLines/>
+        <w:shd w:fill="F2F2F2" w:val="clear"/>
+        <w:spacing w:after="0" w:before="0" w:line="240"/>
+      </w:pPr>
+      <w:r>
+        <w:rPr>
+          <w:rFonts w:ascii="Consolas" w:cs="Consolas" w:eastAsia="Consolas" w:hAnsi="Consolas"/>
+          <w:sz w:val="17"/>
+          <w:szCs w:val="17"/>
+        </w:rPr>
+        <w:t xml:space="preserve">                                  |                      |   |                                          |</w:t>
+      </w:r>
+    </w:p>
+    <w:p>
+      <w:pPr>
+        <w:keepNext/>
+        <w:keepLines/>
+        <w:shd w:fill="F2F2F2" w:val="clear"/>
+        <w:spacing w:after="0" w:before="0" w:line="240"/>
+      </w:pPr>
+      <w:r>
+        <w:rPr>
+          <w:rFonts w:ascii="Consolas" w:cs="Consolas" w:eastAsia="Consolas" w:hAnsi="Consolas"/>
+          <w:sz w:val="17"/>
+          <w:szCs w:val="17"/>
+        </w:rPr>
+        <w:t xml:space="preserve">                                  |       +-----------+  |   |                                          |</w:t>
+      </w:r>
+    </w:p>
+    <w:p>
+      <w:pPr>
+        <w:keepNext/>
+        <w:keepLines/>
+        <w:shd w:fill="F2F2F2" w:val="clear"/>
+        <w:spacing w:after="0" w:before="0" w:line="240"/>
+      </w:pPr>
+      <w:r>
+        <w:rPr>
+          <w:rFonts w:ascii="Consolas" w:cs="Consolas" w:eastAsia="Consolas" w:hAnsi="Consolas"/>
+          <w:sz w:val="17"/>
+          <w:szCs w:val="17"/>
+        </w:rPr>
+        <w:t xml:space="preserve">                                  |       |DHT20 4 SDA|--+   |                                          |</w:t>
+      </w:r>
+    </w:p>
+    <w:p>
+      <w:pPr>
+        <w:keepNext/>
+        <w:keepLines/>
+        <w:shd w:fill="F2F2F2" w:val="clear"/>
+        <w:spacing w:after="0" w:before="0" w:line="240"/>
+      </w:pPr>
+      <w:r>
+        <w:rPr>
+          <w:rFonts w:ascii="Consolas" w:cs="Consolas" w:eastAsia="Consolas" w:hAnsi="Consolas"/>
+          <w:sz w:val="17"/>
+          <w:szCs w:val="17"/>
+        </w:rPr>
+        <w:t xml:space="preserve">                                  |       |      3 SCL|------+                                          |</w:t>
+      </w:r>
+    </w:p>
+    <w:p>
+      <w:pPr>
+        <w:keepNext/>
+        <w:keepLines/>
+        <w:shd w:fill="F2F2F2" w:val="clear"/>
+        <w:spacing w:after="0" w:before="0" w:line="240"/>
+      </w:pPr>
+      <w:r>
+        <w:rPr>
+          <w:rFonts w:ascii="Consolas" w:cs="Consolas" w:eastAsia="Consolas" w:hAnsi="Consolas"/>
+          <w:sz w:val="17"/>
+          <w:szCs w:val="17"/>
+        </w:rPr>
+        <w:t xml:space="preserve">                                  |       | J1   2 -  |--- GND                                          |</w:t>
+      </w:r>
+    </w:p>
+    <w:p>
+      <w:pPr>
+        <w:keepNext/>
+        <w:keepLines/>
+        <w:shd w:fill="F2F2F2" w:val="clear"/>
+        <w:spacing w:after="0" w:before="0" w:line="240"/>
+      </w:pPr>
+      <w:r>
+        <w:rPr>
+          <w:rFonts w:ascii="Consolas" w:cs="Consolas" w:eastAsia="Consolas" w:hAnsi="Consolas"/>
+          <w:sz w:val="17"/>
+          <w:szCs w:val="17"/>
+        </w:rPr>
+        <w:t xml:space="preserve">                                  |       |      1 +  |--+       GND        GND        GND        GND   |</w:t>
+      </w:r>
+    </w:p>
+    <w:p>
+      <w:pPr>
+        <w:keepNext/>
+        <w:keepLines/>
+        <w:shd w:fill="F2F2F2" w:val="clear"/>
+        <w:spacing w:after="0" w:before="0" w:line="240"/>
+      </w:pPr>
+      <w:r>
+        <w:rPr>
+          <w:rFonts w:ascii="Consolas" w:cs="Consolas" w:eastAsia="Consolas" w:hAnsi="Consolas"/>
+          <w:sz w:val="17"/>
+          <w:szCs w:val="17"/>
+        </w:rPr>
+        <w:t xml:space="preserve">                                  |       +-----------+  |        |          |          |          |    |</w:t>
+      </w:r>
+    </w:p>
+    <w:p>
+      <w:pPr>
+        <w:keepNext/>
+        <w:keepLines/>
+        <w:shd w:fill="F2F2F2" w:val="clear"/>
+        <w:spacing w:after="0" w:before="0" w:line="240"/>
+      </w:pPr>
+      <w:r>
+        <w:rPr>
+          <w:rFonts w:ascii="Consolas" w:cs="Consolas" w:eastAsia="Consolas" w:hAnsi="Consolas"/>
+          <w:sz w:val="17"/>
+          <w:szCs w:val="17"/>
+        </w:rPr>
+        <w:t xml:space="preserve">                                  |                      |     C4 1 µF   C5 470 µF  C1 100 nF  C2 10 µF |</w:t>
+      </w:r>
+    </w:p>
+    <w:p>
+      <w:pPr>
+        <w:keepNext/>
+        <w:keepLines/>
+        <w:shd w:fill="F2F2F2" w:val="clear"/>
+        <w:spacing w:after="0" w:before="0" w:line="240"/>
+      </w:pPr>
+      <w:r>
+        <w:rPr>
+          <w:rFonts w:ascii="Consolas" w:cs="Consolas" w:eastAsia="Consolas" w:hAnsi="Consolas"/>
+          <w:sz w:val="17"/>
+          <w:szCs w:val="17"/>
+        </w:rPr>
+        <w:t xml:space="preserve">                                  |                      |        |          |          |          |    |</w:t>
+      </w:r>
+    </w:p>
+    <w:p>
+      <w:pPr>
+        <w:keepNext/>
+        <w:keepLines/>
+        <w:shd w:fill="F2F2F2" w:val="clear"/>
+        <w:spacing w:after="0" w:before="0" w:line="240"/>
+      </w:pPr>
+      <w:r>
+        <w:rPr>
+          <w:rFonts w:ascii="Consolas" w:cs="Consolas" w:eastAsia="Consolas" w:hAnsi="Consolas"/>
+          <w:sz w:val="17"/>
+          <w:szCs w:val="17"/>
+        </w:rPr>
+        <w:t xml:space="preserve">                                  +----------------------+--------+----------+----------+----------+----+</w:t>
+      </w:r>
+    </w:p>
+    <w:p>
+      <w:pPr>
+        <w:keepNext w:val="false"/>
+        <w:keepLines/>
+        <w:shd w:fill="F2F2F2" w:val="clear"/>
+        <w:spacing w:after="120" w:before="0" w:line="240"/>
+      </w:pPr>
+      <w:r>
+        <w:rPr>
+          <w:rFonts w:ascii="Consolas" w:cs="Consolas" w:eastAsia="Consolas" w:hAnsi="Consolas"/>
+          <w:sz w:val="17"/>
+          <w:szCs w:val="17"/>
+        </w:rPr>
+        <w:t xml:space="preserve">                                                               3V3</w:t>
+      </w:r>
+    </w:p>
+    <w:p>
+      <w:pPr>
+        <w:spacing w:after="120"/>
+      </w:pPr>
+      <w:r>
+        <w:t xml:space="preserve">Pattes libres : D0, D2, D3, D6, D7, 5V ; D8, D9, D10 réservées au Wio-SX1262 ; D2, D3 : détecteur jour / nuit s'il est ajouté (§ 1.1 d).</w:t>
+      </w:r>
+    </w:p>
+    <w:p>
+      <w:pPr>
+        <w:spacing w:after="120"/>
+      </w:pPr>
+      <w:r>
+        <w:t xml:space="preserve">#### b) Cuve : piles + DHT20 + flotteur</w:t>
+      </w:r>
+    </w:p>
+    <w:p>
+      <w:pPr>
+        <w:keepNext/>
+        <w:keepLines/>
+        <w:shd w:fill="F2F2F2" w:val="clear"/>
+        <w:spacing w:after="0" w:before="120" w:line="240"/>
+      </w:pPr>
+      <w:r>
+        <w:rPr>
+          <w:rFonts w:ascii="Consolas" w:cs="Consolas" w:eastAsia="Consolas" w:hAnsi="Consolas"/>
+          <w:sz w:val="17"/>
+          <w:szCs w:val="17"/>
+        </w:rPr>
+        <w:t xml:space="preserve">                                              +--------------------------- 3V3 -------------------------+</w:t>
+      </w:r>
+    </w:p>
+    <w:p>
+      <w:pPr>
+        <w:keepNext/>
+        <w:keepLines/>
+        <w:shd w:fill="F2F2F2" w:val="clear"/>
+        <w:spacing w:after="0" w:before="0" w:line="240"/>
+      </w:pPr>
+      <w:r>
+        <w:rPr>
+          <w:rFonts w:ascii="Consolas" w:cs="Consolas" w:eastAsia="Consolas" w:hAnsi="Consolas"/>
+          <w:sz w:val="17"/>
+          <w:szCs w:val="17"/>
+        </w:rPr>
+        <w:t xml:space="preserve">                                              |                                                         |</w:t>
+      </w:r>
+    </w:p>
+    <w:p>
+      <w:pPr>
+        <w:keepNext/>
+        <w:keepLines/>
+        <w:shd w:fill="F2F2F2" w:val="clear"/>
+        <w:spacing w:after="0" w:before="0" w:line="240"/>
+      </w:pPr>
+      <w:r>
+        <w:rPr>
+          <w:rFonts w:ascii="Consolas" w:cs="Consolas" w:eastAsia="Consolas" w:hAnsi="Consolas"/>
+          <w:sz w:val="17"/>
+          <w:szCs w:val="17"/>
+        </w:rPr>
+        <w:t xml:space="preserve">                                           R4 10 k                                                      |</w:t>
+      </w:r>
+    </w:p>
+    <w:p>
+      <w:pPr>
+        <w:keepNext/>
+        <w:keepLines/>
+        <w:shd w:fill="F2F2F2" w:val="clear"/>
+        <w:spacing w:after="0" w:before="0" w:line="240"/>
+      </w:pPr>
+      <w:r>
+        <w:rPr>
+          <w:rFonts w:ascii="Consolas" w:cs="Consolas" w:eastAsia="Consolas" w:hAnsi="Consolas"/>
+          <w:sz w:val="17"/>
+          <w:szCs w:val="17"/>
+        </w:rPr>
+        <w:t xml:space="preserve">                            +--------+FLOT_EXT|                                                         |</w:t>
+      </w:r>
+    </w:p>
+    <w:p>
+      <w:pPr>
+        <w:keepNext/>
+        <w:keepLines/>
+        <w:shd w:fill="F2F2F2" w:val="clear"/>
+        <w:spacing w:after="0" w:before="0" w:line="240"/>
+      </w:pPr>
+      <w:r>
+        <w:rPr>
+          <w:rFonts w:ascii="Consolas" w:cs="Consolas" w:eastAsia="Consolas" w:hAnsi="Consolas"/>
+          <w:sz w:val="17"/>
+          <w:szCs w:val="17"/>
+        </w:rPr>
+        <w:t xml:space="preserve">                            | J5   1 |--------+- R5 1 k +---+                                           |</w:t>
+      </w:r>
+    </w:p>
+    <w:p>
+      <w:pPr>
+        <w:keepNext/>
+        <w:keepLines/>
+        <w:shd w:fill="F2F2F2" w:val="clear"/>
+        <w:spacing w:after="0" w:before="0" w:line="240"/>
+      </w:pPr>
+      <w:r>
+        <w:rPr>
+          <w:rFonts w:ascii="Consolas" w:cs="Consolas" w:eastAsia="Consolas" w:hAnsi="Consolas"/>
+          <w:sz w:val="17"/>
+          <w:szCs w:val="17"/>
+        </w:rPr>
+        <w:t xml:space="preserve">                            |      2 |-- GND            |   |                                           |</w:t>
+      </w:r>
+    </w:p>
+    <w:p>
+      <w:pPr>
+        <w:keepNext/>
+        <w:keepLines/>
+        <w:shd w:fill="F2F2F2" w:val="clear"/>
+        <w:spacing w:after="0" w:before="0" w:line="240"/>
+      </w:pPr>
+      <w:r>
+        <w:rPr>
+          <w:rFonts w:ascii="Consolas" w:cs="Consolas" w:eastAsia="Consolas" w:hAnsi="Consolas"/>
+          <w:sz w:val="17"/>
+          <w:szCs w:val="17"/>
+        </w:rPr>
+        <w:t xml:space="preserve">                            +--------+              C7 100 nF                                           |</w:t>
+      </w:r>
+    </w:p>
+    <w:p>
+      <w:pPr>
+        <w:keepNext/>
+        <w:keepLines/>
+        <w:shd w:fill="F2F2F2" w:val="clear"/>
+        <w:spacing w:after="0" w:before="0" w:line="240"/>
+      </w:pPr>
+      <w:r>
+        <w:rPr>
+          <w:rFonts w:ascii="Consolas" w:cs="Consolas" w:eastAsia="Consolas" w:hAnsi="Consolas"/>
+          <w:sz w:val="17"/>
+          <w:szCs w:val="17"/>
+        </w:rPr>
+        <w:t xml:space="preserve">   D2 1N5819   J4 inter    vers flotteur  VSW           |   |                                           |</w:t>
+      </w:r>
+    </w:p>
+    <w:p>
+      <w:pPr>
+        <w:keepNext/>
+        <w:keepLines/>
+        <w:shd w:fill="F2F2F2" w:val="clear"/>
+        <w:spacing w:after="0" w:before="0" w:line="240"/>
+      </w:pPr>
+      <w:r>
+        <w:rPr>
+          <w:rFonts w:ascii="Consolas" w:cs="Consolas" w:eastAsia="Consolas" w:hAnsi="Consolas"/>
+          <w:sz w:val="17"/>
+          <w:szCs w:val="17"/>
+        </w:rPr>
+        <w:t xml:space="preserve">  +----&gt;|-------o/ o----+---------+-----------------+  GND  |                                           |</w:t>
+      </w:r>
+    </w:p>
+    <w:p>
+      <w:pPr>
+        <w:keepNext/>
+        <w:keepLines/>
+        <w:shd w:fill="F2F2F2" w:val="clear"/>
+        <w:spacing w:after="0" w:before="0" w:line="240"/>
+      </w:pPr>
+      <w:r>
+        <w:rPr>
+          <w:rFonts w:ascii="Consolas" w:cs="Consolas" w:eastAsia="Consolas" w:hAnsi="Consolas"/>
+          <w:sz w:val="17"/>
+          <w:szCs w:val="17"/>
+        </w:rPr>
+        <w:t xml:space="preserve">  |                     |         | 2 IN            |       |     XIAO ESP32-S3 (vu de dessus)          |</w:t>
+      </w:r>
+    </w:p>
+    <w:p>
+      <w:pPr>
+        <w:keepNext/>
+        <w:keepLines/>
+        <w:shd w:fill="F2F2F2" w:val="clear"/>
+        <w:spacing w:after="0" w:before="0" w:line="240"/>
+      </w:pPr>
+      <w:r>
+        <w:rPr>
+          <w:rFonts w:ascii="Consolas" w:cs="Consolas" w:eastAsia="Consolas" w:hAnsi="Consolas"/>
+          <w:sz w:val="17"/>
+          <w:szCs w:val="17"/>
+        </w:rPr>
+        <w:t xml:space="preserve"> (+)                C3 10 µF +---------+        R2 220 k    |         +---[ USB-C ]---+                 |</w:t>
+      </w:r>
+    </w:p>
+    <w:p>
+      <w:pPr>
+        <w:keepNext/>
+        <w:keepLines/>
+        <w:shd w:fill="F2F2F2" w:val="clear"/>
+        <w:spacing w:after="0" w:before="0" w:line="240"/>
+      </w:pPr>
+      <w:r>
+        <w:rPr>
+          <w:rFonts w:ascii="Consolas" w:cs="Consolas" w:eastAsia="Consolas" w:hAnsi="Consolas"/>
+          <w:sz w:val="17"/>
+          <w:szCs w:val="17"/>
+        </w:rPr>
+        <w:t xml:space="preserve">PILES                   |    | U1      |-(1)-- GND  |       +-- D0  1 | o           o | 14  5V          |</w:t>
+      </w:r>
+    </w:p>
+    <w:p>
+      <w:pPr>
+        <w:keepNext/>
+        <w:keepLines/>
+        <w:shd w:fill="F2F2F2" w:val="clear"/>
+        <w:spacing w:after="0" w:before="0" w:line="240"/>
+      </w:pPr>
+      <w:r>
+        <w:rPr>
+          <w:rFonts w:ascii="Consolas" w:cs="Consolas" w:eastAsia="Consolas" w:hAnsi="Consolas"/>
+          <w:sz w:val="17"/>
+          <w:szCs w:val="17"/>
+        </w:rPr>
+        <w:t xml:space="preserve">4 AA                   GND   | MCP1700 |      VMES  +---------- D1  2 | o           o | 13  GND --- GND |</w:t>
+      </w:r>
+    </w:p>
+    <w:p>
+      <w:pPr>
+        <w:keepNext/>
+        <w:keepLines/>
+        <w:shd w:fill="F2F2F2" w:val="clear"/>
+        <w:spacing w:after="0" w:before="0" w:line="240"/>
+      </w:pPr>
+      <w:r>
+        <w:rPr>
+          <w:rFonts w:ascii="Consolas" w:cs="Consolas" w:eastAsia="Consolas" w:hAnsi="Consolas"/>
+          <w:sz w:val="17"/>
+          <w:szCs w:val="17"/>
+        </w:rPr>
+        <w:t xml:space="preserve"> (-)                         | 3302E   |            |           D2  3 | o           o | 12  3V3 --------+</w:t>
+      </w:r>
+    </w:p>
+    <w:p>
+      <w:pPr>
+        <w:keepNext/>
+        <w:keepLines/>
+        <w:shd w:fill="F2F2F2" w:val="clear"/>
+        <w:spacing w:after="0" w:before="0" w:line="240"/>
+      </w:pPr>
+      <w:r>
+        <w:rPr>
+          <w:rFonts w:ascii="Consolas" w:cs="Consolas" w:eastAsia="Consolas" w:hAnsi="Consolas"/>
+          <w:sz w:val="17"/>
+          <w:szCs w:val="17"/>
+        </w:rPr>
+        <w:t xml:space="preserve">  |                          +---------+  +---------+           D3  4 | o           o | 11  D10         |</w:t>
+      </w:r>
+    </w:p>
+    <w:p>
+      <w:pPr>
+        <w:keepNext/>
+        <w:keepLines/>
+        <w:shd w:fill="F2F2F2" w:val="clear"/>
+        <w:spacing w:after="0" w:before="0" w:line="240"/>
+      </w:pPr>
+      <w:r>
+        <w:rPr>
+          <w:rFonts w:ascii="Consolas" w:cs="Consolas" w:eastAsia="Consolas" w:hAnsi="Consolas"/>
+          <w:sz w:val="17"/>
+          <w:szCs w:val="17"/>
+        </w:rPr>
+        <w:t xml:space="preserve"> GND                        3 OUT |       |         |    +----- D4  5 | o           o | 10  D9          |</w:t>
+      </w:r>
+    </w:p>
+    <w:p>
+      <w:pPr>
+        <w:keepNext/>
+        <w:keepLines/>
+        <w:shd w:fill="F2F2F2" w:val="clear"/>
+        <w:spacing w:after="0" w:before="0" w:line="240"/>
+      </w:pPr>
+      <w:r>
+        <w:rPr>
+          <w:rFonts w:ascii="Consolas" w:cs="Consolas" w:eastAsia="Consolas" w:hAnsi="Consolas"/>
+          <w:sz w:val="17"/>
+          <w:szCs w:val="17"/>
+        </w:rPr>
+        <w:t xml:space="preserve">                                  |   C6 100 nF R3 100 k |   +- D5  6 | o           o |  9  D8          |</w:t>
+      </w:r>
+    </w:p>
+    <w:p>
+      <w:pPr>
+        <w:keepNext/>
+        <w:keepLines/>
+        <w:shd w:fill="F2F2F2" w:val="clear"/>
+        <w:spacing w:after="0" w:before="0" w:line="240"/>
+      </w:pPr>
+      <w:r>
+        <w:rPr>
+          <w:rFonts w:ascii="Consolas" w:cs="Consolas" w:eastAsia="Consolas" w:hAnsi="Consolas"/>
+          <w:sz w:val="17"/>
+          <w:szCs w:val="17"/>
+        </w:rPr>
+        <w:t xml:space="preserve">                                  |       |         |    |   |  D6  7 | o           o |  8  D7          |</w:t>
+      </w:r>
+    </w:p>
+    <w:p>
+      <w:pPr>
+        <w:keepNext/>
+        <w:keepLines/>
+        <w:shd w:fill="F2F2F2" w:val="clear"/>
+        <w:spacing w:after="0" w:before="0" w:line="240"/>
+      </w:pPr>
+      <w:r>
+        <w:rPr>
+          <w:rFonts w:ascii="Consolas" w:cs="Consolas" w:eastAsia="Consolas" w:hAnsi="Consolas"/>
+          <w:sz w:val="17"/>
+          <w:szCs w:val="17"/>
+        </w:rPr>
+        <w:t xml:space="preserve">                                  |      GND       GND   |   |        +---------------+                 |</w:t>
+      </w:r>
+    </w:p>
+    <w:p>
+      <w:pPr>
+        <w:keepNext/>
+        <w:keepLines/>
+        <w:shd w:fill="F2F2F2" w:val="clear"/>
+        <w:spacing w:after="0" w:before="0" w:line="240"/>
+      </w:pPr>
+      <w:r>
+        <w:rPr>
+          <w:rFonts w:ascii="Consolas" w:cs="Consolas" w:eastAsia="Consolas" w:hAnsi="Consolas"/>
+          <w:sz w:val="17"/>
+          <w:szCs w:val="17"/>
+        </w:rPr>
+        <w:t xml:space="preserve">                                  |                      |   |                                          |</w:t>
+      </w:r>
+    </w:p>
+    <w:p>
+      <w:pPr>
+        <w:keepNext/>
+        <w:keepLines/>
+        <w:shd w:fill="F2F2F2" w:val="clear"/>
+        <w:spacing w:after="0" w:before="0" w:line="240"/>
+      </w:pPr>
+      <w:r>
+        <w:rPr>
+          <w:rFonts w:ascii="Consolas" w:cs="Consolas" w:eastAsia="Consolas" w:hAnsi="Consolas"/>
+          <w:sz w:val="17"/>
+          <w:szCs w:val="17"/>
+        </w:rPr>
+        <w:t xml:space="preserve">                                  |                      |   |                                          |</w:t>
+      </w:r>
+    </w:p>
+    <w:p>
+      <w:pPr>
+        <w:keepNext/>
+        <w:keepLines/>
+        <w:shd w:fill="F2F2F2" w:val="clear"/>
+        <w:spacing w:after="0" w:before="0" w:line="240"/>
+      </w:pPr>
+      <w:r>
+        <w:rPr>
+          <w:rFonts w:ascii="Consolas" w:cs="Consolas" w:eastAsia="Consolas" w:hAnsi="Consolas"/>
+          <w:sz w:val="17"/>
+          <w:szCs w:val="17"/>
+        </w:rPr>
+        <w:t xml:space="preserve">                                  |       +-----------+  |   |                                          |</w:t>
+      </w:r>
+    </w:p>
+    <w:p>
+      <w:pPr>
+        <w:keepNext/>
+        <w:keepLines/>
+        <w:shd w:fill="F2F2F2" w:val="clear"/>
+        <w:spacing w:after="0" w:before="0" w:line="240"/>
+      </w:pPr>
+      <w:r>
+        <w:rPr>
+          <w:rFonts w:ascii="Consolas" w:cs="Consolas" w:eastAsia="Consolas" w:hAnsi="Consolas"/>
+          <w:sz w:val="17"/>
+          <w:szCs w:val="17"/>
+        </w:rPr>
+        <w:t xml:space="preserve">                                  |       |DHT20 4 SDA|--+   |                                          |</w:t>
+      </w:r>
+    </w:p>
+    <w:p>
+      <w:pPr>
+        <w:keepNext/>
+        <w:keepLines/>
+        <w:shd w:fill="F2F2F2" w:val="clear"/>
+        <w:spacing w:after="0" w:before="0" w:line="240"/>
+      </w:pPr>
+      <w:r>
+        <w:rPr>
+          <w:rFonts w:ascii="Consolas" w:cs="Consolas" w:eastAsia="Consolas" w:hAnsi="Consolas"/>
+          <w:sz w:val="17"/>
+          <w:szCs w:val="17"/>
+        </w:rPr>
+        <w:t xml:space="preserve">                                  |       |      3 SCL|------+                                          |</w:t>
+      </w:r>
+    </w:p>
+    <w:p>
+      <w:pPr>
+        <w:keepNext/>
+        <w:keepLines/>
+        <w:shd w:fill="F2F2F2" w:val="clear"/>
+        <w:spacing w:after="0" w:before="0" w:line="240"/>
+      </w:pPr>
+      <w:r>
+        <w:rPr>
+          <w:rFonts w:ascii="Consolas" w:cs="Consolas" w:eastAsia="Consolas" w:hAnsi="Consolas"/>
+          <w:sz w:val="17"/>
+          <w:szCs w:val="17"/>
+        </w:rPr>
+        <w:t xml:space="preserve">                                  |       | J1   2 -  |--- GND                                          |</w:t>
+      </w:r>
+    </w:p>
+    <w:p>
+      <w:pPr>
+        <w:keepNext/>
+        <w:keepLines/>
+        <w:shd w:fill="F2F2F2" w:val="clear"/>
+        <w:spacing w:after="0" w:before="0" w:line="240"/>
+      </w:pPr>
+      <w:r>
+        <w:rPr>
+          <w:rFonts w:ascii="Consolas" w:cs="Consolas" w:eastAsia="Consolas" w:hAnsi="Consolas"/>
+          <w:sz w:val="17"/>
+          <w:szCs w:val="17"/>
+        </w:rPr>
+        <w:t xml:space="preserve">                                  |       |      1 +  |--+       GND        GND        GND        GND   |</w:t>
+      </w:r>
+    </w:p>
+    <w:p>
+      <w:pPr>
+        <w:keepNext/>
+        <w:keepLines/>
+        <w:shd w:fill="F2F2F2" w:val="clear"/>
+        <w:spacing w:after="0" w:before="0" w:line="240"/>
+      </w:pPr>
+      <w:r>
+        <w:rPr>
+          <w:rFonts w:ascii="Consolas" w:cs="Consolas" w:eastAsia="Consolas" w:hAnsi="Consolas"/>
+          <w:sz w:val="17"/>
+          <w:szCs w:val="17"/>
+        </w:rPr>
+        <w:t xml:space="preserve">                                  |       +-----------+  |        |          |          |          |    |</w:t>
+      </w:r>
+    </w:p>
+    <w:p>
+      <w:pPr>
+        <w:keepNext/>
+        <w:keepLines/>
+        <w:shd w:fill="F2F2F2" w:val="clear"/>
+        <w:spacing w:after="0" w:before="0" w:line="240"/>
+      </w:pPr>
+      <w:r>
+        <w:rPr>
+          <w:rFonts w:ascii="Consolas" w:cs="Consolas" w:eastAsia="Consolas" w:hAnsi="Consolas"/>
+          <w:sz w:val="17"/>
+          <w:szCs w:val="17"/>
+        </w:rPr>
+        <w:t xml:space="preserve">                                  |                      |     C4 1 µF   C5 470 µF  C1 100 nF  C2 10 µF |</w:t>
+      </w:r>
+    </w:p>
+    <w:p>
+      <w:pPr>
+        <w:keepNext/>
+        <w:keepLines/>
+        <w:shd w:fill="F2F2F2" w:val="clear"/>
+        <w:spacing w:after="0" w:before="0" w:line="240"/>
+      </w:pPr>
+      <w:r>
+        <w:rPr>
+          <w:rFonts w:ascii="Consolas" w:cs="Consolas" w:eastAsia="Consolas" w:hAnsi="Consolas"/>
+          <w:sz w:val="17"/>
+          <w:szCs w:val="17"/>
+        </w:rPr>
+        <w:t xml:space="preserve">                                  |                      |        |          |          |          |    |</w:t>
+      </w:r>
+    </w:p>
+    <w:p>
+      <w:pPr>
+        <w:keepNext/>
+        <w:keepLines/>
+        <w:shd w:fill="F2F2F2" w:val="clear"/>
+        <w:spacing w:after="0" w:before="0" w:line="240"/>
+      </w:pPr>
+      <w:r>
+        <w:rPr>
+          <w:rFonts w:ascii="Consolas" w:cs="Consolas" w:eastAsia="Consolas" w:hAnsi="Consolas"/>
+          <w:sz w:val="17"/>
+          <w:szCs w:val="17"/>
+        </w:rPr>
+        <w:t xml:space="preserve">                                  +----------------------+--------+----------+----------+----------+----+</w:t>
+      </w:r>
+    </w:p>
+    <w:p>
+      <w:pPr>
+        <w:keepNext w:val="false"/>
+        <w:keepLines/>
+        <w:shd w:fill="F2F2F2" w:val="clear"/>
+        <w:spacing w:after="120" w:before="0" w:line="240"/>
+      </w:pPr>
+      <w:r>
+        <w:rPr>
+          <w:rFonts w:ascii="Consolas" w:cs="Consolas" w:eastAsia="Consolas" w:hAnsi="Consolas"/>
+          <w:sz w:val="17"/>
+          <w:szCs w:val="17"/>
+        </w:rPr>
+        <w:t xml:space="preserve">                                                               3V3</w:t>
+      </w:r>
+    </w:p>
+    <w:p>
+      <w:pPr>
+        <w:pStyle w:val="ListParagraph"/>
+        <w:numPr>
+          <w:ilvl w:val="0"/>
+          <w:numId w:val="2"/>
+        </w:numPr>
+      </w:pPr>
+      <w:r>
+        <w:rPr>
+          <w:b/>
+          <w:bCs/>
+        </w:rPr>
+        <w:t xml:space="preserve">J5 flotteur</w:t>
+      </w:r>
+      <w:r>
+        <w:t xml:space="preserve"> : normalement ouvert, fermé = cuve pleine ; fils de 50 cm.</w:t>
+      </w:r>
+    </w:p>
+    <w:p>
+      <w:pPr>
+        <w:spacing w:after="120"/>
+      </w:pPr>
+      <w:r>
+        <w:t xml:space="preserve">Pattes libres : D2, D3, D6, D7, 5V ; D8, D9, D10 réservées au Wio-SX1262 ; D2, D3 : détecteur jour / nuit s'il est ajouté (§ 1.1 d).</w:t>
+      </w:r>
+    </w:p>
+    <w:p>
+      <w:pPr>
+        <w:spacing w:after="120"/>
+      </w:pPr>
+      <w:r>
+        <w:t xml:space="preserve">#### c) Chaudière : USB + DHT20 + TCS34725 + LED</w:t>
+      </w:r>
+    </w:p>
+    <w:p>
+      <w:pPr>
+        <w:keepNext/>
+        <w:keepLines/>
+        <w:shd w:fill="F2F2F2" w:val="clear"/>
+        <w:spacing w:after="0" w:before="120" w:line="240"/>
+      </w:pPr>
+      <w:r>
+        <w:rPr>
+          <w:rFonts w:ascii="Consolas" w:cs="Consolas" w:eastAsia="Consolas" w:hAnsi="Consolas"/>
+          <w:sz w:val="17"/>
+          <w:szCs w:val="17"/>
+        </w:rPr>
+        <w:t xml:space="preserve">                                                                  alimentation : câble USB-C 5 V</w:t>
+      </w:r>
+    </w:p>
+    <w:p>
+      <w:pPr>
+        <w:keepNext/>
+        <w:keepLines/>
+        <w:shd w:fill="F2F2F2" w:val="clear"/>
+        <w:spacing w:after="0" w:before="0" w:line="240"/>
+      </w:pPr>
+      <w:r>
+        <w:rPr>
+          <w:rFonts w:ascii="Consolas" w:cs="Consolas" w:eastAsia="Consolas" w:hAnsi="Consolas"/>
+          <w:sz w:val="17"/>
+          <w:szCs w:val="17"/>
+        </w:rPr>
+        <w:t xml:space="preserve">                                                                  XIAO ESP32-S3 (vu de dessus)</w:t>
+      </w:r>
+    </w:p>
+    <w:p>
+      <w:pPr>
+        <w:keepNext/>
+        <w:keepLines/>
+        <w:shd w:fill="F2F2F2" w:val="clear"/>
+        <w:spacing w:after="0" w:before="0" w:line="240"/>
+      </w:pPr>
+      <w:r>
+        <w:rPr>
+          <w:rFonts w:ascii="Consolas" w:cs="Consolas" w:eastAsia="Consolas" w:hAnsi="Consolas"/>
+          <w:sz w:val="17"/>
+          <w:szCs w:val="17"/>
+        </w:rPr>
+        <w:t xml:space="preserve">                                                                      +---[ USB-C ]---+</w:t>
+      </w:r>
+    </w:p>
+    <w:p>
+      <w:pPr>
+        <w:keepNext/>
+        <w:keepLines/>
+        <w:shd w:fill="F2F2F2" w:val="clear"/>
+        <w:spacing w:after="0" w:before="0" w:line="240"/>
+      </w:pPr>
+      <w:r>
+        <w:rPr>
+          <w:rFonts w:ascii="Consolas" w:cs="Consolas" w:eastAsia="Consolas" w:hAnsi="Consolas"/>
+          <w:sz w:val="17"/>
+          <w:szCs w:val="17"/>
+        </w:rPr>
+        <w:t xml:space="preserve">                                                                D0  1 | o           o | 14  5V</w:t>
+      </w:r>
+    </w:p>
+    <w:p>
+      <w:pPr>
+        <w:keepNext/>
+        <w:keepLines/>
+        <w:shd w:fill="F2F2F2" w:val="clear"/>
+        <w:spacing w:after="0" w:before="0" w:line="240"/>
+      </w:pPr>
+      <w:r>
+        <w:rPr>
+          <w:rFonts w:ascii="Consolas" w:cs="Consolas" w:eastAsia="Consolas" w:hAnsi="Consolas"/>
+          <w:sz w:val="17"/>
+          <w:szCs w:val="17"/>
+        </w:rPr>
+        <w:t xml:space="preserve">                                                                D1  2 | o           o | 13  GND ---- GND</w:t>
+      </w:r>
+    </w:p>
+    <w:p>
+      <w:pPr>
+        <w:keepNext/>
+        <w:keepLines/>
+        <w:shd w:fill="F2F2F2" w:val="clear"/>
+        <w:spacing w:after="0" w:before="0" w:line="240"/>
+      </w:pPr>
+      <w:r>
+        <w:rPr>
+          <w:rFonts w:ascii="Consolas" w:cs="Consolas" w:eastAsia="Consolas" w:hAnsi="Consolas"/>
+          <w:sz w:val="17"/>
+          <w:szCs w:val="17"/>
+        </w:rPr>
+        <w:t xml:space="preserve">                                                                D2  3 | o           o | 12  3V3 ---- 3V3</w:t>
+      </w:r>
+    </w:p>
+    <w:p>
+      <w:pPr>
+        <w:keepNext/>
+        <w:keepLines/>
+        <w:shd w:fill="F2F2F2" w:val="clear"/>
+        <w:spacing w:after="0" w:before="0" w:line="240"/>
+      </w:pPr>
+      <w:r>
+        <w:rPr>
+          <w:rFonts w:ascii="Consolas" w:cs="Consolas" w:eastAsia="Consolas" w:hAnsi="Consolas"/>
+          <w:sz w:val="17"/>
+          <w:szCs w:val="17"/>
+        </w:rPr>
+        <w:t xml:space="preserve">                                                                D3  4 | o           o | 11  D10</w:t>
+      </w:r>
+    </w:p>
+    <w:p>
+      <w:pPr>
+        <w:keepNext/>
+        <w:keepLines/>
+        <w:shd w:fill="F2F2F2" w:val="clear"/>
+        <w:spacing w:after="0" w:before="0" w:line="240"/>
+      </w:pPr>
+      <w:r>
+        <w:rPr>
+          <w:rFonts w:ascii="Consolas" w:cs="Consolas" w:eastAsia="Consolas" w:hAnsi="Consolas"/>
+          <w:sz w:val="17"/>
+          <w:szCs w:val="17"/>
+        </w:rPr>
+        <w:t xml:space="preserve">                                                         +----- D4  5 | o           o | 10  D9</w:t>
+      </w:r>
+    </w:p>
+    <w:p>
+      <w:pPr>
+        <w:keepNext/>
+        <w:keepLines/>
+        <w:shd w:fill="F2F2F2" w:val="clear"/>
+        <w:spacing w:after="0" w:before="0" w:line="240"/>
+      </w:pPr>
+      <w:r>
+        <w:rPr>
+          <w:rFonts w:ascii="Consolas" w:cs="Consolas" w:eastAsia="Consolas" w:hAnsi="Consolas"/>
+          <w:sz w:val="17"/>
+          <w:szCs w:val="17"/>
+        </w:rPr>
+        <w:t xml:space="preserve">                                                         |   +- D5  6 | o           o |  9  D8</w:t>
+      </w:r>
+    </w:p>
+    <w:p>
+      <w:pPr>
+        <w:keepNext/>
+        <w:keepLines/>
+        <w:shd w:fill="F2F2F2" w:val="clear"/>
+        <w:spacing w:after="0" w:before="0" w:line="240"/>
+      </w:pPr>
+      <w:r>
+        <w:rPr>
+          <w:rFonts w:ascii="Consolas" w:cs="Consolas" w:eastAsia="Consolas" w:hAnsi="Consolas"/>
+          <w:sz w:val="17"/>
+          <w:szCs w:val="17"/>
+        </w:rPr>
+        <w:t xml:space="preserve">                                                         |   |  D6  7 | o           o |  8  D7  ----+</w:t>
+      </w:r>
+    </w:p>
+    <w:p>
+      <w:pPr>
+        <w:keepNext/>
+        <w:keepLines/>
+        <w:shd w:fill="F2F2F2" w:val="clear"/>
+        <w:spacing w:after="0" w:before="0" w:line="240"/>
+      </w:pPr>
+      <w:r>
+        <w:rPr>
+          <w:rFonts w:ascii="Consolas" w:cs="Consolas" w:eastAsia="Consolas" w:hAnsi="Consolas"/>
+          <w:sz w:val="17"/>
+          <w:szCs w:val="17"/>
+        </w:rPr>
+        <w:t xml:space="preserve">                                                         |   |        +---------------+             |</w:t>
+      </w:r>
+    </w:p>
+    <w:p>
+      <w:pPr>
+        <w:keepNext/>
+        <w:keepLines/>
+        <w:shd w:fill="F2F2F2" w:val="clear"/>
+        <w:spacing w:after="0" w:before="0" w:line="240"/>
+      </w:pPr>
+      <w:r>
+        <w:rPr>
+          <w:rFonts w:ascii="Consolas" w:cs="Consolas" w:eastAsia="Consolas" w:hAnsi="Consolas"/>
+          <w:sz w:val="17"/>
+          <w:szCs w:val="17"/>
+        </w:rPr>
+        <w:t xml:space="preserve">                                    +-----------+        |   |                                  R1 100 Ω</w:t>
+      </w:r>
+    </w:p>
+    <w:p>
+      <w:pPr>
+        <w:keepNext/>
+        <w:keepLines/>
+        <w:shd w:fill="F2F2F2" w:val="clear"/>
+        <w:spacing w:after="0" w:before="0" w:line="240"/>
+      </w:pPr>
+      <w:r>
+        <w:rPr>
+          <w:rFonts w:ascii="Consolas" w:cs="Consolas" w:eastAsia="Consolas" w:hAnsi="Consolas"/>
+          <w:sz w:val="17"/>
+          <w:szCs w:val="17"/>
+        </w:rPr>
+        <w:t xml:space="preserve">                                    |DHT20 4 SDA|--------+   |                                      |</w:t>
+      </w:r>
+    </w:p>
+    <w:p>
+      <w:pPr>
+        <w:keepNext/>
+        <w:keepLines/>
+        <w:shd w:fill="F2F2F2" w:val="clear"/>
+        <w:spacing w:after="0" w:before="0" w:line="240"/>
+      </w:pPr>
+      <w:r>
+        <w:rPr>
+          <w:rFonts w:ascii="Consolas" w:cs="Consolas" w:eastAsia="Consolas" w:hAnsi="Consolas"/>
+          <w:sz w:val="17"/>
+          <w:szCs w:val="17"/>
+        </w:rPr>
+        <w:t xml:space="preserve">                                    |      3 SCL|--------|---+                                      V   D1 LED bleue</w:t>
+      </w:r>
+    </w:p>
+    <w:p>
+      <w:pPr>
+        <w:keepNext/>
+        <w:keepLines/>
+        <w:shd w:fill="F2F2F2" w:val="clear"/>
+        <w:spacing w:after="0" w:before="0" w:line="240"/>
+      </w:pPr>
+      <w:r>
+        <w:rPr>
+          <w:rFonts w:ascii="Consolas" w:cs="Consolas" w:eastAsia="Consolas" w:hAnsi="Consolas"/>
+          <w:sz w:val="17"/>
+          <w:szCs w:val="17"/>
+        </w:rPr>
+        <w:t xml:space="preserve">                                    | J1   2 -  |-- GND  |   |             3V3         3V3          -   (méplat en bas)</w:t>
+      </w:r>
+    </w:p>
+    <w:p>
+      <w:pPr>
+        <w:keepNext/>
+        <w:keepLines/>
+        <w:shd w:fill="F2F2F2" w:val="clear"/>
+        <w:spacing w:after="0" w:before="0" w:line="240"/>
+      </w:pPr>
+      <w:r>
+        <w:rPr>
+          <w:rFonts w:ascii="Consolas" w:cs="Consolas" w:eastAsia="Consolas" w:hAnsi="Consolas"/>
+          <w:sz w:val="17"/>
+          <w:szCs w:val="17"/>
+        </w:rPr>
+        <w:t xml:space="preserve">                                    |      1 +  |-- 3V3  |   |              |           |           |</w:t>
+      </w:r>
+    </w:p>
+    <w:p>
+      <w:pPr>
+        <w:keepNext/>
+        <w:keepLines/>
+        <w:shd w:fill="F2F2F2" w:val="clear"/>
+        <w:spacing w:after="0" w:before="0" w:line="240"/>
+      </w:pPr>
+      <w:r>
+        <w:rPr>
+          <w:rFonts w:ascii="Consolas" w:cs="Consolas" w:eastAsia="Consolas" w:hAnsi="Consolas"/>
+          <w:sz w:val="17"/>
+          <w:szCs w:val="17"/>
+        </w:rPr>
+        <w:t xml:space="preserve">                                    +-----------+        |   |          C1 100 nF   C2 10 µF       GND</w:t>
+      </w:r>
+    </w:p>
+    <w:p>
+      <w:pPr>
+        <w:keepNext/>
+        <w:keepLines/>
+        <w:shd w:fill="F2F2F2" w:val="clear"/>
+        <w:spacing w:after="0" w:before="0" w:line="240"/>
+      </w:pPr>
+      <w:r>
+        <w:rPr>
+          <w:rFonts w:ascii="Consolas" w:cs="Consolas" w:eastAsia="Consolas" w:hAnsi="Consolas"/>
+          <w:sz w:val="17"/>
+          <w:szCs w:val="17"/>
+        </w:rPr>
+        <w:t xml:space="preserve">                                                         |   |              |           |</w:t>
+      </w:r>
+    </w:p>
+    <w:p>
+      <w:pPr>
+        <w:keepNext/>
+        <w:keepLines/>
+        <w:shd w:fill="F2F2F2" w:val="clear"/>
+        <w:spacing w:after="0" w:before="0" w:line="240"/>
+      </w:pPr>
+      <w:r>
+        <w:rPr>
+          <w:rFonts w:ascii="Consolas" w:cs="Consolas" w:eastAsia="Consolas" w:hAnsi="Consolas"/>
+          <w:sz w:val="17"/>
+          <w:szCs w:val="17"/>
+        </w:rPr>
+        <w:t xml:space="preserve">                                    +-----------+        |   |             GND         GND</w:t>
+      </w:r>
+    </w:p>
+    <w:p>
+      <w:pPr>
+        <w:keepNext/>
+        <w:keepLines/>
+        <w:shd w:fill="F2F2F2" w:val="clear"/>
+        <w:spacing w:after="0" w:before="0" w:line="240"/>
+      </w:pPr>
+      <w:r>
+        <w:rPr>
+          <w:rFonts w:ascii="Consolas" w:cs="Consolas" w:eastAsia="Consolas" w:hAnsi="Consolas"/>
+          <w:sz w:val="17"/>
+          <w:szCs w:val="17"/>
+        </w:rPr>
+        <w:t xml:space="preserve">                                    |TCS   5 LED|-- GND  |   |</w:t>
+      </w:r>
+    </w:p>
+    <w:p>
+      <w:pPr>
+        <w:keepNext/>
+        <w:keepLines/>
+        <w:shd w:fill="F2F2F2" w:val="clear"/>
+        <w:spacing w:after="0" w:before="0" w:line="240"/>
+      </w:pPr>
+      <w:r>
+        <w:rPr>
+          <w:rFonts w:ascii="Consolas" w:cs="Consolas" w:eastAsia="Consolas" w:hAnsi="Consolas"/>
+          <w:sz w:val="17"/>
+          <w:szCs w:val="17"/>
+        </w:rPr>
+        <w:t xml:space="preserve">                                    |34725 4 SDA|--------+   |</w:t>
+      </w:r>
+    </w:p>
+    <w:p>
+      <w:pPr>
+        <w:keepNext/>
+        <w:keepLines/>
+        <w:shd w:fill="F2F2F2" w:val="clear"/>
+        <w:spacing w:after="0" w:before="0" w:line="240"/>
+      </w:pPr>
+      <w:r>
+        <w:rPr>
+          <w:rFonts w:ascii="Consolas" w:cs="Consolas" w:eastAsia="Consolas" w:hAnsi="Consolas"/>
+          <w:sz w:val="17"/>
+          <w:szCs w:val="17"/>
+        </w:rPr>
+        <w:t xml:space="preserve">                                    | J2   3 SCL|------------+</w:t>
+      </w:r>
+    </w:p>
+    <w:p>
+      <w:pPr>
+        <w:keepNext/>
+        <w:keepLines/>
+        <w:shd w:fill="F2F2F2" w:val="clear"/>
+        <w:spacing w:after="0" w:before="0" w:line="240"/>
+      </w:pPr>
+      <w:r>
+        <w:rPr>
+          <w:rFonts w:ascii="Consolas" w:cs="Consolas" w:eastAsia="Consolas" w:hAnsi="Consolas"/>
+          <w:sz w:val="17"/>
+          <w:szCs w:val="17"/>
+        </w:rPr>
+        <w:t xml:space="preserve">                                    |      2 -  |-- GND</w:t>
+      </w:r>
+    </w:p>
+    <w:p>
+      <w:pPr>
+        <w:keepNext/>
+        <w:keepLines/>
+        <w:shd w:fill="F2F2F2" w:val="clear"/>
+        <w:spacing w:after="0" w:before="0" w:line="240"/>
+      </w:pPr>
+      <w:r>
+        <w:rPr>
+          <w:rFonts w:ascii="Consolas" w:cs="Consolas" w:eastAsia="Consolas" w:hAnsi="Consolas"/>
+          <w:sz w:val="17"/>
+          <w:szCs w:val="17"/>
+        </w:rPr>
+        <w:t xml:space="preserve">                                    |      1 +  |-- 3V3</w:t>
+      </w:r>
+    </w:p>
+    <w:p>
+      <w:pPr>
+        <w:keepNext w:val="false"/>
+        <w:keepLines/>
+        <w:shd w:fill="F2F2F2" w:val="clear"/>
+        <w:spacing w:after="120" w:before="0" w:line="240"/>
+      </w:pPr>
+      <w:r>
+        <w:rPr>
+          <w:rFonts w:ascii="Consolas" w:cs="Consolas" w:eastAsia="Consolas" w:hAnsi="Consolas"/>
+          <w:sz w:val="17"/>
+          <w:szCs w:val="17"/>
+        </w:rPr>
+        <w:t xml:space="preserve">                                    +-----------+</w:t>
+      </w:r>
+    </w:p>
+    <w:p>
+      <w:pPr>
+        <w:pStyle w:val="ListParagraph"/>
+        <w:numPr>
+          <w:ilvl w:val="0"/>
+          <w:numId w:val="2"/>
+        </w:numPr>
+      </w:pPr>
+      <w:r>
+        <w:t xml:space="preserve">Alimentation par le câble USB-C (régulateur du XIAO) ; J3, D2, J4, U1, C3 à C7, R2 à R5 et J5 non montés.</w:t>
+      </w:r>
+    </w:p>
+    <w:p>
+      <w:pPr>
+        <w:pStyle w:val="ListParagraph"/>
+        <w:numPr>
+          <w:ilvl w:val="0"/>
+          <w:numId w:val="2"/>
+        </w:numPr>
+      </w:pPr>
+      <w:r>
+        <w:t xml:space="preserve">Un seul croisement : la ligne SCL du DHT20 coupe la ligne SDA sans y être reliée.</w:t>
+      </w:r>
+    </w:p>
+    <w:p>
+      <w:pPr>
+        <w:pStyle w:val="ListParagraph"/>
+        <w:numPr>
+          <w:ilvl w:val="0"/>
+          <w:numId w:val="2"/>
+        </w:numPr>
+      </w:pPr>
+      <w:r>
+        <w:rPr>
+          <w:b/>
+          <w:bCs/>
+        </w:rPr>
+        <w:t xml:space="preserve">J2</w:t>
+      </w:r>
+      <w:r>
+        <w:t xml:space="preserve"> : 1 = + (VIN du module), 2 = −, 3 = SCL, 4 = SDA, 5 = LED du module reliée à GND (LED éteinte) ; INT du module non câblée.</w:t>
+      </w:r>
+    </w:p>
+    <w:p>
+      <w:pPr>
+        <w:pStyle w:val="ListParagraph"/>
+        <w:numPr>
+          <w:ilvl w:val="0"/>
+          <w:numId w:val="2"/>
+        </w:numPr>
+      </w:pPr>
+      <w:r>
+        <w:rPr>
+          <w:b/>
+          <w:bCs/>
+        </w:rPr>
+        <w:t xml:space="preserve">D1 LED bleue</w:t>
+      </w:r>
+      <w:r>
+        <w:t xml:space="preserve"> : patte longue (anode) côté R1, méplat / patte courte côté GND.</w:t>
+      </w:r>
+    </w:p>
+    <w:p>
+      <w:pPr>
+        <w:spacing w:after="120"/>
+      </w:pPr>
+      <w:r>
+        <w:t xml:space="preserve">Pattes libres : D0, D1, D2, D3, D6 ; D8, D9, D10 réservées au Wio-SX1262 ; 5V = entrée USB, rien à y câbler.</w:t>
+      </w:r>
+    </w:p>
+    <w:p>
+      <w:pPr>
+        <w:spacing w:after="120"/>
+      </w:pPr>
+      <w:r>
+        <w:t xml:space="preserve">Points de test TP1 à TP4 (3V3, GND, SDA, SCL) non dessinés.</w:t>
+      </w:r>
+    </w:p>
+    <w:p>
+      <w:pPr>
+        <w:spacing w:after="120"/>
+      </w:pPr>
+      <w:r>
+        <w:t xml:space="preserve">#### d) Option : détecteur jour / nuit (ajout aux variantes a ou b)</w:t>
+      </w:r>
+    </w:p>
+    <w:p>
+      <w:pPr>
+        <w:spacing w:after="120"/>
+      </w:pPr>
+      <w:r>
+        <w:t xml:space="preserve">Photorésistance + résistance fixe de 10 kΩ, </w:t>
+      </w:r>
+      <w:r>
+        <w:rPr>
+          <w:b/>
+          <w:bCs/>
+        </w:rPr>
+        <w:t xml:space="preserve">sans transistor</w:t>
+      </w:r>
+      <w:r>
+        <w:t xml:space="preserve"> : la patte D2 alimente le pont pendant la mesure seulement (5 ms), puis le coupe ; en deep sleep elle est en haute impédance, le pont ne consomme rien. Code : classe </w:t>
+      </w:r>
+      <w:r>
+        <w:rPr>
+          <w:rFonts w:ascii="Consolas" w:cs="Consolas" w:eastAsia="Consolas" w:hAnsi="Consolas"/>
+          <w:sz w:val="19"/>
+          <w:szCs w:val="19"/>
+        </w:rPr>
+        <w:t xml:space="preserve">CJourNuit</w:t>
+      </w:r>
+      <w:r>
+        <w:t xml:space="preserve"> (</w:t>
+      </w:r>
+      <w:r>
+        <w:rPr>
+          <w:rFonts w:ascii="Consolas" w:cs="Consolas" w:eastAsia="Consolas" w:hAnsi="Consolas"/>
+          <w:sz w:val="19"/>
+          <w:szCs w:val="19"/>
+        </w:rPr>
+        <w:t xml:space="preserve">src/MyJourNuit.h</w:t>
+      </w:r>
+      <w:r>
+        <w:t xml:space="preserve">), </w:t>
+      </w:r>
+      <w:r>
+        <w:rPr>
+          <w:rFonts w:ascii="Consolas" w:cs="Consolas" w:eastAsia="Consolas" w:hAnsi="Consolas"/>
+          <w:sz w:val="19"/>
+          <w:szCs w:val="19"/>
+        </w:rPr>
+        <w:t xml:space="preserve">#define CAPTEUR_JOUR_NUIT</w:t>
+      </w:r>
+      <w:r>
+        <w:t xml:space="preserve"> dans </w:t>
+      </w:r>
+      <w:r>
+        <w:rPr>
+          <w:rFonts w:ascii="Consolas" w:cs="Consolas" w:eastAsia="Consolas" w:hAnsi="Consolas"/>
+          <w:sz w:val="19"/>
+          <w:szCs w:val="19"/>
+        </w:rPr>
+        <w:t xml:space="preserve">global.h</w:t>
+      </w:r>
+      <w:r>
+        <w:t xml:space="preserve">.</w:t>
+      </w:r>
+    </w:p>
+    <w:p>
+      <w:pPr>
+        <w:keepNext/>
+        <w:keepLines/>
+        <w:shd w:fill="F2F2F2" w:val="clear"/>
+        <w:spacing w:after="0" w:before="120" w:line="240"/>
+      </w:pPr>
+      <w:r>
+        <w:rPr>
+          <w:rFonts w:ascii="Consolas" w:cs="Consolas" w:eastAsia="Consolas" w:hAnsi="Consolas"/>
+          <w:sz w:val="17"/>
+          <w:szCs w:val="17"/>
+        </w:rPr>
+        <w:t xml:space="preserve">                         XIAO ESP32-S3 (vu de dessus)</w:t>
+      </w:r>
+    </w:p>
+    <w:p>
+      <w:pPr>
+        <w:keepNext/>
+        <w:keepLines/>
+        <w:shd w:fill="F2F2F2" w:val="clear"/>
+        <w:spacing w:after="0" w:before="0" w:line="240"/>
+      </w:pPr>
+      <w:r>
+        <w:rPr>
+          <w:rFonts w:ascii="Consolas" w:cs="Consolas" w:eastAsia="Consolas" w:hAnsi="Consolas"/>
+          <w:sz w:val="17"/>
+          <w:szCs w:val="17"/>
+        </w:rPr>
+        <w:t xml:space="preserve">                             +---[ USB-C ]---+</w:t>
+      </w:r>
+    </w:p>
+    <w:p>
+      <w:pPr>
+        <w:keepNext/>
+        <w:keepLines/>
+        <w:shd w:fill="F2F2F2" w:val="clear"/>
+        <w:spacing w:after="0" w:before="0" w:line="240"/>
+      </w:pPr>
+      <w:r>
+        <w:rPr>
+          <w:rFonts w:ascii="Consolas" w:cs="Consolas" w:eastAsia="Consolas" w:hAnsi="Consolas"/>
+          <w:sz w:val="17"/>
+          <w:szCs w:val="17"/>
+        </w:rPr>
+        <w:t xml:space="preserve">                       D0  1 | o           o | 14  5V</w:t>
+      </w:r>
+    </w:p>
+    <w:p>
+      <w:pPr>
+        <w:keepNext/>
+        <w:keepLines/>
+        <w:shd w:fill="F2F2F2" w:val="clear"/>
+        <w:spacing w:after="0" w:before="0" w:line="240"/>
+      </w:pPr>
+      <w:r>
+        <w:rPr>
+          <w:rFonts w:ascii="Consolas" w:cs="Consolas" w:eastAsia="Consolas" w:hAnsi="Consolas"/>
+          <w:sz w:val="17"/>
+          <w:szCs w:val="17"/>
+        </w:rPr>
+        <w:t xml:space="preserve">                       D1  2 | o           o | 13  GND ---------+</w:t>
+      </w:r>
+    </w:p>
+    <w:p>
+      <w:pPr>
+        <w:keepNext/>
+        <w:keepLines/>
+        <w:shd w:fill="F2F2F2" w:val="clear"/>
+        <w:spacing w:after="0" w:before="0" w:line="240"/>
+      </w:pPr>
+      <w:r>
+        <w:rPr>
+          <w:rFonts w:ascii="Consolas" w:cs="Consolas" w:eastAsia="Consolas" w:hAnsi="Consolas"/>
+          <w:sz w:val="17"/>
+          <w:szCs w:val="17"/>
+        </w:rPr>
+        <w:t xml:space="preserve">   +------------------ D2  3 | o           o | 12  3V3          |</w:t>
+      </w:r>
+    </w:p>
+    <w:p>
+      <w:pPr>
+        <w:keepNext/>
+        <w:keepLines/>
+        <w:shd w:fill="F2F2F2" w:val="clear"/>
+        <w:spacing w:after="0" w:before="0" w:line="240"/>
+      </w:pPr>
+      <w:r>
+        <w:rPr>
+          <w:rFonts w:ascii="Consolas" w:cs="Consolas" w:eastAsia="Consolas" w:hAnsi="Consolas"/>
+          <w:sz w:val="17"/>
+          <w:szCs w:val="17"/>
+        </w:rPr>
+        <w:t xml:space="preserve">   |               +-- D3  4 | o           o | 11  D10          |</w:t>
+      </w:r>
+    </w:p>
+    <w:p>
+      <w:pPr>
+        <w:keepNext/>
+        <w:keepLines/>
+        <w:shd w:fill="F2F2F2" w:val="clear"/>
+        <w:spacing w:after="0" w:before="0" w:line="240"/>
+      </w:pPr>
+      <w:r>
+        <w:rPr>
+          <w:rFonts w:ascii="Consolas" w:cs="Consolas" w:eastAsia="Consolas" w:hAnsi="Consolas"/>
+          <w:sz w:val="17"/>
+          <w:szCs w:val="17"/>
+        </w:rPr>
+        <w:t xml:space="preserve">   |               |         ...                                |</w:t>
+      </w:r>
+    </w:p>
+    <w:p>
+      <w:pPr>
+        <w:keepNext/>
+        <w:keepLines/>
+        <w:shd w:fill="F2F2F2" w:val="clear"/>
+        <w:spacing w:after="0" w:before="0" w:line="240"/>
+      </w:pPr>
+      <w:r>
+        <w:rPr>
+          <w:rFonts w:ascii="Consolas" w:cs="Consolas" w:eastAsia="Consolas" w:hAnsi="Consolas"/>
+          <w:sz w:val="17"/>
+          <w:szCs w:val="17"/>
+        </w:rPr>
+        <w:t xml:space="preserve">   |               |                                            |</w:t>
+      </w:r>
+    </w:p>
+    <w:p>
+      <w:pPr>
+        <w:keepNext/>
+        <w:keepLines/>
+        <w:shd w:fill="F2F2F2" w:val="clear"/>
+        <w:spacing w:after="0" w:before="0" w:line="240"/>
+      </w:pPr>
+      <w:r>
+        <w:rPr>
+          <w:rFonts w:ascii="Consolas" w:cs="Consolas" w:eastAsia="Consolas" w:hAnsi="Consolas"/>
+          <w:sz w:val="17"/>
+          <w:szCs w:val="17"/>
+        </w:rPr>
+        <w:t xml:space="preserve"> photorésistance   |                                            |</w:t>
+      </w:r>
+    </w:p>
+    <w:p>
+      <w:pPr>
+        <w:keepNext/>
+        <w:keepLines/>
+        <w:shd w:fill="F2F2F2" w:val="clear"/>
+        <w:spacing w:after="0" w:before="0" w:line="240"/>
+      </w:pPr>
+      <w:r>
+        <w:rPr>
+          <w:rFonts w:ascii="Consolas" w:cs="Consolas" w:eastAsia="Consolas" w:hAnsi="Consolas"/>
+          <w:sz w:val="17"/>
+          <w:szCs w:val="17"/>
+        </w:rPr>
+        <w:t xml:space="preserve">   |               |                                            |</w:t>
+      </w:r>
+    </w:p>
+    <w:p>
+      <w:pPr>
+        <w:keepNext/>
+        <w:keepLines/>
+        <w:shd w:fill="F2F2F2" w:val="clear"/>
+        <w:spacing w:after="0" w:before="0" w:line="240"/>
+      </w:pPr>
+      <w:r>
+        <w:rPr>
+          <w:rFonts w:ascii="Consolas" w:cs="Consolas" w:eastAsia="Consolas" w:hAnsi="Consolas"/>
+          <w:sz w:val="17"/>
+          <w:szCs w:val="17"/>
+        </w:rPr>
+        <w:t xml:space="preserve">   +---------------+---- 10 kΩ ---------------------------------+</w:t>
+      </w:r>
+    </w:p>
+    <w:p>
+      <w:pPr>
+        <w:keepNext w:val="false"/>
+        <w:keepLines/>
+        <w:shd w:fill="F2F2F2" w:val="clear"/>
+        <w:spacing w:after="120" w:before="0" w:line="240"/>
+      </w:pPr>
+      <w:r>
+        <w:rPr>
+          <w:rFonts w:ascii="Consolas" w:cs="Consolas" w:eastAsia="Consolas" w:hAnsi="Consolas"/>
+          <w:sz w:val="17"/>
+          <w:szCs w:val="17"/>
+        </w:rPr>
+        <w:t xml:space="preserve">                                                               GND</w:t>
+      </w:r>
+    </w:p>
+    <w:p>
+      <w:pPr>
+        <w:pStyle w:val="ListParagraph"/>
+        <w:numPr>
+          <w:ilvl w:val="0"/>
+          <w:numId w:val="2"/>
+        </w:numPr>
+      </w:pPr>
+      <w:r>
+        <w:rPr>
+          <w:b/>
+          <w:bCs/>
+        </w:rPr>
+        <w:t xml:space="preserve">D2</w:t>
+      </w:r>
+      <w:r>
+        <w:t xml:space="preserve"> (GPIO3) → photorésistance → </w:t>
+      </w:r>
+      <w:r>
+        <w:rPr>
+          <w:b/>
+          <w:bCs/>
+        </w:rPr>
+        <w:t xml:space="preserve">D3</w:t>
+      </w:r>
+      <w:r>
+        <w:t xml:space="preserve"> (GPIO4, entrée ADC1) → 10 kΩ → </w:t>
+      </w:r>
+      <w:r>
+        <w:rPr>
+          <w:b/>
+          <w:bCs/>
+        </w:rPr>
+        <w:t xml:space="preserve">GND</w:t>
+      </w:r>
+      <w:r>
+        <w:t xml:space="preserve">. Plus il y a de lumière, plus la tension sur D3 monte.</w:t>
+      </w:r>
+    </w:p>
+    <w:p>
+      <w:pPr>
+        <w:pStyle w:val="ListParagraph"/>
+        <w:numPr>
+          <w:ilvl w:val="0"/>
+          <w:numId w:val="2"/>
+        </w:numPr>
+      </w:pPr>
+      <w:r>
+        <w:rPr>
+          <w:b/>
+          <w:bCs/>
+        </w:rPr>
+        <w:t xml:space="preserve">Rien n'est prévu sur le PCB V 1.0</w:t>
+      </w:r>
+      <w:r>
+        <w:t xml:space="preserve"> : D2 et D3 n'y sont reliées à rien → fils soudés directement sur les pattes du XIAO (ou sur ses barrettes).</w:t>
+      </w:r>
+    </w:p>
+    <w:p>
+      <w:pPr>
+        <w:pStyle w:val="ListParagraph"/>
+        <w:numPr>
+          <w:ilvl w:val="0"/>
+          <w:numId w:val="2"/>
+        </w:numPr>
+      </w:pPr>
+      <w:r>
+        <w:t xml:space="preserve">Résistance fixe : de l'ordre de la résistance de la photorésistance à l'éclairage de bascule (10 kΩ pour une GL5528).</w:t>
+      </w:r>
+    </w:p>
+    <w:p>
+      <w:pPr>
+        <w:pStyle w:val="ListParagraph"/>
+        <w:numPr>
+          <w:ilvl w:val="0"/>
+          <w:numId w:val="2"/>
+        </w:numPr>
+      </w:pPr>
+      <w:r>
+        <w:t xml:space="preserve">Pas de DS18B20 en même temps (avec </w:t>
+      </w:r>
+      <w:r>
+        <w:rPr>
+          <w:rFonts w:ascii="Consolas" w:cs="Consolas" w:eastAsia="Consolas" w:hAnsi="Consolas"/>
+          <w:sz w:val="19"/>
+          <w:szCs w:val="19"/>
+        </w:rPr>
+        <w:t xml:space="preserve">CAPTEUR_DS18B20</w:t>
+      </w:r>
+      <w:r>
+        <w:t xml:space="preserve">, la mesure des piles passe sur GPIO3 : </w:t>
+      </w:r>
+      <w:r>
+        <w:rPr>
+          <w:rFonts w:ascii="Consolas" w:cs="Consolas" w:eastAsia="Consolas" w:hAnsi="Consolas"/>
+          <w:sz w:val="19"/>
+          <w:szCs w:val="19"/>
+        </w:rPr>
+        <w:t xml:space="preserve">#error</w:t>
+      </w:r>
+      <w:r>
+        <w:t xml:space="preserve"> à la compilation).</w:t>
+      </w:r>
+    </w:p>
+    <w:p>
+      <w:pPr>
+        <w:pStyle w:val="ListParagraph"/>
+        <w:numPr>
+          <w:ilvl w:val="0"/>
+          <w:numId w:val="2"/>
+        </w:numPr>
+      </w:pPr>
+      <w:r>
+        <w:t xml:space="preserve">Valeur remontée : éclairement en % de 3,3 V (0 à 100) ; état JOUR / NUIT décidé par une fenêtre d'hystérésis (seuils bas 20 %, haut 30 % par défaut). Trames, réglages (</w:t>
+      </w:r>
+      <w:r>
+        <w:rPr>
+          <w:rFonts w:ascii="Consolas" w:cs="Consolas" w:eastAsia="Consolas" w:hAnsi="Consolas"/>
+          <w:sz w:val="19"/>
+          <w:szCs w:val="19"/>
+        </w:rPr>
+        <w:t xml:space="preserve">SET jn_sbas …</w:t>
+      </w:r>
+      <w:r>
+        <w:t xml:space="preserve">) : voir </w:t>
+      </w:r>
+      <w:r>
+        <w:rPr>
+          <w:rFonts w:ascii="Consolas" w:cs="Consolas" w:eastAsia="Consolas" w:hAnsi="Consolas"/>
+          <w:sz w:val="19"/>
+          <w:szCs w:val="19"/>
+        </w:rPr>
+        <w:t xml:space="preserve">Doc/mqtt.docx</w:t>
+      </w:r>
+      <w:r>
+        <w:t xml:space="preserve">.</w:t>
+      </w:r>
+    </w:p>
+    <w:p>
+      <w:pPr>
+        <w:pStyle w:val="Heading1"/>
+        <w:keepNext/>
+      </w:pPr>
+      <w:r>
+        <w:t xml:space="preserve">2. Décisions</w:t>
+      </w:r>
+    </w:p>
+    <w:tbl>
+      <w:tblPr>
+        <w:tblW w:type="dxa" w:w="9638"/>
+        <w:tblBorders>
+          <w:top w:val="single" w:color="auto" w:sz="4"/>
+          <w:left w:val="single" w:color="auto" w:sz="4"/>
+          <w:bottom w:val="single" w:color="auto" w:sz="4"/>
+          <w:right w:val="single" w:color="auto" w:sz="4"/>
+          <w:insideH w:val="single" w:color="auto" w:sz="4"/>
+          <w:insideV w:val="single" w:color="auto" w:sz="4"/>
+        </w:tblBorders>
+      </w:tblPr>
+      <w:tblGrid>
+        <w:gridCol w:w="1975"/>
+        <w:gridCol w:w="7663"/>
+      </w:tblGrid>
+      <w:tr>
+        <w:trPr>
+          <w:tblHeader/>
+        </w:trPr>
+        <w:tc>
+          <w:tcPr>
+            <w:tcW w:type="dxa" w:w="1975"/>
+            <w:tcBorders>
+              <w:top w:val="single" w:color="999999" w:sz="4"/>
+              <w:left w:val="single" w:color="999999" w:sz="4"/>
+              <w:bottom w:val="single" w:color="999999" w:sz="4"/>
+              <w:right w:val="single" w:color="999999" w:sz="4"/>
+            </w:tcBorders>
+            <w:shd w:fill="D9E2F3" w:val="clear"/>
             <w:tcMar>
               <w:top w:type="dxa" w:w="60"/>
               <w:left w:type="dxa" w:w="100"/>
@@ -2294,10 +5399,34 @@
                 <w:b/>
                 <w:bCs/>
               </w:rPr>
-              <w:t xml:space="preserve">normalement ouvert, fermé = cuve pleine</w:t>
-            </w:r>
-            <w:r>
-              <w:t xml:space="preserve"> ; fils de 50 cm sur bornier ; mesure toutes les 2 à 5 min ; rappel 10 k + filtre 1 k / 100 nF</w:t>
+              <w:t xml:space="preserve">Sujet</w:t>
+            </w:r>
+          </w:p>
+        </w:tc>
+        <w:tc>
+          <w:tcPr>
+            <w:tcW w:type="dxa" w:w="7663"/>
+            <w:tcBorders>
+              <w:top w:val="single" w:color="999999" w:sz="4"/>
+              <w:left w:val="single" w:color="999999" w:sz="4"/>
+              <w:bottom w:val="single" w:color="999999" w:sz="4"/>
+              <w:right w:val="single" w:color="999999" w:sz="4"/>
+            </w:tcBorders>
+            <w:shd w:fill="D9E2F3" w:val="clear"/>
+            <w:tcMar>
+              <w:top w:type="dxa" w:w="60"/>
+              <w:left w:type="dxa" w:w="100"/>
+              <w:bottom w:type="dxa" w:w="60"/>
+              <w:right w:type="dxa" w:w="100"/>
+            </w:tcMar>
+          </w:tcPr>
+          <w:p>
+            <w:r>
+              <w:rPr>
+                <w:b/>
+                <w:bCs/>
+              </w:rPr>
+              <w:t xml:space="preserve">Décision</w:t>
             </w:r>
           </w:p>
         </w:tc>
@@ -2308,52 +5437,45 @@
         </w:trPr>
         <w:tc>
           <w:tcPr>
-            <w:tcW w:type="dxa" w:w="861"/>
-            <w:tcBorders>
-              <w:top w:val="single" w:color="999999" w:sz="4"/>
-              <w:left w:val="single" w:color="999999" w:sz="4"/>
-              <w:bottom w:val="single" w:color="999999" w:sz="4"/>
-              <w:right w:val="single" w:color="999999" w:sz="4"/>
-            </w:tcBorders>
-            <w:tcMar>
-              <w:top w:type="dxa" w:w="60"/>
-              <w:left w:type="dxa" w:w="100"/>
-              <w:bottom w:type="dxa" w:w="60"/>
-              <w:right w:type="dxa" w:w="100"/>
-            </w:tcMar>
-          </w:tcPr>
-          <w:p>
-            <w:r>
-              <w:t xml:space="preserve">LED D1</w:t>
-            </w:r>
-          </w:p>
-        </w:tc>
-        <w:tc>
-          <w:tcPr>
-            <w:tcW w:type="dxa" w:w="8777"/>
-            <w:tcBorders>
-              <w:top w:val="single" w:color="999999" w:sz="4"/>
-              <w:left w:val="single" w:color="999999" w:sz="4"/>
-              <w:bottom w:val="single" w:color="999999" w:sz="4"/>
-              <w:right w:val="single" w:color="999999" w:sz="4"/>
-            </w:tcBorders>
-            <w:tcMar>
-              <w:top w:type="dxa" w:w="60"/>
-              <w:left w:type="dxa" w:w="100"/>
-              <w:bottom w:type="dxa" w:w="60"/>
-              <w:right w:type="dxa" w:w="100"/>
-            </w:tcMar>
-          </w:tcPr>
-          <w:p>
-            <w:r>
-              <w:rPr>
-                <w:b/>
-                <w:bCs/>
-              </w:rPr>
-              <w:t xml:space="preserve">non montée</w:t>
-            </w:r>
-            <w:r>
-              <w:t xml:space="preserve"> dans la variante cuve</w:t>
+            <w:tcW w:type="dxa" w:w="1975"/>
+            <w:tcBorders>
+              <w:top w:val="single" w:color="999999" w:sz="4"/>
+              <w:left w:val="single" w:color="999999" w:sz="4"/>
+              <w:bottom w:val="single" w:color="999999" w:sz="4"/>
+              <w:right w:val="single" w:color="999999" w:sz="4"/>
+            </w:tcBorders>
+            <w:tcMar>
+              <w:top w:type="dxa" w:w="60"/>
+              <w:left w:type="dxa" w:w="100"/>
+              <w:bottom w:type="dxa" w:w="60"/>
+              <w:right w:type="dxa" w:w="100"/>
+            </w:tcMar>
+          </w:tcPr>
+          <w:p>
+            <w:r>
+              <w:t xml:space="preserve">Carte</w:t>
+            </w:r>
+          </w:p>
+        </w:tc>
+        <w:tc>
+          <w:tcPr>
+            <w:tcW w:type="dxa" w:w="7663"/>
+            <w:tcBorders>
+              <w:top w:val="single" w:color="999999" w:sz="4"/>
+              <w:left w:val="single" w:color="999999" w:sz="4"/>
+              <w:bottom w:val="single" w:color="999999" w:sz="4"/>
+              <w:right w:val="single" w:color="999999" w:sz="4"/>
+            </w:tcBorders>
+            <w:tcMar>
+              <w:top w:type="dxa" w:w="60"/>
+              <w:left w:type="dxa" w:w="100"/>
+              <w:bottom w:type="dxa" w:w="60"/>
+              <w:right w:type="dxa" w:w="100"/>
+            </w:tcMar>
+          </w:tcPr>
+          <w:p>
+            <w:r>
+              <w:t xml:space="preserve">XIAO ESP32-S3 (+ Wio-SX1262 si LoRa), sur barrettes femelles ; base = carte chaudière</w:t>
             </w:r>
           </w:p>
         </w:tc>
@@ -2364,55 +5486,52 @@
         </w:trPr>
         <w:tc>
           <w:tcPr>
-            <w:tcW w:type="dxa" w:w="861"/>
-            <w:tcBorders>
-              <w:top w:val="single" w:color="999999" w:sz="4"/>
-              <w:left w:val="single" w:color="999999" w:sz="4"/>
-              <w:bottom w:val="single" w:color="999999" w:sz="4"/>
-              <w:right w:val="single" w:color="999999" w:sz="4"/>
-            </w:tcBorders>
-            <w:tcMar>
-              <w:top w:type="dxa" w:w="60"/>
-              <w:left w:type="dxa" w:w="100"/>
-              <w:bottom w:type="dxa" w:w="60"/>
-              <w:right w:type="dxa" w:w="100"/>
-            </w:tcMar>
-          </w:tcPr>
-          <w:p>
-            <w:r>
-              <w:t xml:space="preserve">Variantes</w:t>
-            </w:r>
-          </w:p>
-        </w:tc>
-        <w:tc>
-          <w:tcPr>
-            <w:tcW w:type="dxa" w:w="8777"/>
-            <w:tcBorders>
-              <w:top w:val="single" w:color="999999" w:sz="4"/>
-              <w:left w:val="single" w:color="999999" w:sz="4"/>
-              <w:bottom w:val="single" w:color="999999" w:sz="4"/>
-              <w:right w:val="single" w:color="999999" w:sz="4"/>
-            </w:tcBorders>
-            <w:tcMar>
-              <w:top w:type="dxa" w:w="60"/>
-              <w:left w:type="dxa" w:w="100"/>
-              <w:bottom w:type="dxa" w:w="60"/>
-              <w:right w:type="dxa" w:w="100"/>
-            </w:tcMar>
-          </w:tcPr>
-          <w:p>
-            <w:r>
-              <w:t xml:space="preserve">décrites </w:t>
-            </w:r>
+            <w:tcW w:type="dxa" w:w="1975"/>
+            <w:tcBorders>
+              <w:top w:val="single" w:color="999999" w:sz="4"/>
+              <w:left w:val="single" w:color="999999" w:sz="4"/>
+              <w:bottom w:val="single" w:color="999999" w:sz="4"/>
+              <w:right w:val="single" w:color="999999" w:sz="4"/>
+            </w:tcBorders>
+            <w:tcMar>
+              <w:top w:type="dxa" w:w="60"/>
+              <w:left w:type="dxa" w:w="100"/>
+              <w:bottom w:type="dxa" w:w="60"/>
+              <w:right w:type="dxa" w:w="100"/>
+            </w:tcMar>
+          </w:tcPr>
+          <w:p>
+            <w:r>
+              <w:t xml:space="preserve">Piles</w:t>
+            </w:r>
+          </w:p>
+        </w:tc>
+        <w:tc>
+          <w:tcPr>
+            <w:tcW w:type="dxa" w:w="7663"/>
+            <w:tcBorders>
+              <w:top w:val="single" w:color="999999" w:sz="4"/>
+              <w:left w:val="single" w:color="999999" w:sz="4"/>
+              <w:bottom w:val="single" w:color="999999" w:sz="4"/>
+              <w:right w:val="single" w:color="999999" w:sz="4"/>
+            </w:tcBorders>
+            <w:tcMar>
+              <w:top w:type="dxa" w:w="60"/>
+              <w:left w:type="dxa" w:w="100"/>
+              <w:bottom w:type="dxa" w:w="60"/>
+              <w:right w:type="dxa" w:w="100"/>
+            </w:tcMar>
+          </w:tcPr>
+          <w:p>
             <w:r>
               <w:rPr>
                 <w:b/>
                 <w:bCs/>
               </w:rPr>
-              <w:t xml:space="preserve">dans ce dossier seulement</w:t>
-            </w:r>
-            <w:r>
-              <w:t xml:space="preserve"> (rien sur la sérigraphie)</w:t>
+              <w:t xml:space="preserve">4 AA alcalines</w:t>
+            </w:r>
+            <w:r>
+              <w:t xml:space="preserve"> (4,0 à 6,4 V), support dans le boîtier imprimé, deux fils vers le bornier J3 ; pas d'accu</w:t>
             </w:r>
           </w:p>
         </w:tc>
@@ -2423,45 +5542,62 @@
         </w:trPr>
         <w:tc>
           <w:tcPr>
-            <w:tcW w:type="dxa" w:w="861"/>
-            <w:tcBorders>
-              <w:top w:val="single" w:color="999999" w:sz="4"/>
-              <w:left w:val="single" w:color="999999" w:sz="4"/>
-              <w:bottom w:val="single" w:color="999999" w:sz="4"/>
-              <w:right w:val="single" w:color="999999" w:sz="4"/>
-            </w:tcBorders>
-            <w:tcMar>
-              <w:top w:type="dxa" w:w="60"/>
-              <w:left w:type="dxa" w:w="100"/>
-              <w:bottom w:type="dxa" w:w="60"/>
-              <w:right w:type="dxa" w:w="100"/>
-            </w:tcMar>
-          </w:tcPr>
-          <w:p>
-            <w:r>
-              <w:t xml:space="preserve">Boîtier</w:t>
-            </w:r>
-          </w:p>
-        </w:tc>
-        <w:tc>
-          <w:tcPr>
-            <w:tcW w:type="dxa" w:w="8777"/>
-            <w:tcBorders>
-              <w:top w:val="single" w:color="999999" w:sz="4"/>
-              <w:left w:val="single" w:color="999999" w:sz="4"/>
-              <w:bottom w:val="single" w:color="999999" w:sz="4"/>
-              <w:right w:val="single" w:color="999999" w:sz="4"/>
-            </w:tcBorders>
-            <w:tcMar>
-              <w:top w:type="dxa" w:w="60"/>
-              <w:left w:type="dxa" w:w="100"/>
-              <w:bottom w:type="dxa" w:w="60"/>
-              <w:right w:type="dxa" w:w="100"/>
-            </w:tcMar>
-          </w:tcPr>
-          <w:p>
-            <w:r>
-              <w:t xml:space="preserve">impression 3D, non étanche</w:t>
+            <w:tcW w:type="dxa" w:w="1975"/>
+            <w:tcBorders>
+              <w:top w:val="single" w:color="999999" w:sz="4"/>
+              <w:left w:val="single" w:color="999999" w:sz="4"/>
+              <w:bottom w:val="single" w:color="999999" w:sz="4"/>
+              <w:right w:val="single" w:color="999999" w:sz="4"/>
+            </w:tcBorders>
+            <w:tcMar>
+              <w:top w:type="dxa" w:w="60"/>
+              <w:left w:type="dxa" w:w="100"/>
+              <w:bottom w:type="dxa" w:w="60"/>
+              <w:right w:type="dxa" w:w="100"/>
+            </w:tcMar>
+          </w:tcPr>
+          <w:p>
+            <w:r>
+              <w:t xml:space="preserve">Régulateur</w:t>
+            </w:r>
+          </w:p>
+        </w:tc>
+        <w:tc>
+          <w:tcPr>
+            <w:tcW w:type="dxa" w:w="7663"/>
+            <w:tcBorders>
+              <w:top w:val="single" w:color="999999" w:sz="4"/>
+              <w:left w:val="single" w:color="999999" w:sz="4"/>
+              <w:bottom w:val="single" w:color="999999" w:sz="4"/>
+              <w:right w:val="single" w:color="999999" w:sz="4"/>
+            </w:tcBorders>
+            <w:tcMar>
+              <w:top w:type="dxa" w:w="60"/>
+              <w:left w:type="dxa" w:w="100"/>
+              <w:bottom w:type="dxa" w:w="60"/>
+              <w:right w:type="dxa" w:w="100"/>
+            </w:tcMar>
+          </w:tcPr>
+          <w:p>
+            <w:r>
+              <w:rPr>
+                <w:b/>
+                <w:bCs/>
+              </w:rPr>
+              <w:t xml:space="preserve">MCP1700-3302E/TO</w:t>
+            </w:r>
+            <w:r>
+              <w:t xml:space="preserve"> (stock de l'utilisateur), sortie </w:t>
+            </w:r>
+            <w:r>
+              <w:rPr>
+                <w:b/>
+                <w:bCs/>
+              </w:rPr>
+              <w:t xml:space="preserve">directement sur la broche 3V3</w:t>
+            </w:r>
+            <w:r>
+              <w:t xml:space="preserve"> du XIAO ; un MCP1702-3302E/TO (même brochage, entrée 13,2 V) se monte aussi</w:t>
             </w:r>
           </w:p>
         </w:tc>
@@ -2472,7 +5608,401 @@
         </w:trPr>
         <w:tc>
           <w:tcPr>
-            <w:tcW w:type="dxa" w:w="861"/>
+            <w:tcW w:type="dxa" w:w="1975"/>
+            <w:tcBorders>
+              <w:top w:val="single" w:color="999999" w:sz="4"/>
+              <w:left w:val="single" w:color="999999" w:sz="4"/>
+              <w:bottom w:val="single" w:color="999999" w:sz="4"/>
+              <w:right w:val="single" w:color="999999" w:sz="4"/>
+            </w:tcBorders>
+            <w:tcMar>
+              <w:top w:type="dxa" w:w="60"/>
+              <w:left w:type="dxa" w:w="100"/>
+              <w:bottom w:type="dxa" w:w="60"/>
+              <w:right w:type="dxa" w:w="100"/>
+            </w:tcMar>
+          </w:tcPr>
+          <w:p>
+            <w:r>
+              <w:t xml:space="preserve">Protection</w:t>
+            </w:r>
+          </w:p>
+        </w:tc>
+        <w:tc>
+          <w:tcPr>
+            <w:tcW w:type="dxa" w:w="7663"/>
+            <w:tcBorders>
+              <w:top w:val="single" w:color="999999" w:sz="4"/>
+              <w:left w:val="single" w:color="999999" w:sz="4"/>
+              <w:bottom w:val="single" w:color="999999" w:sz="4"/>
+              <w:right w:val="single" w:color="999999" w:sz="4"/>
+            </w:tcBorders>
+            <w:tcMar>
+              <w:top w:type="dxa" w:w="60"/>
+              <w:left w:type="dxa" w:w="100"/>
+              <w:bottom w:type="dxa" w:w="60"/>
+              <w:right w:type="dxa" w:w="100"/>
+            </w:tcMar>
+          </w:tcPr>
+          <w:p>
+            <w:r>
+              <w:t xml:space="preserve">1N5819 contre l'inversion des piles</w:t>
+            </w:r>
+          </w:p>
+        </w:tc>
+      </w:tr>
+      <w:tr>
+        <w:trPr>
+          <w:tblHeader w:val="off"/>
+        </w:trPr>
+        <w:tc>
+          <w:tcPr>
+            <w:tcW w:type="dxa" w:w="1975"/>
+            <w:tcBorders>
+              <w:top w:val="single" w:color="999999" w:sz="4"/>
+              <w:left w:val="single" w:color="999999" w:sz="4"/>
+              <w:bottom w:val="single" w:color="999999" w:sz="4"/>
+              <w:right w:val="single" w:color="999999" w:sz="4"/>
+            </w:tcBorders>
+            <w:tcMar>
+              <w:top w:type="dxa" w:w="60"/>
+              <w:left w:type="dxa" w:w="100"/>
+              <w:bottom w:type="dxa" w:w="60"/>
+              <w:right w:type="dxa" w:w="100"/>
+            </w:tcMar>
+          </w:tcPr>
+          <w:p>
+            <w:r>
+              <w:t xml:space="preserve">Interrupteur</w:t>
+            </w:r>
+          </w:p>
+        </w:tc>
+        <w:tc>
+          <w:tcPr>
+            <w:tcW w:type="dxa" w:w="7663"/>
+            <w:tcBorders>
+              <w:top w:val="single" w:color="999999" w:sz="4"/>
+              <w:left w:val="single" w:color="999999" w:sz="4"/>
+              <w:bottom w:val="single" w:color="999999" w:sz="4"/>
+              <w:right w:val="single" w:color="999999" w:sz="4"/>
+            </w:tcBorders>
+            <w:tcMar>
+              <w:top w:type="dxa" w:w="60"/>
+              <w:left w:type="dxa" w:w="100"/>
+              <w:bottom w:type="dxa" w:w="60"/>
+              <w:right w:type="dxa" w:w="100"/>
+            </w:tcMar>
+          </w:tcPr>
+          <w:p>
+            <w:r>
+              <w:rPr>
+                <w:b/>
+                <w:bCs/>
+              </w:rPr>
+              <w:t xml:space="preserve">en paroi</w:t>
+            </w:r>
+            <w:r>
+              <w:t xml:space="preserve">, sur fil, relié à J4 (coupe franche des piles)</w:t>
+            </w:r>
+          </w:p>
+        </w:tc>
+      </w:tr>
+      <w:tr>
+        <w:trPr>
+          <w:tblHeader w:val="off"/>
+        </w:trPr>
+        <w:tc>
+          <w:tcPr>
+            <w:tcW w:type="dxa" w:w="1975"/>
+            <w:tcBorders>
+              <w:top w:val="single" w:color="999999" w:sz="4"/>
+              <w:left w:val="single" w:color="999999" w:sz="4"/>
+              <w:bottom w:val="single" w:color="999999" w:sz="4"/>
+              <w:right w:val="single" w:color="999999" w:sz="4"/>
+            </w:tcBorders>
+            <w:tcMar>
+              <w:top w:type="dxa" w:w="60"/>
+              <w:left w:type="dxa" w:w="100"/>
+              <w:bottom w:type="dxa" w:w="60"/>
+              <w:right w:type="dxa" w:w="100"/>
+            </w:tcMar>
+          </w:tcPr>
+          <w:p>
+            <w:r>
+              <w:t xml:space="preserve">Mesure des piles</w:t>
+            </w:r>
+          </w:p>
+        </w:tc>
+        <w:tc>
+          <w:tcPr>
+            <w:tcW w:type="dxa" w:w="7663"/>
+            <w:tcBorders>
+              <w:top w:val="single" w:color="999999" w:sz="4"/>
+              <w:left w:val="single" w:color="999999" w:sz="4"/>
+              <w:bottom w:val="single" w:color="999999" w:sz="4"/>
+              <w:right w:val="single" w:color="999999" w:sz="4"/>
+            </w:tcBorders>
+            <w:tcMar>
+              <w:top w:type="dxa" w:w="60"/>
+              <w:left w:type="dxa" w:w="100"/>
+              <w:bottom w:type="dxa" w:w="60"/>
+              <w:right w:type="dxa" w:w="100"/>
+            </w:tcMar>
+          </w:tcPr>
+          <w:p>
+            <w:r>
+              <w:t xml:space="preserve">pont </w:t>
+            </w:r>
+            <w:r>
+              <w:rPr>
+                <w:b/>
+                <w:bCs/>
+              </w:rPr>
+              <w:t xml:space="preserve">220 k / 100 k</w:t>
+            </w:r>
+            <w:r>
+              <w:t xml:space="preserve"> + 100 nF, pris </w:t>
+            </w:r>
+            <w:r>
+              <w:rPr>
+                <w:b/>
+                <w:bCs/>
+              </w:rPr>
+              <w:t xml:space="preserve">après l'interrupteur</w:t>
+            </w:r>
+            <w:r>
+              <w:t xml:space="preserve"> (aucune consommation à l'arrêt)</w:t>
+            </w:r>
+          </w:p>
+        </w:tc>
+      </w:tr>
+      <w:tr>
+        <w:trPr>
+          <w:tblHeader w:val="off"/>
+        </w:trPr>
+        <w:tc>
+          <w:tcPr>
+            <w:tcW w:type="dxa" w:w="1975"/>
+            <w:tcBorders>
+              <w:top w:val="single" w:color="999999" w:sz="4"/>
+              <w:left w:val="single" w:color="999999" w:sz="4"/>
+              <w:bottom w:val="single" w:color="999999" w:sz="4"/>
+              <w:right w:val="single" w:color="999999" w:sz="4"/>
+            </w:tcBorders>
+            <w:tcMar>
+              <w:top w:type="dxa" w:w="60"/>
+              <w:left w:type="dxa" w:w="100"/>
+              <w:bottom w:type="dxa" w:w="60"/>
+              <w:right w:type="dxa" w:w="100"/>
+            </w:tcMar>
+          </w:tcPr>
+          <w:p>
+            <w:r>
+              <w:t xml:space="preserve">Flotteur</w:t>
+            </w:r>
+          </w:p>
+        </w:tc>
+        <w:tc>
+          <w:tcPr>
+            <w:tcW w:type="dxa" w:w="7663"/>
+            <w:tcBorders>
+              <w:top w:val="single" w:color="999999" w:sz="4"/>
+              <w:left w:val="single" w:color="999999" w:sz="4"/>
+              <w:bottom w:val="single" w:color="999999" w:sz="4"/>
+              <w:right w:val="single" w:color="999999" w:sz="4"/>
+            </w:tcBorders>
+            <w:tcMar>
+              <w:top w:type="dxa" w:w="60"/>
+              <w:left w:type="dxa" w:w="100"/>
+              <w:bottom w:type="dxa" w:w="60"/>
+              <w:right w:type="dxa" w:w="100"/>
+            </w:tcMar>
+          </w:tcPr>
+          <w:p>
+            <w:r>
+              <w:rPr>
+                <w:b/>
+                <w:bCs/>
+              </w:rPr>
+              <w:t xml:space="preserve">normalement ouvert, fermé = cuve pleine</w:t>
+            </w:r>
+            <w:r>
+              <w:t xml:space="preserve"> ; fils de 50 cm sur bornier ; mesure toutes les 2 à 5 min ; rappel 10 k + filtre 1 k / 100 nF</w:t>
+            </w:r>
+          </w:p>
+        </w:tc>
+      </w:tr>
+      <w:tr>
+        <w:trPr>
+          <w:tblHeader w:val="off"/>
+        </w:trPr>
+        <w:tc>
+          <w:tcPr>
+            <w:tcW w:type="dxa" w:w="1975"/>
+            <w:tcBorders>
+              <w:top w:val="single" w:color="999999" w:sz="4"/>
+              <w:left w:val="single" w:color="999999" w:sz="4"/>
+              <w:bottom w:val="single" w:color="999999" w:sz="4"/>
+              <w:right w:val="single" w:color="999999" w:sz="4"/>
+            </w:tcBorders>
+            <w:tcMar>
+              <w:top w:type="dxa" w:w="60"/>
+              <w:left w:type="dxa" w:w="100"/>
+              <w:bottom w:type="dxa" w:w="60"/>
+              <w:right w:type="dxa" w:w="100"/>
+            </w:tcMar>
+          </w:tcPr>
+          <w:p>
+            <w:r>
+              <w:t xml:space="preserve">LED D1</w:t>
+            </w:r>
+          </w:p>
+        </w:tc>
+        <w:tc>
+          <w:tcPr>
+            <w:tcW w:type="dxa" w:w="7663"/>
+            <w:tcBorders>
+              <w:top w:val="single" w:color="999999" w:sz="4"/>
+              <w:left w:val="single" w:color="999999" w:sz="4"/>
+              <w:bottom w:val="single" w:color="999999" w:sz="4"/>
+              <w:right w:val="single" w:color="999999" w:sz="4"/>
+            </w:tcBorders>
+            <w:tcMar>
+              <w:top w:type="dxa" w:w="60"/>
+              <w:left w:type="dxa" w:w="100"/>
+              <w:bottom w:type="dxa" w:w="60"/>
+              <w:right w:type="dxa" w:w="100"/>
+            </w:tcMar>
+          </w:tcPr>
+          <w:p>
+            <w:r>
+              <w:rPr>
+                <w:b/>
+                <w:bCs/>
+              </w:rPr>
+              <w:t xml:space="preserve">non montée</w:t>
+            </w:r>
+            <w:r>
+              <w:t xml:space="preserve"> dans la variante cuve</w:t>
+            </w:r>
+          </w:p>
+        </w:tc>
+      </w:tr>
+      <w:tr>
+        <w:trPr>
+          <w:tblHeader w:val="off"/>
+        </w:trPr>
+        <w:tc>
+          <w:tcPr>
+            <w:tcW w:type="dxa" w:w="1975"/>
+            <w:tcBorders>
+              <w:top w:val="single" w:color="999999" w:sz="4"/>
+              <w:left w:val="single" w:color="999999" w:sz="4"/>
+              <w:bottom w:val="single" w:color="999999" w:sz="4"/>
+              <w:right w:val="single" w:color="999999" w:sz="4"/>
+            </w:tcBorders>
+            <w:tcMar>
+              <w:top w:type="dxa" w:w="60"/>
+              <w:left w:type="dxa" w:w="100"/>
+              <w:bottom w:type="dxa" w:w="60"/>
+              <w:right w:type="dxa" w:w="100"/>
+            </w:tcMar>
+          </w:tcPr>
+          <w:p>
+            <w:r>
+              <w:t xml:space="preserve">Variantes</w:t>
+            </w:r>
+          </w:p>
+        </w:tc>
+        <w:tc>
+          <w:tcPr>
+            <w:tcW w:type="dxa" w:w="7663"/>
+            <w:tcBorders>
+              <w:top w:val="single" w:color="999999" w:sz="4"/>
+              <w:left w:val="single" w:color="999999" w:sz="4"/>
+              <w:bottom w:val="single" w:color="999999" w:sz="4"/>
+              <w:right w:val="single" w:color="999999" w:sz="4"/>
+            </w:tcBorders>
+            <w:tcMar>
+              <w:top w:type="dxa" w:w="60"/>
+              <w:left w:type="dxa" w:w="100"/>
+              <w:bottom w:type="dxa" w:w="60"/>
+              <w:right w:type="dxa" w:w="100"/>
+            </w:tcMar>
+          </w:tcPr>
+          <w:p>
+            <w:r>
+              <w:t xml:space="preserve">décrites </w:t>
+            </w:r>
+            <w:r>
+              <w:rPr>
+                <w:b/>
+                <w:bCs/>
+              </w:rPr>
+              <w:t xml:space="preserve">dans ce dossier seulement</w:t>
+            </w:r>
+            <w:r>
+              <w:t xml:space="preserve"> (rien sur la sérigraphie)</w:t>
+            </w:r>
+          </w:p>
+        </w:tc>
+      </w:tr>
+      <w:tr>
+        <w:trPr>
+          <w:tblHeader w:val="off"/>
+        </w:trPr>
+        <w:tc>
+          <w:tcPr>
+            <w:tcW w:type="dxa" w:w="1975"/>
+            <w:tcBorders>
+              <w:top w:val="single" w:color="999999" w:sz="4"/>
+              <w:left w:val="single" w:color="999999" w:sz="4"/>
+              <w:bottom w:val="single" w:color="999999" w:sz="4"/>
+              <w:right w:val="single" w:color="999999" w:sz="4"/>
+            </w:tcBorders>
+            <w:tcMar>
+              <w:top w:type="dxa" w:w="60"/>
+              <w:left w:type="dxa" w:w="100"/>
+              <w:bottom w:type="dxa" w:w="60"/>
+              <w:right w:type="dxa" w:w="100"/>
+            </w:tcMar>
+          </w:tcPr>
+          <w:p>
+            <w:r>
+              <w:t xml:space="preserve">Boîtier</w:t>
+            </w:r>
+          </w:p>
+        </w:tc>
+        <w:tc>
+          <w:tcPr>
+            <w:tcW w:type="dxa" w:w="7663"/>
+            <w:tcBorders>
+              <w:top w:val="single" w:color="999999" w:sz="4"/>
+              <w:left w:val="single" w:color="999999" w:sz="4"/>
+              <w:bottom w:val="single" w:color="999999" w:sz="4"/>
+              <w:right w:val="single" w:color="999999" w:sz="4"/>
+            </w:tcBorders>
+            <w:tcMar>
+              <w:top w:type="dxa" w:w="60"/>
+              <w:left w:type="dxa" w:w="100"/>
+              <w:bottom w:type="dxa" w:w="60"/>
+              <w:right w:type="dxa" w:w="100"/>
+            </w:tcMar>
+          </w:tcPr>
+          <w:p>
+            <w:r>
+              <w:t xml:space="preserve">impression 3D, non étanche</w:t>
+            </w:r>
+          </w:p>
+        </w:tc>
+      </w:tr>
+      <w:tr>
+        <w:trPr>
+          <w:tblHeader w:val="off"/>
+        </w:trPr>
+        <w:tc>
+          <w:tcPr>
+            <w:tcW w:type="dxa" w:w="1975"/>
             <w:tcBorders>
               <w:top w:val="single" w:color="999999" w:sz="4"/>
               <w:left w:val="single" w:color="999999" w:sz="4"/>
@@ -2494,7 +6024,7 @@
         </w:tc>
         <w:tc>
           <w:tcPr>
-            <w:tcW w:type="dxa" w:w="8777"/>
+            <w:tcW w:type="dxa" w:w="7663"/>
             <w:tcBorders>
               <w:top w:val="single" w:color="999999" w:sz="4"/>
               <w:left w:val="single" w:color="999999" w:sz="4"/>
@@ -2511,6 +6041,55 @@
           <w:p>
             <w:r>
               <w:t xml:space="preserve">tout en traversant ; borniers à vis XY301V pour les piles et le flotteur, JST-XH pour l'interrupteur et les modules</w:t>
+            </w:r>
+          </w:p>
+        </w:tc>
+      </w:tr>
+      <w:tr>
+        <w:trPr>
+          <w:tblHeader w:val="off"/>
+        </w:trPr>
+        <w:tc>
+          <w:tcPr>
+            <w:tcW w:type="dxa" w:w="1975"/>
+            <w:tcBorders>
+              <w:top w:val="single" w:color="999999" w:sz="4"/>
+              <w:left w:val="single" w:color="999999" w:sz="4"/>
+              <w:bottom w:val="single" w:color="999999" w:sz="4"/>
+              <w:right w:val="single" w:color="999999" w:sz="4"/>
+            </w:tcBorders>
+            <w:tcMar>
+              <w:top w:type="dxa" w:w="60"/>
+              <w:left w:type="dxa" w:w="100"/>
+              <w:bottom w:type="dxa" w:w="60"/>
+              <w:right w:type="dxa" w:w="100"/>
+            </w:tcMar>
+          </w:tcPr>
+          <w:p>
+            <w:r>
+              <w:t xml:space="preserve">Détecteur jour / nuit (option, 2026-10-28)</w:t>
+            </w:r>
+          </w:p>
+        </w:tc>
+        <w:tc>
+          <w:tcPr>
+            <w:tcW w:type="dxa" w:w="7663"/>
+            <w:tcBorders>
+              <w:top w:val="single" w:color="999999" w:sz="4"/>
+              <w:left w:val="single" w:color="999999" w:sz="4"/>
+              <w:bottom w:val="single" w:color="999999" w:sz="4"/>
+              <w:right w:val="single" w:color="999999" w:sz="4"/>
+            </w:tcBorders>
+            <w:tcMar>
+              <w:top w:type="dxa" w:w="60"/>
+              <w:left w:type="dxa" w:w="100"/>
+              <w:bottom w:type="dxa" w:w="60"/>
+              <w:right w:type="dxa" w:w="100"/>
+            </w:tcMar>
+          </w:tcPr>
+          <w:p>
+            <w:r>
+              <w:t xml:space="preserve">photorésistance + 10 kΩ alimentés par D2 (coupés hors mesure, pas de transistor), mesure sur D3 ; hors PCB V 1.0 : câblé en fils</w:t>
             </w:r>
           </w:p>
         </w:tc>
@@ -6233,7 +9812,7 @@
           </w:tcPr>
           <w:p>
             <w:r>
-              <w:t xml:space="preserve">200 kΩ</w:t>
+              <w:t xml:space="preserve">220 kΩ</w:t>
             </w:r>
           </w:p>
         </w:tc>
@@ -6548,7 +10127,7 @@
         <w:t xml:space="preserve">Calibre</w:t>
       </w:r>
       <w:r>
-        <w:t xml:space="preserve"> à régler : 3,0 (pont 200 k / 100 k) au lieu de 4,3 par défaut dans le code (pont 330 k / 100 k) — par la page Web (« Calibre ») ou en changeant </w:t>
+        <w:t xml:space="preserve"> : 3,2 par défaut dans le code (pont 220 k / 100 k, </w:t>
       </w:r>
       <w:r>
         <w:rPr>
@@ -6570,7 +10149,7 @@
         <w:t xml:space="preserve">MyBatterieAA.h</w:t>
       </w:r>
       <w:r>
-        <w:t xml:space="preserve">.</w:t>
+        <w:t xml:space="preserve">). Il est enregistré en NVS : une configuration existante garde son ancien calibre (par exemple 4,3, ancien pont 330 k / 100 k), à corriger par la page Web (« Calibre »). Ajuster ensuite au multimètre (ThRemise : 3,3).</w:t>
       </w:r>
     </w:p>
     <w:p>
@@ -6611,6 +10190,25 @@
       </w:r>
       <w:r>
         <w:t xml:space="preserve">.</w:t>
+      </w:r>
+    </w:p>
+    <w:p>
+      <w:pPr>
+        <w:pStyle w:val="ListParagraph"/>
+        <w:numPr>
+          <w:ilvl w:val="0"/>
+          <w:numId w:val="2"/>
+        </w:numPr>
+      </w:pPr>
+      <w:r>
+        <w:rPr>
+          <w:b/>
+          <w:bCs/>
+        </w:rPr>
+        <w:t xml:space="preserve">Détecteur jour / nuit</w:t>
+      </w:r>
+      <w:r>
+        <w:t xml:space="preserve"> : pont alimenté 5 ms par mesure, au plus 3,3 V / 10 kΩ ≈ 0,33 mA (en pleine lumière) ; rien en deep sleep.</w:t>
       </w:r>
     </w:p>
     <w:p>
@@ -8385,7 +11983,7 @@
         </w:numPr>
       </w:pPr>
       <w:r>
-        <w:t xml:space="preserve">[ ] Code : calibre de la mesure des piles à 3,0 ; vérifier le sens de lecture du flotteur (1 = plein).</w:t>
+        <w:t xml:space="preserve">[x] Code : calibre par défaut de la mesure des piles à 3,2 (pont 220 k / 100 k).</w:t>
       </w:r>
     </w:p>
     <w:p>
@@ -8397,18 +11995,7 @@
         </w:numPr>
       </w:pPr>
       <w:r>
-        <w:t xml:space="preserve">[ ] Essais : redémarrages en Wi-Fi continu sur piles (C5), tension des piles neuves sur </w:t>
-      </w:r>
-      <w:r>
-        <w:rPr>
-          <w:rFonts w:ascii="Consolas" w:cs="Consolas" w:eastAsia="Consolas" w:hAnsi="Consolas"/>
-          <w:sz w:val="19"/>
-          <w:szCs w:val="19"/>
-        </w:rPr>
-        <w:t xml:space="preserve">VSW</w:t>
-      </w:r>
-      <w:r>
-        <w:t xml:space="preserve"> (&lt; 6,0 V ?).</w:t>
+        <w:t xml:space="preserve">[ ] Code : vérifier le sens de lecture du flotteur (1 = plein).</w:t>
       </w:r>
     </w:p>
     <w:p>
@@ -8420,7 +12007,42 @@
         </w:numPr>
       </w:pPr>
       <w:r>
+        <w:t xml:space="preserve">[ ] Essais : redémarrages en Wi-Fi continu sur piles (C5), tension des piles neuves sur </w:t>
+      </w:r>
+      <w:r>
+        <w:rPr>
+          <w:rFonts w:ascii="Consolas" w:cs="Consolas" w:eastAsia="Consolas" w:hAnsi="Consolas"/>
+          <w:sz w:val="19"/>
+          <w:szCs w:val="19"/>
+        </w:rPr>
+        <w:t xml:space="preserve">VSW</w:t>
+      </w:r>
+      <w:r>
+        <w:t xml:space="preserve"> (&lt; 6,0 V ?).</w:t>
+      </w:r>
+    </w:p>
+    <w:p>
+      <w:pPr>
+        <w:pStyle w:val="ListParagraph"/>
+        <w:numPr>
+          <w:ilvl w:val="0"/>
+          <w:numId w:val="2"/>
+        </w:numPr>
+      </w:pPr>
+      <w:r>
         <w:t xml:space="preserve">[ ] Boîtier imprimé : support 4 AA, interrupteur en paroi, passages de fils au bord haut.</w:t>
+      </w:r>
+    </w:p>
+    <w:p>
+      <w:pPr>
+        <w:pStyle w:val="ListParagraph"/>
+        <w:numPr>
+          <w:ilvl w:val="0"/>
+          <w:numId w:val="2"/>
+        </w:numPr>
+      </w:pPr>
+      <w:r>
+        <w:t xml:space="preserve">[ ] Détecteur jour / nuit : câblé en fils sur D2 / D3 (§ 1.1 d) ; connecteur et passage de la photorésistance dans le boîtier à prévoir si une V 1.1 est dessinée (à décider).</w:t>
       </w:r>
     </w:p>
     <w:p>
@@ -9483,139 +13105,6 @@
     <w:basedOn w:val="Normal"/>
     <w:qFormat/>
   </w:style>
-  <w:style w:type="paragraph" w:styleId="Caption">
-    <w:name w:val="caption"/>
-    <w:basedOn w:val="Normal"/>
-    <w:next w:val="Normal"/>
-    <w:uiPriority w:val="35"/>
-    <w:semiHidden/>
-    <w:unhideWhenUsed/>
-    <w:qFormat/>
-    <w:pPr>
-      <w:spacing w:after="200"/>
-    </w:pPr>
-    <w:rPr>
-      <w:i/>
-      <w:iCs/>
-      <w:color w:val="44546A" w:themeColor="dark2"/>
-      <w:sz w:val="18"/>
-      <w:szCs w:val="18"/>
-    </w:rPr>
-  </w:style>
-  <w:style w:type="paragraph" w:styleId="Bibliography">
-    <w:name w:val="Bibliography"/>
-    <w:basedOn w:val="Normal"/>
-    <w:next w:val="Normal"/>
-    <w:uiPriority w:val="37"/>
-    <w:unhideWhenUsed/>
-  </w:style>
-  <w:style w:type="paragraph" w:styleId="TOC1">
-    <w:name w:val="toc 1"/>
-    <w:basedOn w:val="Normal"/>
-    <w:next w:val="Normal"/>
-    <w:uiPriority w:val="39"/>
-    <w:semiHidden/>
-    <w:unhideWhenUsed/>
-    <w:pPr>
-      <w:spacing w:after="100"/>
-    </w:pPr>
-  </w:style>
-  <w:style w:type="paragraph" w:styleId="TOC2">
-    <w:name w:val="toc 2"/>
-    <w:basedOn w:val="Normal"/>
-    <w:next w:val="Normal"/>
-    <w:uiPriority w:val="39"/>
-    <w:semiHidden/>
-    <w:unhideWhenUsed/>
-    <w:pPr>
-      <w:spacing w:after="100"/>
-      <w:ind w:left="220"/>
-    </w:pPr>
-  </w:style>
-  <w:style w:type="paragraph" w:styleId="TOC3">
-    <w:name w:val="toc 3"/>
-    <w:basedOn w:val="Normal"/>
-    <w:next w:val="Normal"/>
-    <w:uiPriority w:val="39"/>
-    <w:semiHidden/>
-    <w:unhideWhenUsed/>
-    <w:pPr>
-      <w:spacing w:after="100"/>
-      <w:ind w:left="440"/>
-    </w:pPr>
-  </w:style>
-  <w:style w:type="paragraph" w:styleId="TOC4">
-    <w:name w:val="toc 4"/>
-    <w:basedOn w:val="Normal"/>
-    <w:next w:val="Normal"/>
-    <w:uiPriority w:val="39"/>
-    <w:semiHidden/>
-    <w:unhideWhenUsed/>
-    <w:pPr>
-      <w:spacing w:after="100"/>
-      <w:ind w:left="660"/>
-    </w:pPr>
-  </w:style>
-  <w:style w:type="paragraph" w:styleId="TOC5">
-    <w:name w:val="toc 5"/>
-    <w:basedOn w:val="Normal"/>
-    <w:next w:val="Normal"/>
-    <w:uiPriority w:val="39"/>
-    <w:semiHidden/>
-    <w:unhideWhenUsed/>
-    <w:pPr>
-      <w:spacing w:after="100"/>
-      <w:ind w:left="880"/>
-    </w:pPr>
-  </w:style>
-  <w:style w:type="paragraph" w:styleId="TOC6">
-    <w:name w:val="toc 6"/>
-    <w:basedOn w:val="Normal"/>
-    <w:next w:val="Normal"/>
-    <w:uiPriority w:val="39"/>
-    <w:semiHidden/>
-    <w:unhideWhenUsed/>
-    <w:pPr>
-      <w:spacing w:after="100"/>
-      <w:ind w:left="1100"/>
-    </w:pPr>
-  </w:style>
-  <w:style w:type="paragraph" w:styleId="TOC7">
-    <w:name w:val="toc 7"/>
-    <w:basedOn w:val="Normal"/>
-    <w:next w:val="Normal"/>
-    <w:uiPriority w:val="39"/>
-    <w:semiHidden/>
-    <w:unhideWhenUsed/>
-    <w:pPr>
-      <w:spacing w:after="100"/>
-      <w:ind w:left="1320"/>
-    </w:pPr>
-  </w:style>
-  <w:style w:type="paragraph" w:styleId="TOC8">
-    <w:name w:val="toc 8"/>
-    <w:basedOn w:val="Normal"/>
-    <w:next w:val="Normal"/>
-    <w:uiPriority w:val="39"/>
-    <w:semiHidden/>
-    <w:unhideWhenUsed/>
-    <w:pPr>
-      <w:spacing w:after="100"/>
-      <w:ind w:left="1540"/>
-    </w:pPr>
-  </w:style>
-  <w:style w:type="paragraph" w:styleId="TOC9">
-    <w:name w:val="toc 9"/>
-    <w:basedOn w:val="Normal"/>
-    <w:next w:val="Normal"/>
-    <w:uiPriority w:val="39"/>
-    <w:semiHidden/>
-    <w:unhideWhenUsed/>
-    <w:pPr>
-      <w:spacing w:after="100"/>
-      <w:ind w:left="1760"/>
-    </w:pPr>
-  </w:style>
   <w:style w:type="character" w:styleId="Hyperlink">
     <w:name w:val="Hyperlink"/>
     <w:basedOn w:val="DefaultParagraphFont"/>
@@ -9699,13 +13188,6 @@
       <w:sz w:val="20"/>
       <w:szCs w:val="20"/>
     </w:rPr>
-  </w:style>
-  <w:style w:type="character" w:styleId="LineNumber">
-    <w:name w:val="line number"/>
-    <w:basedOn w:val="DefaultParagraphFont"/>
-    <w:uiPriority w:val="99"/>
-    <w:semiHidden/>
-    <w:unhideWhenUsed/>
   </w:style>
   <w:style w:type="paragraph" w:styleId="Title">
     <w:name w:val="Title"/>

--- a/Capteur/pcb/Capteur S3/CapteurS3.docx
+++ b/Capteur/pcb/Capteur S3/CapteurS3.docx
@@ -2118,6 +2118,204 @@
     </w:p>
     <w:p>
       <w:pPr>
+        <w:spacing w:after="120"/>
+      </w:pPr>
+      <w:r>
+        <w:rPr>
+          <w:b/>
+          <w:bCs/>
+        </w:rPr>
+        <w:t xml:space="preserve">Réveil par le flotteur et confirmation (Capteur 3.1, testés sur ThRemise le 2026-10-30)</w:t>
+      </w:r>
+      <w:r>
+        <w:t xml:space="preserve"> :</w:t>
+      </w:r>
+    </w:p>
+    <w:p>
+      <w:pPr>
+        <w:pStyle w:val="ListParagraph"/>
+        <w:numPr>
+          <w:ilvl w:val="0"/>
+          <w:numId w:val="2"/>
+        </w:numPr>
+      </w:pPr>
+      <w:r>
+        <w:t xml:space="preserve">Avant le deep sleep, le nœud lit le flotteur et arme un réveil EXT1 sur l'état inverse : il se réveille aussitôt quand la cuve devient pleine </w:t>
+      </w:r>
+      <w:r>
+        <w:rPr>
+          <w:b/>
+          <w:bCs/>
+        </w:rPr>
+        <w:t xml:space="preserve">et</w:t>
+      </w:r>
+      <w:r>
+        <w:t xml:space="preserve"> quand elle se vide. Le tirage de la broche reste actif pendant le sommeil (domaine RTC_PERIPH alimenté seulement dans ce cas).</w:t>
+      </w:r>
+    </w:p>
+    <w:p>
+      <w:pPr>
+        <w:pStyle w:val="ListParagraph"/>
+        <w:numPr>
+          <w:ilvl w:val="0"/>
+          <w:numId w:val="2"/>
+        </w:numPr>
+      </w:pPr>
+      <w:r>
+        <w:rPr>
+          <w:b/>
+          <w:bCs/>
+        </w:rPr>
+        <w:t xml:space="preserve">Anti-rafale</w:t>
+      </w:r>
+      <w:r>
+        <w:t xml:space="preserve"> : pas de nouveau réveil par le flotteur moins de </w:t>
+      </w:r>
+      <w:r>
+        <w:rPr>
+          <w:rFonts w:ascii="Consolas" w:cs="Consolas" w:eastAsia="Consolas" w:hAnsi="Consolas"/>
+          <w:sz w:val="19"/>
+          <w:szCs w:val="19"/>
+        </w:rPr>
+        <w:t xml:space="preserve">mfv_revmin</w:t>
+      </w:r>
+      <w:r>
+        <w:t xml:space="preserve"> secondes (300) après le précédent ; pendant ce délai, l'état est remonté par le réveil minuterie suivant.</w:t>
+      </w:r>
+    </w:p>
+    <w:p>
+      <w:pPr>
+        <w:pStyle w:val="ListParagraph"/>
+        <w:numPr>
+          <w:ilvl w:val="0"/>
+          <w:numId w:val="2"/>
+        </w:numPr>
+      </w:pPr>
+      <w:r>
+        <w:rPr>
+          <w:b/>
+          <w:bCs/>
+        </w:rPr>
+        <w:t xml:space="preserve">Confirmation par le contrôleur</w:t>
+      </w:r>
+      <w:r>
+        <w:t xml:space="preserve"> : chaque trame du flotteur est acquittée par le contrôleur principal (« FlotteurRemise ACK », Home-Assist 3.3). Sans accusé sous 2 s, le nœud renvoie la trame, au plus </w:t>
+      </w:r>
+      <w:r>
+        <w:rPr>
+          <w:rFonts w:ascii="Consolas" w:cs="Consolas" w:eastAsia="Consolas" w:hAnsi="Consolas"/>
+          <w:sz w:val="19"/>
+          <w:szCs w:val="19"/>
+        </w:rPr>
+        <w:t xml:space="preserve">mfv_ackn</w:t>
+      </w:r>
+      <w:r>
+        <w:t xml:space="preserve"> envois (3), puis dort quand même (≈ 7 s d'éveil si le contrôleur est absent).</w:t>
+      </w:r>
+    </w:p>
+    <w:p>
+      <w:pPr>
+        <w:pStyle w:val="ListParagraph"/>
+        <w:numPr>
+          <w:ilvl w:val="0"/>
+          <w:numId w:val="2"/>
+        </w:numPr>
+      </w:pPr>
+      <w:r>
+        <w:t xml:space="preserve">Réglages (page Web, </w:t>
+      </w:r>
+      <w:r>
+        <w:rPr>
+          <w:rFonts w:ascii="Consolas" w:cs="Consolas" w:eastAsia="Consolas" w:hAnsi="Consolas"/>
+          <w:sz w:val="19"/>
+          <w:szCs w:val="19"/>
+        </w:rPr>
+        <w:t xml:space="preserve">SET</w:t>
+      </w:r>
+      <w:r>
+        <w:t xml:space="preserve">, réponse </w:t>
+      </w:r>
+      <w:r>
+        <w:rPr>
+          <w:rFonts w:ascii="Consolas" w:cs="Consolas" w:eastAsia="Consolas" w:hAnsi="Consolas"/>
+          <w:sz w:val="19"/>
+          <w:szCs w:val="19"/>
+        </w:rPr>
+        <w:t xml:space="preserve">CONFIG</w:t>
+      </w:r>
+      <w:r>
+        <w:t xml:space="preserve">) : </w:t>
+      </w:r>
+      <w:r>
+        <w:rPr>
+          <w:rFonts w:ascii="Consolas" w:cs="Consolas" w:eastAsia="Consolas" w:hAnsi="Consolas"/>
+          <w:sz w:val="19"/>
+          <w:szCs w:val="19"/>
+        </w:rPr>
+        <w:t xml:space="preserve">mfv_rev</w:t>
+      </w:r>
+      <w:r>
+        <w:t xml:space="preserve"> 0/1, </w:t>
+      </w:r>
+      <w:r>
+        <w:rPr>
+          <w:rFonts w:ascii="Consolas" w:cs="Consolas" w:eastAsia="Consolas" w:hAnsi="Consolas"/>
+          <w:sz w:val="19"/>
+          <w:szCs w:val="19"/>
+        </w:rPr>
+        <w:t xml:space="preserve">mfv_revmin</w:t>
+      </w:r>
+      <w:r>
+        <w:t xml:space="preserve"> 0 à 86400 s, </w:t>
+      </w:r>
+      <w:r>
+        <w:rPr>
+          <w:rFonts w:ascii="Consolas" w:cs="Consolas" w:eastAsia="Consolas" w:hAnsi="Consolas"/>
+          <w:sz w:val="19"/>
+          <w:szCs w:val="19"/>
+        </w:rPr>
+        <w:t xml:space="preserve">mfv_ack</w:t>
+      </w:r>
+      <w:r>
+        <w:t xml:space="preserve"> 0/1 (case « Confirmation par le contrôleur »), </w:t>
+      </w:r>
+      <w:r>
+        <w:rPr>
+          <w:rFonts w:ascii="Consolas" w:cs="Consolas" w:eastAsia="Consolas" w:hAnsi="Consolas"/>
+          <w:sz w:val="19"/>
+          <w:szCs w:val="19"/>
+        </w:rPr>
+        <w:t xml:space="preserve">mfv_ackn</w:t>
+      </w:r>
+      <w:r>
+        <w:t xml:space="preserve"> 1 à 10. En LoRa seul, un réveil autre que la minuterie envoie aussi une trame </w:t>
+      </w:r>
+      <w:r>
+        <w:rPr>
+          <w:rFonts w:ascii="Consolas" w:cs="Consolas" w:eastAsia="Consolas" w:hAnsi="Consolas"/>
+          <w:sz w:val="19"/>
+          <w:szCs w:val="19"/>
+        </w:rPr>
+        <w:t xml:space="preserve">REVEIL … Cause réveil : EXT1</w:t>
+      </w:r>
+      <w:r>
+        <w:t xml:space="preserve">.</w:t>
+      </w:r>
+    </w:p>
+    <w:p>
+      <w:pPr>
+        <w:pStyle w:val="ListParagraph"/>
+        <w:numPr>
+          <w:ilvl w:val="0"/>
+          <w:numId w:val="2"/>
+        </w:numPr>
+      </w:pPr>
+      <w:r>
+        <w:t xml:space="preserve">Remplace l'automatisation HA « Cuve - SLEEP et ACK flotteur » (sommeil selon la météo), supprimée : le besoin (alerte dans les 30 min après la fermeture du flotteur) est couvert même avec un sommeil de 600 s.</w:t>
+      </w:r>
+    </w:p>
+    <w:p>
+      <w:pPr>
         <w:pStyle w:val="Heading2"/>
         <w:keepNext/>
       </w:pPr>
@@ -10168,28 +10366,7 @@
         <w:t xml:space="preserve">Flotteur</w:t>
       </w:r>
       <w:r>
-        <w:t xml:space="preserve"> : rappel de 10 k vers 3V3 (le rappel interne du S3, ≈ 45 k, est faible pour 50 cm de fil) ; R5 1 k + C7 100 nF filtrent les parasites captés par le fil (constante de temps 0,1 ms, sans effet sur une mesure toutes les minutes). Contact fermé (cuve pleine) : 0,33 mA dans R4. Le code (</w:t>
-      </w:r>
-      <w:r>
-        <w:rPr>
-          <w:rFonts w:ascii="Consolas" w:cs="Consolas" w:eastAsia="Consolas" w:hAnsi="Consolas"/>
-          <w:sz w:val="19"/>
-          <w:szCs w:val="19"/>
-        </w:rPr>
-        <w:t xml:space="preserve">INPUT_PULLUP</w:t>
-      </w:r>
-      <w:r>
-        <w:t xml:space="preserve">) inverse la lecture : il publie </w:t>
-      </w:r>
-      <w:r>
-        <w:rPr>
-          <w:b/>
-          <w:bCs/>
-        </w:rPr>
-        <w:t xml:space="preserve">1 = cuve pleine, 0 = pas pleine</w:t>
-      </w:r>
-      <w:r>
-        <w:t xml:space="preserve">.</w:t>
+        <w:t xml:space="preserve"> : rappel de 10 k vers 3V3 (le rappel interne du S3, ≈ 45 k, est faible pour 50 cm de fil) ; R5 1 k + C7 100 nF filtrent les parasites captés par le fil (constante de temps 0,1 ms, sans effet sur une mesure toutes les minutes). Contact fermé (cuve pleine) : 0,33 mA dans R4, aussi pendant le sommeil. Valeur publiée : voir § 8.6 (constaté sur ThRemise : 1 = cuve vide, 0 = cuve pleine).</w:t>
       </w:r>
     </w:p>
     <w:p>
@@ -11995,7 +12172,17 @@
         </w:numPr>
       </w:pPr>
       <w:r>
-        <w:t xml:space="preserve">[ ] Code : vérifier le sens de lecture du flotteur (1 = plein).</w:t>
+        <w:t xml:space="preserve">[x] Code : sens de lecture du flotteur vérifié sur ThRemise (2026-10-30, montage d'essai, flotteur direct sur D0) : </w:t>
+      </w:r>
+      <w:r>
+        <w:rPr>
+          <w:b/>
+          <w:bCs/>
+        </w:rPr>
+        <w:t xml:space="preserve">1 = flotteur ouvert = cuve vide</w:t>
+      </w:r>
+      <w:r>
+        <w:t xml:space="preserve">, 0 = cuve pleine ; Home Assistant affiche « Cuve vide » pour une valeur &gt; 0. À revérifier sur la carte (R4 10 k) avant de changer quoi que ce soit.</w:t>
       </w:r>
     </w:p>
     <w:p>
